--- a/Core/Docs/DeepmageOverlord_CombatDesignReference.docx
+++ b/Core/Docs/DeepmageOverlord_CombatDesignReference.docx
@@ -87,23 +87,65 @@
         <w:spacing w:after="80"/>
       </w:pPr>
       <w:r>
-        <w:t xml:space="preserve">All attributes fall into one of three categories.</w:t>
-      </w:r>
-    </w:p>
-    <w:p>
-      <w:pPr>
+        <w:t xml:space="preserve">All stats fall into one of two categories. Each stat has two key values:</w:t>
+      </w:r>
+    </w:p>
+    <w:p>
+      <w:pPr>
+        <w:pStyle w:val="ListParagraph"/>
+        <w:numPr>
+          <w:ilvl w:val="0"/>
+          <w:numId w:val="2"/>
+        </w:numPr>
         <w:spacing w:after="60"/>
       </w:pPr>
       <w:r>
+        <w:t xml:space="preserve">Base — the minimum value the unit starts with. Always at least 1. Determined by race, class, and other sources.</w:t>
+      </w:r>
+    </w:p>
+    <w:p>
+      <w:pPr>
+        <w:pStyle w:val="ListParagraph"/>
+        <w:numPr>
+          <w:ilvl w:val="0"/>
+          <w:numId w:val="2"/>
+        </w:numPr>
+        <w:spacing w:after="60"/>
+      </w:pPr>
+      <w:r>
+        <w:t xml:space="preserve">Potential — the maximum value the stat can be trained up to. Also set by race, class, and other sources.</w:t>
+      </w:r>
+    </w:p>
+    <w:p>
+      <w:pPr>
+        <w:spacing w:after="60"/>
+      </w:pPr>
+      <w:r>
         <w:t xml:space="preserve"/>
       </w:r>
     </w:p>
     <w:p>
       <w:pPr>
+        <w:spacing w:after="80"/>
+      </w:pPr>
+      <w:r>
+        <w:t xml:space="preserve">For example, a character with the Oni bloodline may have a higher Potential in Martial and Parry, plus an extra base point in each — meaning they can train those stats higher than most. Monsters typically have lower Skill Attributes but higher base values in Combat Attributes like Posture.</w:t>
+      </w:r>
+    </w:p>
+    <w:p>
+      <w:pPr>
+        <w:spacing w:after="60"/>
+      </w:pPr>
+      <w:r>
+        <w:t xml:space="preserve"/>
+      </w:r>
+    </w:p>
+    <w:p>
+      <w:pPr>
         <w:pStyle w:val="Heading2"/>
       </w:pPr>
       <w:r>
-        <w:t xml:space="preserve">2.1  Base Attributes</w:t>
+        <w:t xml:space="preserve">2.1  Skill Attributes</w:t>
       </w:r>
     </w:p>
     <w:p>
@@ -111,7 +153,7 @@
         <w:spacing w:after="80"/>
       </w:pPr>
       <w:r>
-        <w:t xml:space="preserve">Raw physical and mental makeup. These do not directly feed into combat rolls but contribute to derived stats and are modified by class and feat bonuses. All cap at 2.</w:t>
+        <w:t xml:space="preserve">The core combat stats that attack and defense rolls directly reference. These are the primary expression of a unit's fighting capability and are the stats that grow through training and class progression.</w:t>
       </w:r>
     </w:p>
     <w:p>
@@ -248,7 +290,7 @@
           </w:tcPr>
           <w:p>
             <w:r>
-              <w:t xml:space="preserve">Might</w:t>
+              <w:t xml:space="preserve">Martial</w:t>
             </w:r>
           </w:p>
         </w:tc>
@@ -271,7 +313,7 @@
           </w:tcPr>
           <w:p>
             <w:r>
-              <w:t xml:space="preserve">Physical power and brute force.</w:t>
+              <w:t xml:space="preserve">Attack power for physical weapon techniques. Added to weapon damage on hit. The default prowess stat for most melee and physical attacks.</w:t>
             </w:r>
           </w:p>
         </w:tc>
@@ -294,7 +336,7 @@
           </w:tcPr>
           <w:p>
             <w:r>
-              <w:t xml:space="preserve">Max 2</w:t>
+              <w:t xml:space="preserve">Base min: 1</w:t>
             </w:r>
           </w:p>
         </w:tc>
@@ -319,7 +361,7 @@
           </w:tcPr>
           <w:p>
             <w:r>
-              <w:t xml:space="preserve">Agility</w:t>
+              <w:t xml:space="preserve">Parry</w:t>
             </w:r>
           </w:p>
         </w:tc>
@@ -342,7 +384,7 @@
           </w:tcPr>
           <w:p>
             <w:r>
-              <w:t xml:space="preserve">Speed, coordination, and dexterity.</w:t>
+              <w:t xml:space="preserve">Represents using weapons, armor, and body to defend against anything with a solid component — sword swings, arrows, magically launched projectiles, and more. The default defense stat against physical attacks.</w:t>
             </w:r>
           </w:p>
         </w:tc>
@@ -365,7 +407,7 @@
           </w:tcPr>
           <w:p>
             <w:r>
-              <w:t xml:space="preserve">Max 2</w:t>
+              <w:t xml:space="preserve">Base min: 1</w:t>
             </w:r>
           </w:p>
         </w:tc>
@@ -390,7 +432,7 @@
           </w:tcPr>
           <w:p>
             <w:r>
-              <w:t xml:space="preserve">Endurance</w:t>
+              <w:t xml:space="preserve">Evade</w:t>
             </w:r>
           </w:p>
         </w:tc>
@@ -413,7 +455,7 @@
           </w:tcPr>
           <w:p>
             <w:r>
-              <w:t xml:space="preserve">Physical toughness and stamina.</w:t>
+              <w:t xml:space="preserve">Dodge capability. Subtracted from an attacker's accuracy to reduce their final hit chance.</w:t>
             </w:r>
           </w:p>
         </w:tc>
@@ -436,7 +478,7 @@
           </w:tcPr>
           <w:p>
             <w:r>
-              <w:t xml:space="preserve">Max 2</w:t>
+              <w:t xml:space="preserve">Base min: 1</w:t>
             </w:r>
           </w:p>
         </w:tc>
@@ -461,7 +503,7 @@
           </w:tcPr>
           <w:p>
             <w:r>
-              <w:t xml:space="preserve">Mind</w:t>
+              <w:t xml:space="preserve">Channel</w:t>
             </w:r>
           </w:p>
         </w:tc>
@@ -484,7 +526,7 @@
           </w:tcPr>
           <w:p>
             <w:r>
-              <w:t xml:space="preserve">Mental sharpness and focus.</w:t>
+              <w:t xml:space="preserve">Magic casting power. Used as the prowess stat for spells and magical abilities. Contributes to infliction chance on magical effects.</w:t>
             </w:r>
           </w:p>
         </w:tc>
@@ -507,7 +549,7 @@
           </w:tcPr>
           <w:p>
             <w:r>
-              <w:t xml:space="preserve">Max 2</w:t>
+              <w:t xml:space="preserve">Base min: 1</w:t>
             </w:r>
           </w:p>
         </w:tc>
@@ -532,7 +574,7 @@
           </w:tcPr>
           <w:p>
             <w:r>
-              <w:t xml:space="preserve">Presence</w:t>
+              <w:t xml:space="preserve">Resist</w:t>
             </w:r>
           </w:p>
         </w:tc>
@@ -555,7 +597,7 @@
           </w:tcPr>
           <w:p>
             <w:r>
-              <w:t xml:space="preserve">Charisma, leadership, and force of will.</w:t>
+              <w:t xml:space="preserve">A mage's ability to control their aura to defend against forms of energy or spiritual attack — including fireballs, lightning, acid sprays, poison gas, and similar phenomena. All characters in this setting are mages to some degree.</w:t>
             </w:r>
           </w:p>
         </w:tc>
@@ -578,78 +620,7 @@
           </w:tcPr>
           <w:p>
             <w:r>
-              <w:t xml:space="preserve">Max 2</w:t>
-            </w:r>
-          </w:p>
-        </w:tc>
-      </w:tr>
-      <w:tr>
-        <w:tc>
-          <w:tcPr>
-            <w:tcW w:type="dxa" w:w="2200"/>
-            <w:tcBorders>
-              <w:top w:val="single" w:color="CCCCCC" w:sz="1"/>
-              <w:left w:val="single" w:color="CCCCCC" w:sz="1"/>
-              <w:bottom w:val="single" w:color="CCCCCC" w:sz="1"/>
-              <w:right w:val="single" w:color="CCCCCC" w:sz="1"/>
-            </w:tcBorders>
-            <w:shd w:fill="FFFFFF" w:val="clear"/>
-            <w:tcMar>
-              <w:top w:type="dxa" w:w="80"/>
-              <w:left w:type="dxa" w:w="120"/>
-              <w:bottom w:type="dxa" w:w="80"/>
-              <w:right w:type="dxa" w:w="120"/>
-            </w:tcMar>
-          </w:tcPr>
-          <w:p>
-            <w:r>
-              <w:t xml:space="preserve">Sense</w:t>
-            </w:r>
-          </w:p>
-        </w:tc>
-        <w:tc>
-          <w:tcPr>
-            <w:tcW w:type="dxa" w:w="4760"/>
-            <w:tcBorders>
-              <w:top w:val="single" w:color="CCCCCC" w:sz="1"/>
-              <w:left w:val="single" w:color="CCCCCC" w:sz="1"/>
-              <w:bottom w:val="single" w:color="CCCCCC" w:sz="1"/>
-              <w:right w:val="single" w:color="CCCCCC" w:sz="1"/>
-            </w:tcBorders>
-            <w:shd w:fill="FFFFFF" w:val="clear"/>
-            <w:tcMar>
-              <w:top w:type="dxa" w:w="80"/>
-              <w:left w:type="dxa" w:w="120"/>
-              <w:bottom w:type="dxa" w:w="80"/>
-              <w:right w:type="dxa" w:w="120"/>
-            </w:tcMar>
-          </w:tcPr>
-          <w:p>
-            <w:r>
-              <w:t xml:space="preserve">Perception, awareness, and intuition.</w:t>
-            </w:r>
-          </w:p>
-        </w:tc>
-        <w:tc>
-          <w:tcPr>
-            <w:tcW w:type="dxa" w:w="2400"/>
-            <w:tcBorders>
-              <w:top w:val="single" w:color="CCCCCC" w:sz="1"/>
-              <w:left w:val="single" w:color="CCCCCC" w:sz="1"/>
-              <w:bottom w:val="single" w:color="CCCCCC" w:sz="1"/>
-              <w:right w:val="single" w:color="CCCCCC" w:sz="1"/>
-            </w:tcBorders>
-            <w:shd w:fill="FFFFFF" w:val="clear"/>
-            <w:tcMar>
-              <w:top w:type="dxa" w:w="80"/>
-              <w:left w:type="dxa" w:w="120"/>
-              <w:bottom w:type="dxa" w:w="80"/>
-              <w:right w:type="dxa" w:w="120"/>
-            </w:tcMar>
-          </w:tcPr>
-          <w:p>
-            <w:r>
-              <w:t xml:space="preserve">Max 2</w:t>
+              <w:t xml:space="preserve">Base min: 1</w:t>
             </w:r>
           </w:p>
         </w:tc>
@@ -668,7 +639,7 @@
         <w:pStyle w:val="Heading2"/>
       </w:pPr>
       <w:r>
-        <w:t xml:space="preserve">2.2  Skill Attributes</w:t>
+        <w:t xml:space="preserve">2.2  Combat &amp; Derived Attributes</w:t>
       </w:r>
     </w:p>
     <w:p>
@@ -676,7 +647,7 @@
         <w:spacing w:after="80"/>
       </w:pPr>
       <w:r>
-        <w:t xml:space="preserve">The combat-facing stats that most attack and defense rolls directly reference.</w:t>
+        <w:t xml:space="preserve">Primary resource pools and computed values used during combat.</w:t>
       </w:r>
     </w:p>
     <w:p>
@@ -813,7 +784,7 @@
           </w:tcPr>
           <w:p>
             <w:r>
-              <w:t xml:space="preserve">Martial</w:t>
+              <w:t xml:space="preserve">Posture</w:t>
             </w:r>
           </w:p>
         </w:tc>
@@ -836,7 +807,7 @@
           </w:tcPr>
           <w:p>
             <w:r>
-              <w:t xml:space="preserve">Melee attack power. The default prowess stat for physical attacks. Added to weapon damage on hit.</w:t>
+              <w:t xml:space="preserve">The unit's health pool. Damage is subtracted from Posture. At 0 the unit is Downed. Rather than representing a body absorbing direct wounds, Posture represents a unit actively holding their defense — they are blocking, parrying, and managing pressure until they are finally overwhelmed.</w:t>
             </w:r>
           </w:p>
         </w:tc>
@@ -859,7 +830,7 @@
           </w:tcPr>
           <w:p>
             <w:r>
-              <w:t xml:space="preserve">Max 2</w:t>
+              <w:t xml:space="preserve">Default max: 20</w:t>
             </w:r>
           </w:p>
         </w:tc>
@@ -884,7 +855,7 @@
           </w:tcPr>
           <w:p>
             <w:r>
-              <w:t xml:space="preserve">Parry</w:t>
+              <w:t xml:space="preserve">Active Points (AP)</w:t>
             </w:r>
           </w:p>
         </w:tc>
@@ -907,7 +878,7 @@
           </w:tcPr>
           <w:p>
             <w:r>
-              <w:t xml:space="preserve">Block and deflect capability. The default defense stat subtracted from incoming melee damage.</w:t>
+              <w:t xml:space="preserve">Action points spent to use active skills on the unit's turn.</w:t>
             </w:r>
           </w:p>
         </w:tc>
@@ -930,7 +901,7 @@
           </w:tcPr>
           <w:p>
             <w:r>
-              <w:t xml:space="preserve">Max 2</w:t>
+              <w:t xml:space="preserve">Base: 2, Max: 4</w:t>
             </w:r>
           </w:p>
         </w:tc>
@@ -955,7 +926,7 @@
           </w:tcPr>
           <w:p>
             <w:r>
-              <w:t xml:space="preserve">Evade</w:t>
+              <w:t xml:space="preserve">Passive Points (PP)</w:t>
             </w:r>
           </w:p>
         </w:tc>
@@ -978,7 +949,7 @@
           </w:tcPr>
           <w:p>
             <w:r>
-              <w:t xml:space="preserve">Dodge capability. Subtracted from an attacker's accuracy to lower their final hit chance.</w:t>
+              <w:t xml:space="preserve">Resource spent when passive skills trigger reactively.</w:t>
             </w:r>
           </w:p>
         </w:tc>
@@ -1001,7 +972,7 @@
           </w:tcPr>
           <w:p>
             <w:r>
-              <w:t xml:space="preserve">Max 2</w:t>
+              <w:t xml:space="preserve">Base: 2, Max: 4</w:t>
             </w:r>
           </w:p>
         </w:tc>
@@ -1026,7 +997,7 @@
           </w:tcPr>
           <w:p>
             <w:r>
-              <w:t xml:space="preserve">Channel</w:t>
+              <w:t xml:space="preserve">Initiative</w:t>
             </w:r>
           </w:p>
         </w:tc>
@@ -1049,7 +1020,7 @@
           </w:tcPr>
           <w:p>
             <w:r>
-              <w:t xml:space="preserve">Magic casting power. Used as the prowess stat for spells.</w:t>
+              <w:t xml:space="preserve">Determines turn order. Higher acts sooner. Rolled at round start.</w:t>
             </w:r>
           </w:p>
         </w:tc>
@@ -1072,7 +1043,7 @@
           </w:tcPr>
           <w:p>
             <w:r>
-              <w:t xml:space="preserve">Max 2</w:t>
+              <w:t xml:space="preserve">Base: 15</w:t>
             </w:r>
           </w:p>
         </w:tc>
@@ -1097,7 +1068,7 @@
           </w:tcPr>
           <w:p>
             <w:r>
-              <w:t xml:space="preserve">Resist</w:t>
+              <w:t xml:space="preserve">Accuracy</w:t>
             </w:r>
           </w:p>
         </w:tc>
@@ -1120,7 +1091,7 @@
           </w:tcPr>
           <w:p>
             <w:r>
-              <w:t xml:space="preserve">Magic defense. Used as the defense stat against spells.</w:t>
+              <w:t xml:space="preserve">Added to a skill's base accuracy when making a hit roll. Calculated stat.</w:t>
             </w:r>
           </w:p>
         </w:tc>
@@ -1143,7 +1114,7 @@
           </w:tcPr>
           <w:p>
             <w:r>
-              <w:t xml:space="preserve">Max 2</w:t>
+              <w:t xml:space="preserve">Varies by class</w:t>
             </w:r>
           </w:p>
         </w:tc>
@@ -1168,7 +1139,7 @@
           </w:tcPr>
           <w:p>
             <w:r>
-              <w:t xml:space="preserve">Clash</w:t>
+              <w:t xml:space="preserve">Critical Chance</w:t>
             </w:r>
           </w:p>
         </w:tc>
@@ -1191,7 +1162,7 @@
           </w:tcPr>
           <w:p>
             <w:r>
-              <w:t xml:space="preserve">Head-on combat capability. Used by specific skills.</w:t>
+              <w:t xml:space="preserve">Base probability of scoring a critical hit. Calculated stat.</w:t>
             </w:r>
           </w:p>
         </w:tc>
@@ -1214,7 +1185,7 @@
           </w:tcPr>
           <w:p>
             <w:r>
-              <w:t xml:space="preserve">Max 2</w:t>
+              <w:t xml:space="preserve">Varies by class</w:t>
             </w:r>
           </w:p>
         </w:tc>
@@ -1239,7 +1210,7 @@
           </w:tcPr>
           <w:p>
             <w:r>
-              <w:t xml:space="preserve">Will</w:t>
+              <w:t xml:space="preserve">Speed</w:t>
             </w:r>
           </w:p>
         </w:tc>
@@ -1262,7 +1233,7 @@
           </w:tcPr>
           <w:p>
             <w:r>
-              <w:t xml:space="preserve">Mental fortitude. Resistance to mental/morale effects.</w:t>
+              <w:t xml:space="preserve">Determines how far a unit can move in a single movement action. Movement is freeform and three-dimensional.</w:t>
             </w:r>
           </w:p>
         </w:tc>
@@ -1285,7 +1256,78 @@
           </w:tcPr>
           <w:p>
             <w:r>
-              <w:t xml:space="preserve">Max 3</w:t>
+              <w:t xml:space="preserve">Default: 4, Max: 4</w:t>
+            </w:r>
+          </w:p>
+        </w:tc>
+      </w:tr>
+      <w:tr>
+        <w:tc>
+          <w:tcPr>
+            <w:tcW w:type="dxa" w:w="2200"/>
+            <w:tcBorders>
+              <w:top w:val="single" w:color="CCCCCC" w:sz="1"/>
+              <w:left w:val="single" w:color="CCCCCC" w:sz="1"/>
+              <w:bottom w:val="single" w:color="CCCCCC" w:sz="1"/>
+              <w:right w:val="single" w:color="CCCCCC" w:sz="1"/>
+            </w:tcBorders>
+            <w:shd w:fill="FFFFFF" w:val="clear"/>
+            <w:tcMar>
+              <w:top w:type="dxa" w:w="80"/>
+              <w:left w:type="dxa" w:w="120"/>
+              <w:bottom w:type="dxa" w:w="80"/>
+              <w:right w:type="dxa" w:w="120"/>
+            </w:tcMar>
+          </w:tcPr>
+          <w:p>
+            <w:r>
+              <w:t xml:space="preserve">Mana</w:t>
+            </w:r>
+          </w:p>
+        </w:tc>
+        <w:tc>
+          <w:tcPr>
+            <w:tcW w:type="dxa" w:w="4760"/>
+            <w:tcBorders>
+              <w:top w:val="single" w:color="CCCCCC" w:sz="1"/>
+              <w:left w:val="single" w:color="CCCCCC" w:sz="1"/>
+              <w:bottom w:val="single" w:color="CCCCCC" w:sz="1"/>
+              <w:right w:val="single" w:color="CCCCCC" w:sz="1"/>
+            </w:tcBorders>
+            <w:shd w:fill="FFFFFF" w:val="clear"/>
+            <w:tcMar>
+              <w:top w:type="dxa" w:w="80"/>
+              <w:left w:type="dxa" w:w="120"/>
+              <w:bottom w:type="dxa" w:w="80"/>
+              <w:right w:type="dxa" w:w="120"/>
+            </w:tcMar>
+          </w:tcPr>
+          <w:p>
+            <w:r>
+              <w:t xml:space="preserve">Resource pool for casting spells.</w:t>
+            </w:r>
+          </w:p>
+        </w:tc>
+        <w:tc>
+          <w:tcPr>
+            <w:tcW w:type="dxa" w:w="2400"/>
+            <w:tcBorders>
+              <w:top w:val="single" w:color="CCCCCC" w:sz="1"/>
+              <w:left w:val="single" w:color="CCCCCC" w:sz="1"/>
+              <w:bottom w:val="single" w:color="CCCCCC" w:sz="1"/>
+              <w:right w:val="single" w:color="CCCCCC" w:sz="1"/>
+            </w:tcBorders>
+            <w:shd w:fill="FFFFFF" w:val="clear"/>
+            <w:tcMar>
+              <w:top w:type="dxa" w:w="80"/>
+              <w:left w:type="dxa" w:w="120"/>
+              <w:bottom w:type="dxa" w:w="80"/>
+              <w:right w:type="dxa" w:w="120"/>
+            </w:tcMar>
+          </w:tcPr>
+          <w:p>
+            <w:r>
+              <w:t xml:space="preserve">Base: 10</w:t>
             </w:r>
           </w:p>
         </w:tc>
@@ -1301,18 +1343,682 @@
     </w:p>
     <w:p>
       <w:pPr>
+        <w:pStyle w:val="Heading1"/>
+      </w:pPr>
+      <w:r>
+        <w:t xml:space="preserve">3. Movement</w:t>
+      </w:r>
+    </w:p>
+    <w:p>
+      <w:pPr>
+        <w:spacing w:after="80"/>
+      </w:pPr>
+      <w:r>
+        <w:t xml:space="preserve">Movement is freeform and three-dimensional, similar to CRPGs like Baldur's Gate 3 or Divinity: Original Sin 2. Units do not move along a fixed grid. Instead, a unit can move anywhere within a radius determined by their Speed stat, navigating the environment naturally — around obstacles, up elevation, through open ground.</w:t>
+      </w:r>
+    </w:p>
+    <w:p>
+      <w:pPr>
+        <w:spacing w:after="60"/>
+      </w:pPr>
+      <w:r>
+        <w:t xml:space="preserve"/>
+      </w:r>
+    </w:p>
+    <w:p>
+      <w:pPr>
+        <w:spacing w:after="80"/>
+      </w:pPr>
+      <w:r>
+        <w:t xml:space="preserve">A unit's Speed stat determines how far they can travel in a single move. The terrain is a fully realized 3D environment, so movement naturally accounts for height, slopes, and geometry rather than abstract tile counts.</w:t>
+      </w:r>
+    </w:p>
+    <w:p>
+      <w:pPr>
+        <w:spacing w:after="60"/>
+      </w:pPr>
+      <w:r>
+        <w:t xml:space="preserve"/>
+      </w:r>
+    </w:p>
+    <w:p>
+      <w:pPr>
+        <w:spacing w:after="80"/>
+      </w:pPr>
+      <w:r>
+        <w:t xml:space="preserve">Movement does not cost AP on its own when it is part of executing a skill. Some melee attacks will automatically close distance to the target if they are out of range — the movement is absorbed into the action. This auto-rush behavior is not universal; it is enabled per-skill and depends on whether the skill is configured to be usable against targets at range. Dedicated movement skills (Rush, Move, Teleport) are standalone active skills that do consume AP.</w:t>
+      </w:r>
+    </w:p>
+    <w:p>
+      <w:pPr>
+        <w:spacing w:after="60"/>
+      </w:pPr>
+      <w:r>
+        <w:t xml:space="preserve"/>
+      </w:r>
+    </w:p>
+    <w:p>
+      <w:pPr>
+        <w:spacing w:after="80"/>
+      </w:pPr>
+      <w:r>
+        <w:rPr>
+          <w:b/>
+          <w:bCs/>
+        </w:rPr>
+        <w:t xml:space="preserve">Rush To Unit:</w:t>
+      </w:r>
+      <w:r>
+        <w:t xml:space="preserve"> Automatically closes distance to a specific target unit. Used as a built-in gap-closer for melee attack routines.</w:t>
+      </w:r>
+    </w:p>
+    <w:p>
+      <w:pPr>
+        <w:spacing w:after="80"/>
+      </w:pPr>
+      <w:r>
+        <w:rPr>
+          <w:b/>
+          <w:bCs/>
+        </w:rPr>
+        <w:t xml:space="preserve">Rush:</w:t>
+      </w:r>
+      <w:r>
+        <w:t xml:space="preserve"> Move quickly to any point within the unit's movement range.</w:t>
+      </w:r>
+    </w:p>
+    <w:p>
+      <w:pPr>
+        <w:spacing w:after="80"/>
+      </w:pPr>
+      <w:r>
+        <w:rPr>
+          <w:b/>
+          <w:bCs/>
+        </w:rPr>
+        <w:t xml:space="preserve">Move:</w:t>
+      </w:r>
+      <w:r>
+        <w:t xml:space="preserve"> Standard repositioning to a chosen location within range.</w:t>
+      </w:r>
+    </w:p>
+    <w:p>
+      <w:pPr>
+        <w:spacing w:after="80"/>
+      </w:pPr>
+      <w:r>
+        <w:rPr>
+          <w:b/>
+          <w:bCs/>
+        </w:rPr>
+        <w:t xml:space="preserve">Teleport:</w:t>
+      </w:r>
+      <w:r>
+        <w:t xml:space="preserve"> Instantly moves to any valid location, ignoring terrain between the start and end point.</w:t>
+      </w:r>
+    </w:p>
+    <w:p>
+      <w:pPr>
+        <w:spacing w:after="60"/>
+      </w:pPr>
+      <w:r>
+        <w:t xml:space="preserve"/>
+      </w:r>
+    </w:p>
+    <w:p>
+      <w:pPr>
+        <w:pStyle w:val="Heading1"/>
+      </w:pPr>
+      <w:r>
+        <w:t xml:space="preserve">4. The Attack Sequence</w:t>
+      </w:r>
+    </w:p>
+    <w:p>
+      <w:pPr>
+        <w:spacing w:after="80"/>
+      </w:pPr>
+      <w:r>
+        <w:t xml:space="preserve">When a unit uses an attack skill, the following steps resolve in strict order.</w:t>
+      </w:r>
+    </w:p>
+    <w:p>
+      <w:pPr>
+        <w:spacing w:after="60"/>
+      </w:pPr>
+      <w:r>
+        <w:t xml:space="preserve"/>
+      </w:r>
+    </w:p>
+    <w:p>
+      <w:pPr>
+        <w:pStyle w:val="Heading3"/>
+      </w:pPr>
+      <w:r>
+        <w:t xml:space="preserve">Step 1 — Declaration</w:t>
+      </w:r>
+    </w:p>
+    <w:p>
+      <w:pPr>
+        <w:spacing w:after="80"/>
+      </w:pPr>
+      <w:r>
+        <w:t xml:space="preserve">The attacker, defender, skill, and weapon are identified. The active weapon is pulled from the unit's equipment. If the skill requires a specific weapon type, the system automatically swaps the correct weapon into the main hand.</w:t>
+      </w:r>
+    </w:p>
+    <w:p>
+      <w:pPr>
+        <w:spacing w:after="60"/>
+      </w:pPr>
+      <w:r>
+        <w:t xml:space="preserve"/>
+      </w:r>
+    </w:p>
+    <w:p>
+      <w:pPr>
+        <w:pStyle w:val="Heading3"/>
+      </w:pPr>
+      <w:r>
+        <w:t xml:space="preserve">Step 2 — Stat Gathering</w:t>
+      </w:r>
+    </w:p>
+    <w:p>
+      <w:pPr>
+        <w:spacing w:after="80"/>
+      </w:pPr>
+      <w:r>
+        <w:t xml:space="preserve">The system reads the values needed for the roll:</w:t>
+      </w:r>
+    </w:p>
+    <w:p>
+      <w:pPr>
+        <w:pStyle w:val="ListParagraph"/>
+        <w:numPr>
+          <w:ilvl w:val="0"/>
+          <w:numId w:val="2"/>
+        </w:numPr>
+        <w:spacing w:after="60"/>
+      </w:pPr>
+      <w:r>
+        <w:t xml:space="preserve">Attacker's prowess attribute value (usually Martial)</w:t>
+      </w:r>
+    </w:p>
+    <w:p>
+      <w:pPr>
+        <w:pStyle w:val="ListParagraph"/>
+        <w:numPr>
+          <w:ilvl w:val="0"/>
+          <w:numId w:val="2"/>
+        </w:numPr>
+        <w:spacing w:after="60"/>
+      </w:pPr>
+      <w:r>
+        <w:t xml:space="preserve">Defender's defense attribute value (usually Parry)</w:t>
+      </w:r>
+    </w:p>
+    <w:p>
+      <w:pPr>
+        <w:pStyle w:val="ListParagraph"/>
+        <w:numPr>
+          <w:ilvl w:val="0"/>
+          <w:numId w:val="2"/>
+        </w:numPr>
+        <w:spacing w:after="60"/>
+      </w:pPr>
+      <w:r>
+        <w:t xml:space="preserve">Final hit chance: Attacker Accuracy + Skill Base Accuracy + formula bonus − Defender Evade</w:t>
+      </w:r>
+    </w:p>
+    <w:p>
+      <w:pPr>
+        <w:pStyle w:val="ListParagraph"/>
+        <w:numPr>
+          <w:ilvl w:val="0"/>
+          <w:numId w:val="2"/>
+        </w:numPr>
+        <w:spacing w:after="60"/>
+      </w:pPr>
+      <w:r>
+        <w:t xml:space="preserve">Final crit chance: Attacker Critical Chance + Skill Crit Modifier</w:t>
+      </w:r>
+    </w:p>
+    <w:p>
+      <w:pPr>
+        <w:spacing w:after="60"/>
+      </w:pPr>
+      <w:r>
+        <w:t xml:space="preserve"/>
+      </w:r>
+    </w:p>
+    <w:p>
+      <w:pPr>
+        <w:pStyle w:val="Heading3"/>
+      </w:pPr>
+      <w:r>
+        <w:t xml:space="preserve">Step 3 — Pre-Roll Status Hooks</w:t>
+      </w:r>
+    </w:p>
+    <w:p>
+      <w:pPr>
+        <w:spacing w:after="80"/>
+      </w:pPr>
+      <w:r>
+        <w:t xml:space="preserve">Before any dice are rolled, active status effects on either unit may modify the pending input values:</w:t>
+      </w:r>
+    </w:p>
+    <w:p>
+      <w:pPr>
+        <w:pStyle w:val="ListParagraph"/>
+        <w:numPr>
+          <w:ilvl w:val="0"/>
+          <w:numId w:val="2"/>
+        </w:numPr>
+        <w:spacing w:after="60"/>
+      </w:pPr>
+      <w:r>
+        <w:t xml:space="preserve">Pending accuracy (raise or lower the hit chance)</w:t>
+      </w:r>
+    </w:p>
+    <w:p>
+      <w:pPr>
+        <w:pStyle w:val="ListParagraph"/>
+        <w:numPr>
+          <w:ilvl w:val="0"/>
+          <w:numId w:val="2"/>
+        </w:numPr>
+        <w:spacing w:after="60"/>
+      </w:pPr>
+      <w:r>
+        <w:t xml:space="preserve">Pending power percent (raise or lower damage multiplier)</w:t>
+      </w:r>
+    </w:p>
+    <w:p>
+      <w:pPr>
+        <w:pStyle w:val="ListParagraph"/>
+        <w:numPr>
+          <w:ilvl w:val="0"/>
+          <w:numId w:val="2"/>
+        </w:numPr>
+        <w:spacing w:after="60"/>
+      </w:pPr>
+      <w:r>
+        <w:t xml:space="preserve">Pending crit chance (raise or lower crit probability)</w:t>
+      </w:r>
+    </w:p>
+    <w:p>
+      <w:pPr>
+        <w:pStyle w:val="ListParagraph"/>
+        <w:numPr>
+          <w:ilvl w:val="0"/>
+          <w:numId w:val="2"/>
+        </w:numPr>
+        <w:spacing w:after="60"/>
+      </w:pPr>
+      <w:r>
+        <w:t xml:space="preserve">Pending defense value (raise or lower the defender's damage reduction)</w:t>
+      </w:r>
+    </w:p>
+    <w:p>
+      <w:pPr>
+        <w:pStyle w:val="ListParagraph"/>
+        <w:numPr>
+          <w:ilvl w:val="0"/>
+          <w:numId w:val="2"/>
+        </w:numPr>
+        <w:spacing w:after="60"/>
+      </w:pPr>
+      <w:r>
+        <w:t xml:space="preserve">Force-Hit or Force-Miss flags (override dice entirely)</w:t>
+      </w:r>
+    </w:p>
+    <w:p>
+      <w:pPr>
+        <w:spacing w:after="60"/>
+      </w:pPr>
+      <w:r>
+        <w:t xml:space="preserve"/>
+      </w:r>
+    </w:p>
+    <w:p>
+      <w:pPr>
+        <w:pStyle w:val="Heading3"/>
+      </w:pPr>
+      <w:r>
+        <w:t xml:space="preserve">Step 4 — Hit Roll</w:t>
+      </w:r>
+    </w:p>
+    <w:p>
+      <w:pPr>
+        <w:spacing w:after="80"/>
+      </w:pPr>
+      <w:r>
+        <w:t xml:space="preserve">Two separate rolls are made on a 1–100 scale:</w:t>
+      </w:r>
+    </w:p>
+    <w:p>
+      <w:pPr>
+        <w:pStyle w:val="ListParagraph"/>
+        <w:numPr>
+          <w:ilvl w:val="0"/>
+          <w:numId w:val="3"/>
+        </w:numPr>
+        <w:spacing w:after="80"/>
+      </w:pPr>
+      <w:r>
+        <w:t xml:space="preserve">Hit roll: if result is less than or equal to final accuracy, the attack hits.</w:t>
+      </w:r>
+    </w:p>
+    <w:p>
+      <w:pPr>
+        <w:pStyle w:val="ListParagraph"/>
+        <w:numPr>
+          <w:ilvl w:val="0"/>
+          <w:numId w:val="3"/>
+        </w:numPr>
+        <w:spacing w:after="80"/>
+      </w:pPr>
+      <w:r>
+        <w:t xml:space="preserve">Crit roll: if the attack hit and the result is less than or equal to final crit chance, it is a critical hit.</w:t>
+      </w:r>
+    </w:p>
+    <w:p>
+      <w:pPr>
+        <w:spacing w:after="80"/>
+      </w:pPr>
+      <w:r>
+        <w:t xml:space="preserve">Force-Miss and Force-Crit flags set by status effects override the dice.</w:t>
+      </w:r>
+    </w:p>
+    <w:p>
+      <w:pPr>
+        <w:spacing w:after="60"/>
+      </w:pPr>
+      <w:r>
+        <w:t xml:space="preserve"/>
+      </w:r>
+    </w:p>
+    <w:p>
+      <w:pPr>
+        <w:pStyle w:val="Heading3"/>
+      </w:pPr>
+      <w:r>
+        <w:t xml:space="preserve">Step 5 — Damage Calculation</w:t>
+      </w:r>
+    </w:p>
+    <w:p>
+      <w:pPr>
+        <w:spacing w:after="80"/>
+      </w:pPr>
+      <w:r>
+        <w:t xml:space="preserve">Damage is resolved in layers:</w:t>
+      </w:r>
+    </w:p>
+    <w:p>
+      <w:pPr>
+        <w:pStyle w:val="ListParagraph"/>
+        <w:numPr>
+          <w:ilvl w:val="0"/>
+          <w:numId w:val="3"/>
+        </w:numPr>
+        <w:spacing w:after="80"/>
+      </w:pPr>
+      <w:r>
+        <w:t xml:space="preserve">Roll weapon damage: a random value between the weapon's min and max damage.</w:t>
+      </w:r>
+    </w:p>
+    <w:p>
+      <w:pPr>
+        <w:pStyle w:val="ListParagraph"/>
+        <w:numPr>
+          <w:ilvl w:val="0"/>
+          <w:numId w:val="3"/>
+        </w:numPr>
+        <w:spacing w:after="80"/>
+      </w:pPr>
+      <w:r>
+        <w:t xml:space="preserve">Add the attacker's prowess attribute (usually Martial).</w:t>
+      </w:r>
+    </w:p>
+    <w:p>
+      <w:pPr>
+        <w:pStyle w:val="ListParagraph"/>
+        <w:numPr>
+          <w:ilvl w:val="0"/>
+          <w:numId w:val="3"/>
+        </w:numPr>
+        <w:spacing w:after="80"/>
+      </w:pPr>
+      <w:r>
+        <w:t xml:space="preserve">Apply the skill's power multiplier: result × (Base Power ÷ 100). A power of 100 = full damage; 50 = half.</w:t>
+      </w:r>
+    </w:p>
+    <w:p>
+      <w:pPr>
+        <w:pStyle w:val="ListParagraph"/>
+        <w:numPr>
+          <w:ilvl w:val="0"/>
+          <w:numId w:val="3"/>
+        </w:numPr>
+        <w:spacing w:after="80"/>
+      </w:pPr>
+      <w:r>
+        <w:t xml:space="preserve">On a critical hit: use the weapon's maximum damage value multiplied by the crit multiplier instead of a random roll.</w:t>
+      </w:r>
+    </w:p>
+    <w:p>
+      <w:pPr>
+        <w:pStyle w:val="ListParagraph"/>
+        <w:numPr>
+          <w:ilvl w:val="0"/>
+          <w:numId w:val="3"/>
+        </w:numPr>
+        <w:spacing w:after="80"/>
+      </w:pPr>
+      <w:r>
+        <w:t xml:space="preserve">Subtract the defender's defense attribute (usually Parry). Minimum result is 0.</w:t>
+      </w:r>
+    </w:p>
+    <w:p>
+      <w:pPr>
+        <w:pStyle w:val="ListParagraph"/>
+        <w:numPr>
+          <w:ilvl w:val="0"/>
+          <w:numId w:val="3"/>
+        </w:numPr>
+        <w:spacing w:after="80"/>
+      </w:pPr>
+      <w:r>
+        <w:t xml:space="preserve">Post-roll status hooks may apply a damage multiplier at this point (e.g. 200 = double damage, 50 = half damage).</w:t>
+      </w:r>
+    </w:p>
+    <w:p>
+      <w:pPr>
+        <w:spacing w:after="60"/>
+      </w:pPr>
+      <w:r>
+        <w:t xml:space="preserve"/>
+      </w:r>
+    </w:p>
+    <w:p>
+      <w:pPr>
+        <w:pStyle w:val="Heading3"/>
+      </w:pPr>
+      <w:r>
+        <w:t xml:space="preserve">Step 6 — Pre-Hit Passive Skills (BEFORE_HIT_RESOLVES)</w:t>
+      </w:r>
+    </w:p>
+    <w:p>
+      <w:pPr>
+        <w:spacing w:after="80"/>
+      </w:pPr>
+      <w:r>
+        <w:t xml:space="preserve">Immediately after the hit roll and damage are determined — but before any animation begins — passive skills with the BEFORE_HIT_RESOLVES trigger are evaluated. Skills like Dodge fire here and can flip the hit result to a miss. This happens silently, so by the time animations start the outcome is already final.</w:t>
+      </w:r>
+    </w:p>
+    <w:p>
+      <w:pPr>
+        <w:spacing w:after="60"/>
+      </w:pPr>
+      <w:r>
+        <w:t xml:space="preserve"/>
+      </w:r>
+    </w:p>
+    <w:p>
+      <w:pPr>
+        <w:pStyle w:val="Heading3"/>
+      </w:pPr>
+      <w:r>
+        <w:t xml:space="preserve">Step 7 — Reaction Selection</w:t>
+      </w:r>
+    </w:p>
+    <w:p>
+      <w:pPr>
+        <w:spacing w:after="80"/>
+      </w:pPr>
+      <w:r>
+        <w:t xml:space="preserve">The defender's ReactionPack is evaluated to choose their response. Rules are checked in priority order (highest first). Each rule specifies which outcomes it applies to (hit, miss, crit, graze) and any required flags. The first matching rule determines the reaction (Block, Evade, Pass, etc.). If no rule matches, the fallback reaction is used.</w:t>
+      </w:r>
+    </w:p>
+    <w:p>
+      <w:pPr>
+        <w:spacing w:after="60"/>
+      </w:pPr>
+      <w:r>
+        <w:t xml:space="preserve"/>
+      </w:r>
+    </w:p>
+    <w:p>
+      <w:pPr>
+        <w:pStyle w:val="Heading3"/>
+      </w:pPr>
+      <w:r>
+        <w:t xml:space="preserve">Step 8 — Animation &amp; Resolution</w:t>
+      </w:r>
+    </w:p>
+    <w:p>
+      <w:pPr>
+        <w:spacing w:after="80"/>
+      </w:pPr>
+      <w:r>
+        <w:t xml:space="preserve">Attack and reaction animations play simultaneously, synchronized so the hit moment aligns. At the hit moment, the pre-calculated damage is applied to the defender's Posture (or the miss is confirmed). After the skill fully resolves, AFTER_SKILL_USED passive skills may fire.</w:t>
+      </w:r>
+    </w:p>
+    <w:p>
+      <w:pPr>
+        <w:spacing w:after="60"/>
+      </w:pPr>
+      <w:r>
+        <w:t xml:space="preserve"/>
+      </w:r>
+    </w:p>
+    <w:p>
+      <w:pPr>
+        <w:pStyle w:val="Heading1"/>
+      </w:pPr>
+      <w:r>
+        <w:t xml:space="preserve">5. Resistances</w:t>
+      </w:r>
+    </w:p>
+    <w:p>
+      <w:pPr>
+        <w:spacing w:after="80"/>
+      </w:pPr>
+      <w:r>
+        <w:t xml:space="preserve">Many skills inflict status effects, debuffs, or special conditions on top of — or instead of — dealing damage. Whether these effects land is determined by a percentile resistance roll, consistent with the same 1–100 system used for hit and crit resolution.</w:t>
+      </w:r>
+    </w:p>
+    <w:p>
+      <w:pPr>
+        <w:spacing w:after="60"/>
+      </w:pPr>
+      <w:r>
+        <w:t xml:space="preserve"/>
+      </w:r>
+    </w:p>
+    <w:p>
+      <w:pPr>
         <w:pStyle w:val="Heading2"/>
       </w:pPr>
       <w:r>
-        <w:t xml:space="preserve">2.3  Combat &amp; Derived Attributes</w:t>
-      </w:r>
-    </w:p>
-    <w:p>
-      <w:pPr>
+        <w:t xml:space="preserve">5.1  How Resistance Works</w:t>
+      </w:r>
+    </w:p>
+    <w:p>
+      <w:pPr>
+        <w:pStyle w:val="ListParagraph"/>
+        <w:numPr>
+          <w:ilvl w:val="0"/>
+          <w:numId w:val="3"/>
+        </w:numPr>
         <w:spacing w:after="80"/>
       </w:pPr>
       <w:r>
-        <w:t xml:space="preserve">Primary resource pools and computed values used during combat.</w:t>
+        <w:t xml:space="preserve">When a skill attempts to apply an effect, it has a base infliction chance (expressed as a percentage, e.g. 80%).</w:t>
+      </w:r>
+    </w:p>
+    <w:p>
+      <w:pPr>
+        <w:pStyle w:val="ListParagraph"/>
+        <w:numPr>
+          <w:ilvl w:val="0"/>
+          <w:numId w:val="3"/>
+        </w:numPr>
+        <w:spacing w:after="80"/>
+      </w:pPr>
+      <w:r>
+        <w:t xml:space="preserve">The defender has a resistance value for that category of effect (e.g. Debuff Resistance 30%). This is subtracted from the infliction chance to produce a final infliction chance (e.g. 80 − 30 = 50%).</w:t>
+      </w:r>
+    </w:p>
+    <w:p>
+      <w:pPr>
+        <w:pStyle w:val="ListParagraph"/>
+        <w:numPr>
+          <w:ilvl w:val="0"/>
+          <w:numId w:val="3"/>
+        </w:numPr>
+        <w:spacing w:after="80"/>
+      </w:pPr>
+      <w:r>
+        <w:t xml:space="preserve">A 1–100 roll is made. If the result is less than or equal to the final infliction chance, the effect lands. If it exceeds it, the effect is resisted.</w:t>
+      </w:r>
+    </w:p>
+    <w:p>
+      <w:pPr>
+        <w:spacing w:after="60"/>
+      </w:pPr>
+      <w:r>
+        <w:t xml:space="preserve"/>
+      </w:r>
+    </w:p>
+    <w:p>
+      <w:pPr>
+        <w:spacing w:after="80"/>
+      </w:pPr>
+      <w:r>
+        <w:t xml:space="preserve">This mirrors the accuracy system exactly: infliction chance plays the role of accuracy, and resistance plays the role of Evade.</w:t>
+      </w:r>
+    </w:p>
+    <w:p>
+      <w:pPr>
+        <w:spacing w:after="60"/>
+      </w:pPr>
+      <w:r>
+        <w:t xml:space="preserve"/>
+      </w:r>
+    </w:p>
+    <w:p>
+      <w:pPr>
+        <w:pStyle w:val="Heading2"/>
+      </w:pPr>
+      <w:r>
+        <w:t xml:space="preserve">5.2  Resistance Categories</w:t>
+      </w:r>
+    </w:p>
+    <w:p>
+      <w:pPr>
+        <w:spacing w:after="80"/>
+      </w:pPr>
+      <w:r>
+        <w:t xml:space="preserve">Each type of effect has its own resistance stat. Units may have different resistances for different categories, creating meaningful variation in what threats they are vulnerable or hardened to.</w:t>
       </w:r>
     </w:p>
     <w:p>
@@ -1449,7 +2155,7 @@
           </w:tcPr>
           <w:p>
             <w:r>
-              <w:t xml:space="preserve">Posture</w:t>
+              <w:t xml:space="preserve">Debuff Resistance</w:t>
             </w:r>
           </w:p>
         </w:tc>
@@ -1472,7 +2178,7 @@
           </w:tcPr>
           <w:p>
             <w:r>
-              <w:t xml:space="preserve">The unit's health pool. Damage is subtracted from Posture. At 0 the unit is Downed.</w:t>
+              <w:t xml:space="preserve">Resistance to attribute reductions, accuracy downs, and similar hindering effects.</w:t>
             </w:r>
           </w:p>
         </w:tc>
@@ -1495,7 +2201,7 @@
           </w:tcPr>
           <w:p>
             <w:r>
-              <w:t xml:space="preserve">Default max: 20</w:t>
+              <w:t xml:space="preserve">Default: varies by unit</w:t>
             </w:r>
           </w:p>
         </w:tc>
@@ -1520,7 +2226,7 @@
           </w:tcPr>
           <w:p>
             <w:r>
-              <w:t xml:space="preserve">Active Points (AP)</w:t>
+              <w:t xml:space="preserve">Blight Resistance</w:t>
             </w:r>
           </w:p>
         </w:tc>
@@ -1543,7 +2249,7 @@
           </w:tcPr>
           <w:p>
             <w:r>
-              <w:t xml:space="preserve">Action points spent to use active skills on the unit's turn.</w:t>
+              <w:t xml:space="preserve">Resistance to damage-over-time poison and acid effects.</w:t>
             </w:r>
           </w:p>
         </w:tc>
@@ -1566,7 +2272,7 @@
           </w:tcPr>
           <w:p>
             <w:r>
-              <w:t xml:space="preserve">Base: 2, Max: 4</w:t>
+              <w:t xml:space="preserve">Default: varies by unit</w:t>
             </w:r>
           </w:p>
         </w:tc>
@@ -1591,7 +2297,7 @@
           </w:tcPr>
           <w:p>
             <w:r>
-              <w:t xml:space="preserve">Passive Points (PP)</w:t>
+              <w:t xml:space="preserve">Bleed Resistance</w:t>
             </w:r>
           </w:p>
         </w:tc>
@@ -1614,7 +2320,7 @@
           </w:tcPr>
           <w:p>
             <w:r>
-              <w:t xml:space="preserve">Resource spent when passive skills trigger reactively.</w:t>
+              <w:t xml:space="preserve">Resistance to bleeding damage-over-time effects.</w:t>
             </w:r>
           </w:p>
         </w:tc>
@@ -1637,7 +2343,7 @@
           </w:tcPr>
           <w:p>
             <w:r>
-              <w:t xml:space="preserve">Base: 2, Max: 4</w:t>
+              <w:t xml:space="preserve">Default: varies by unit</w:t>
             </w:r>
           </w:p>
         </w:tc>
@@ -1662,7 +2368,7 @@
           </w:tcPr>
           <w:p>
             <w:r>
-              <w:t xml:space="preserve">Initiative</w:t>
+              <w:t xml:space="preserve">Stun Resistance</w:t>
             </w:r>
           </w:p>
         </w:tc>
@@ -1685,7 +2391,7 @@
           </w:tcPr>
           <w:p>
             <w:r>
-              <w:t xml:space="preserve">Determines turn order. Higher acts sooner. Rolled at round start.</w:t>
+              <w:t xml:space="preserve">Resistance to being stunned or having turns skipped.</w:t>
             </w:r>
           </w:p>
         </w:tc>
@@ -1708,7 +2414,7 @@
           </w:tcPr>
           <w:p>
             <w:r>
-              <w:t xml:space="preserve">Base: 15</w:t>
+              <w:t xml:space="preserve">Default: varies by unit</w:t>
             </w:r>
           </w:p>
         </w:tc>
@@ -1733,7 +2439,7 @@
           </w:tcPr>
           <w:p>
             <w:r>
-              <w:t xml:space="preserve">Accuracy</w:t>
+              <w:t xml:space="preserve">Fear Resistance</w:t>
             </w:r>
           </w:p>
         </w:tc>
@@ -1756,7 +2462,7 @@
           </w:tcPr>
           <w:p>
             <w:r>
-              <w:t xml:space="preserve">Added to a skill's base accuracy when making a hit roll. Calculated stat.</w:t>
+              <w:t xml:space="preserve">Resistance to fear, terror, and morale-breaking effects.</w:t>
             </w:r>
           </w:p>
         </w:tc>
@@ -1779,7 +2485,7 @@
           </w:tcPr>
           <w:p>
             <w:r>
-              <w:t xml:space="preserve">Varies by class</w:t>
+              <w:t xml:space="preserve">Default: varies by unit</w:t>
             </w:r>
           </w:p>
         </w:tc>
@@ -1804,7 +2510,7 @@
           </w:tcPr>
           <w:p>
             <w:r>
-              <w:t xml:space="preserve">Critical Chance</w:t>
+              <w:t xml:space="preserve">Move Resistance</w:t>
             </w:r>
           </w:p>
         </w:tc>
@@ -1827,7 +2533,7 @@
           </w:tcPr>
           <w:p>
             <w:r>
-              <w:t xml:space="preserve">Base probability of scoring a critical hit. Calculated stat.</w:t>
+              <w:t xml:space="preserve">Resistance to forced repositioning (knockback, pull, shove).</w:t>
             </w:r>
           </w:p>
         </w:tc>
@@ -1850,362 +2556,7 @@
           </w:tcPr>
           <w:p>
             <w:r>
-              <w:t xml:space="preserve">Varies by class</w:t>
-            </w:r>
-          </w:p>
-        </w:tc>
-      </w:tr>
-      <w:tr>
-        <w:tc>
-          <w:tcPr>
-            <w:tcW w:type="dxa" w:w="2200"/>
-            <w:tcBorders>
-              <w:top w:val="single" w:color="CCCCCC" w:sz="1"/>
-              <w:left w:val="single" w:color="CCCCCC" w:sz="1"/>
-              <w:bottom w:val="single" w:color="CCCCCC" w:sz="1"/>
-              <w:right w:val="single" w:color="CCCCCC" w:sz="1"/>
-            </w:tcBorders>
-            <w:shd w:fill="F7F9FC" w:val="clear"/>
-            <w:tcMar>
-              <w:top w:type="dxa" w:w="80"/>
-              <w:left w:type="dxa" w:w="120"/>
-              <w:bottom w:type="dxa" w:w="80"/>
-              <w:right w:type="dxa" w:w="120"/>
-            </w:tcMar>
-          </w:tcPr>
-          <w:p>
-            <w:r>
-              <w:t xml:space="preserve">Speed</w:t>
-            </w:r>
-          </w:p>
-        </w:tc>
-        <w:tc>
-          <w:tcPr>
-            <w:tcW w:type="dxa" w:w="4760"/>
-            <w:tcBorders>
-              <w:top w:val="single" w:color="CCCCCC" w:sz="1"/>
-              <w:left w:val="single" w:color="CCCCCC" w:sz="1"/>
-              <w:bottom w:val="single" w:color="CCCCCC" w:sz="1"/>
-              <w:right w:val="single" w:color="CCCCCC" w:sz="1"/>
-            </w:tcBorders>
-            <w:shd w:fill="F7F9FC" w:val="clear"/>
-            <w:tcMar>
-              <w:top w:type="dxa" w:w="80"/>
-              <w:left w:type="dxa" w:w="120"/>
-              <w:bottom w:type="dxa" w:w="80"/>
-              <w:right w:type="dxa" w:w="120"/>
-            </w:tcMar>
-          </w:tcPr>
-          <w:p>
-            <w:r>
-              <w:t xml:space="preserve">Number of tiles the unit can move per turn.</w:t>
-            </w:r>
-          </w:p>
-        </w:tc>
-        <w:tc>
-          <w:tcPr>
-            <w:tcW w:type="dxa" w:w="2400"/>
-            <w:tcBorders>
-              <w:top w:val="single" w:color="CCCCCC" w:sz="1"/>
-              <w:left w:val="single" w:color="CCCCCC" w:sz="1"/>
-              <w:bottom w:val="single" w:color="CCCCCC" w:sz="1"/>
-              <w:right w:val="single" w:color="CCCCCC" w:sz="1"/>
-            </w:tcBorders>
-            <w:shd w:fill="F7F9FC" w:val="clear"/>
-            <w:tcMar>
-              <w:top w:type="dxa" w:w="80"/>
-              <w:left w:type="dxa" w:w="120"/>
-              <w:bottom w:type="dxa" w:w="80"/>
-              <w:right w:type="dxa" w:w="120"/>
-            </w:tcMar>
-          </w:tcPr>
-          <w:p>
-            <w:r>
-              <w:t xml:space="preserve">Default: 4, Max: 4</w:t>
-            </w:r>
-          </w:p>
-        </w:tc>
-      </w:tr>
-      <w:tr>
-        <w:tc>
-          <w:tcPr>
-            <w:tcW w:type="dxa" w:w="2200"/>
-            <w:tcBorders>
-              <w:top w:val="single" w:color="CCCCCC" w:sz="1"/>
-              <w:left w:val="single" w:color="CCCCCC" w:sz="1"/>
-              <w:bottom w:val="single" w:color="CCCCCC" w:sz="1"/>
-              <w:right w:val="single" w:color="CCCCCC" w:sz="1"/>
-            </w:tcBorders>
-            <w:shd w:fill="FFFFFF" w:val="clear"/>
-            <w:tcMar>
-              <w:top w:type="dxa" w:w="80"/>
-              <w:left w:type="dxa" w:w="120"/>
-              <w:bottom w:type="dxa" w:w="80"/>
-              <w:right w:type="dxa" w:w="120"/>
-            </w:tcMar>
-          </w:tcPr>
-          <w:p>
-            <w:r>
-              <w:t xml:space="preserve">Jump</w:t>
-            </w:r>
-          </w:p>
-        </w:tc>
-        <w:tc>
-          <w:tcPr>
-            <w:tcW w:type="dxa" w:w="4760"/>
-            <w:tcBorders>
-              <w:top w:val="single" w:color="CCCCCC" w:sz="1"/>
-              <w:left w:val="single" w:color="CCCCCC" w:sz="1"/>
-              <w:bottom w:val="single" w:color="CCCCCC" w:sz="1"/>
-              <w:right w:val="single" w:color="CCCCCC" w:sz="1"/>
-            </w:tcBorders>
-            <w:shd w:fill="FFFFFF" w:val="clear"/>
-            <w:tcMar>
-              <w:top w:type="dxa" w:w="80"/>
-              <w:left w:type="dxa" w:w="120"/>
-              <w:bottom w:type="dxa" w:w="80"/>
-              <w:right w:type="dxa" w:w="120"/>
-            </w:tcMar>
-          </w:tcPr>
-          <w:p>
-            <w:r>
-              <w:t xml:space="preserve">Max height difference the unit can traverse when moving.</w:t>
-            </w:r>
-          </w:p>
-        </w:tc>
-        <w:tc>
-          <w:tcPr>
-            <w:tcW w:type="dxa" w:w="2400"/>
-            <w:tcBorders>
-              <w:top w:val="single" w:color="CCCCCC" w:sz="1"/>
-              <w:left w:val="single" w:color="CCCCCC" w:sz="1"/>
-              <w:bottom w:val="single" w:color="CCCCCC" w:sz="1"/>
-              <w:right w:val="single" w:color="CCCCCC" w:sz="1"/>
-            </w:tcBorders>
-            <w:shd w:fill="FFFFFF" w:val="clear"/>
-            <w:tcMar>
-              <w:top w:type="dxa" w:w="80"/>
-              <w:left w:type="dxa" w:w="120"/>
-              <w:bottom w:type="dxa" w:w="80"/>
-              <w:right w:type="dxa" w:w="120"/>
-            </w:tcMar>
-          </w:tcPr>
-          <w:p>
-            <w:r>
-              <w:t xml:space="preserve">Default: 2, Max: 2</w:t>
-            </w:r>
-          </w:p>
-        </w:tc>
-      </w:tr>
-      <w:tr>
-        <w:tc>
-          <w:tcPr>
-            <w:tcW w:type="dxa" w:w="2200"/>
-            <w:tcBorders>
-              <w:top w:val="single" w:color="CCCCCC" w:sz="1"/>
-              <w:left w:val="single" w:color="CCCCCC" w:sz="1"/>
-              <w:bottom w:val="single" w:color="CCCCCC" w:sz="1"/>
-              <w:right w:val="single" w:color="CCCCCC" w:sz="1"/>
-            </w:tcBorders>
-            <w:shd w:fill="F7F9FC" w:val="clear"/>
-            <w:tcMar>
-              <w:top w:type="dxa" w:w="80"/>
-              <w:left w:type="dxa" w:w="120"/>
-              <w:bottom w:type="dxa" w:w="80"/>
-              <w:right w:type="dxa" w:w="120"/>
-            </w:tcMar>
-          </w:tcPr>
-          <w:p>
-            <w:r>
-              <w:t xml:space="preserve">Armor</w:t>
-            </w:r>
-          </w:p>
-        </w:tc>
-        <w:tc>
-          <w:tcPr>
-            <w:tcW w:type="dxa" w:w="4760"/>
-            <w:tcBorders>
-              <w:top w:val="single" w:color="CCCCCC" w:sz="1"/>
-              <w:left w:val="single" w:color="CCCCCC" w:sz="1"/>
-              <w:bottom w:val="single" w:color="CCCCCC" w:sz="1"/>
-              <w:right w:val="single" w:color="CCCCCC" w:sz="1"/>
-            </w:tcBorders>
-            <w:shd w:fill="F7F9FC" w:val="clear"/>
-            <w:tcMar>
-              <w:top w:type="dxa" w:w="80"/>
-              <w:left w:type="dxa" w:w="120"/>
-              <w:bottom w:type="dxa" w:w="80"/>
-              <w:right w:type="dxa" w:w="120"/>
-            </w:tcMar>
-          </w:tcPr>
-          <w:p>
-            <w:r>
-              <w:t xml:space="preserve">Flat damage reduction applied before the defense attribute subtraction.</w:t>
-            </w:r>
-          </w:p>
-        </w:tc>
-        <w:tc>
-          <w:tcPr>
-            <w:tcW w:type="dxa" w:w="2400"/>
-            <w:tcBorders>
-              <w:top w:val="single" w:color="CCCCCC" w:sz="1"/>
-              <w:left w:val="single" w:color="CCCCCC" w:sz="1"/>
-              <w:bottom w:val="single" w:color="CCCCCC" w:sz="1"/>
-              <w:right w:val="single" w:color="CCCCCC" w:sz="1"/>
-            </w:tcBorders>
-            <w:shd w:fill="F7F9FC" w:val="clear"/>
-            <w:tcMar>
-              <w:top w:type="dxa" w:w="80"/>
-              <w:left w:type="dxa" w:w="120"/>
-              <w:bottom w:type="dxa" w:w="80"/>
-              <w:right w:type="dxa" w:w="120"/>
-            </w:tcMar>
-          </w:tcPr>
-          <w:p>
-            <w:r>
-              <w:t xml:space="preserve">Base: 0, Max: 1</w:t>
-            </w:r>
-          </w:p>
-        </w:tc>
-      </w:tr>
-      <w:tr>
-        <w:tc>
-          <w:tcPr>
-            <w:tcW w:type="dxa" w:w="2200"/>
-            <w:tcBorders>
-              <w:top w:val="single" w:color="CCCCCC" w:sz="1"/>
-              <w:left w:val="single" w:color="CCCCCC" w:sz="1"/>
-              <w:bottom w:val="single" w:color="CCCCCC" w:sz="1"/>
-              <w:right w:val="single" w:color="CCCCCC" w:sz="1"/>
-            </w:tcBorders>
-            <w:shd w:fill="FFFFFF" w:val="clear"/>
-            <w:tcMar>
-              <w:top w:type="dxa" w:w="80"/>
-              <w:left w:type="dxa" w:w="120"/>
-              <w:bottom w:type="dxa" w:w="80"/>
-              <w:right w:type="dxa" w:w="120"/>
-            </w:tcMar>
-          </w:tcPr>
-          <w:p>
-            <w:r>
-              <w:t xml:space="preserve">Mana</w:t>
-            </w:r>
-          </w:p>
-        </w:tc>
-        <w:tc>
-          <w:tcPr>
-            <w:tcW w:type="dxa" w:w="4760"/>
-            <w:tcBorders>
-              <w:top w:val="single" w:color="CCCCCC" w:sz="1"/>
-              <w:left w:val="single" w:color="CCCCCC" w:sz="1"/>
-              <w:bottom w:val="single" w:color="CCCCCC" w:sz="1"/>
-              <w:right w:val="single" w:color="CCCCCC" w:sz="1"/>
-            </w:tcBorders>
-            <w:shd w:fill="FFFFFF" w:val="clear"/>
-            <w:tcMar>
-              <w:top w:type="dxa" w:w="80"/>
-              <w:left w:type="dxa" w:w="120"/>
-              <w:bottom w:type="dxa" w:w="80"/>
-              <w:right w:type="dxa" w:w="120"/>
-            </w:tcMar>
-          </w:tcPr>
-          <w:p>
-            <w:r>
-              <w:t xml:space="preserve">Resource pool for casting spells.</w:t>
-            </w:r>
-          </w:p>
-        </w:tc>
-        <w:tc>
-          <w:tcPr>
-            <w:tcW w:type="dxa" w:w="2400"/>
-            <w:tcBorders>
-              <w:top w:val="single" w:color="CCCCCC" w:sz="1"/>
-              <w:left w:val="single" w:color="CCCCCC" w:sz="1"/>
-              <w:bottom w:val="single" w:color="CCCCCC" w:sz="1"/>
-              <w:right w:val="single" w:color="CCCCCC" w:sz="1"/>
-            </w:tcBorders>
-            <w:shd w:fill="FFFFFF" w:val="clear"/>
-            <w:tcMar>
-              <w:top w:type="dxa" w:w="80"/>
-              <w:left w:type="dxa" w:w="120"/>
-              <w:bottom w:type="dxa" w:w="80"/>
-              <w:right w:type="dxa" w:w="120"/>
-            </w:tcMar>
-          </w:tcPr>
-          <w:p>
-            <w:r>
-              <w:t xml:space="preserve">Base: 10</w:t>
-            </w:r>
-          </w:p>
-        </w:tc>
-      </w:tr>
-      <w:tr>
-        <w:tc>
-          <w:tcPr>
-            <w:tcW w:type="dxa" w:w="2200"/>
-            <w:tcBorders>
-              <w:top w:val="single" w:color="CCCCCC" w:sz="1"/>
-              <w:left w:val="single" w:color="CCCCCC" w:sz="1"/>
-              <w:bottom w:val="single" w:color="CCCCCC" w:sz="1"/>
-              <w:right w:val="single" w:color="CCCCCC" w:sz="1"/>
-            </w:tcBorders>
-            <w:shd w:fill="F7F9FC" w:val="clear"/>
-            <w:tcMar>
-              <w:top w:type="dxa" w:w="80"/>
-              <w:left w:type="dxa" w:w="120"/>
-              <w:bottom w:type="dxa" w:w="80"/>
-              <w:right w:type="dxa" w:w="120"/>
-            </w:tcMar>
-          </w:tcPr>
-          <w:p>
-            <w:r>
-              <w:t xml:space="preserve">Strain</w:t>
-            </w:r>
-          </w:p>
-        </w:tc>
-        <w:tc>
-          <w:tcPr>
-            <w:tcW w:type="dxa" w:w="4760"/>
-            <w:tcBorders>
-              <w:top w:val="single" w:color="CCCCCC" w:sz="1"/>
-              <w:left w:val="single" w:color="CCCCCC" w:sz="1"/>
-              <w:bottom w:val="single" w:color="CCCCCC" w:sz="1"/>
-              <w:right w:val="single" w:color="CCCCCC" w:sz="1"/>
-            </w:tcBorders>
-            <w:shd w:fill="F7F9FC" w:val="clear"/>
-            <w:tcMar>
-              <w:top w:type="dxa" w:w="80"/>
-              <w:left w:type="dxa" w:w="120"/>
-              <w:bottom w:type="dxa" w:w="80"/>
-              <w:right w:type="dxa" w:w="120"/>
-            </w:tcMar>
-          </w:tcPr>
-          <w:p>
-            <w:r>
-              <w:t xml:space="preserve">Fatigue/stress resource. Mechanics in development.</w:t>
-            </w:r>
-          </w:p>
-        </w:tc>
-        <w:tc>
-          <w:tcPr>
-            <w:tcW w:type="dxa" w:w="2400"/>
-            <w:tcBorders>
-              <w:top w:val="single" w:color="CCCCCC" w:sz="1"/>
-              <w:left w:val="single" w:color="CCCCCC" w:sz="1"/>
-              <w:bottom w:val="single" w:color="CCCCCC" w:sz="1"/>
-              <w:right w:val="single" w:color="CCCCCC" w:sz="1"/>
-            </w:tcBorders>
-            <w:shd w:fill="F7F9FC" w:val="clear"/>
-            <w:tcMar>
-              <w:top w:type="dxa" w:w="80"/>
-              <w:left w:type="dxa" w:w="120"/>
-              <w:bottom w:type="dxa" w:w="80"/>
-              <w:right w:type="dxa" w:w="120"/>
-            </w:tcMar>
-          </w:tcPr>
-          <w:p>
-            <w:r>
-              <w:t xml:space="preserve">Max: 10</w:t>
+              <w:t xml:space="preserve">Default: varies by unit</w:t>
             </w:r>
           </w:p>
         </w:tc>
@@ -2221,18 +2572,10 @@
     </w:p>
     <w:p>
       <w:pPr>
-        <w:pStyle w:val="Heading1"/>
-      </w:pPr>
-      <w:r>
-        <w:t xml:space="preserve">3. Movement</w:t>
-      </w:r>
-    </w:p>
-    <w:p>
-      <w:pPr>
         <w:spacing w:after="80"/>
       </w:pPr>
       <w:r>
-        <w:t xml:space="preserve">A unit's Speed stat (default 4) determines how many tiles it can move per turn. Jump (default 2) sets the maximum height difference it can cross when navigating terrain.</w:t>
+        <w:t xml:space="preserve">Additional resistance categories can be defined per skill as the game expands. Each skill that applies an effect specifies which resistance category it rolls against.</w:t>
       </w:r>
     </w:p>
     <w:p>
@@ -2245,10 +2588,18 @@
     </w:p>
     <w:p>
       <w:pPr>
+        <w:pStyle w:val="Heading2"/>
+      </w:pPr>
+      <w:r>
+        <w:t xml:space="preserve">5.3  True Hit Effects</w:t>
+      </w:r>
+    </w:p>
+    <w:p>
+      <w:pPr>
         <w:spacing w:after="80"/>
       </w:pPr>
       <w:r>
-        <w:t xml:space="preserve">Movement does not cost AP on its own when it is part of executing a skill. For example, a melee attack will automatically rush to the target if the unit is out of range — the movement is absorbed into the action. However, dedicated movement skills (Rush, Move, Teleport) are standalone active skills that do consume AP.</w:t>
+        <w:t xml:space="preserve">Some effect-applying skills are flagged as True Hit — they bypass the normal hit roll and land automatically. The resistance roll still applies. True Hit only removes the accuracy vs. Evade check; it does not guarantee the effect lands if the defender's resistance is high enough.</w:t>
       </w:r>
     </w:p>
     <w:p>
@@ -2257,6 +2608,14 @@
       </w:pPr>
       <w:r>
         <w:t xml:space="preserve"/>
+      </w:r>
+    </w:p>
+    <w:p>
+      <w:pPr>
+        <w:pStyle w:val="Heading2"/>
+      </w:pPr>
+      <w:r>
+        <w:t xml:space="preserve">5.4  Example</w:t>
       </w:r>
     </w:p>
     <w:p>
@@ -2268,954 +2627,12 @@
           <w:b/>
           <w:bCs/>
         </w:rPr>
-        <w:t xml:space="preserve">Rush To Unit:</w:t>
-      </w:r>
-      <w:r>
-        <w:t xml:space="preserve"> Closes distance to a specific target unit. Used as a gap-closer built into melee attack routines.</w:t>
-      </w:r>
-    </w:p>
-    <w:p>
-      <w:pPr>
-        <w:spacing w:after="80"/>
-      </w:pPr>
-      <w:r>
-        <w:rPr>
-          <w:b/>
-          <w:bCs/>
-        </w:rPr>
-        <w:t xml:space="preserve">Rush:</w:t>
-      </w:r>
-      <w:r>
-        <w:t xml:space="preserve"> Move quickly to a chosen position.</w:t>
-      </w:r>
-    </w:p>
-    <w:p>
-      <w:pPr>
-        <w:spacing w:after="80"/>
-      </w:pPr>
-      <w:r>
-        <w:rPr>
-          <w:b/>
-          <w:bCs/>
-        </w:rPr>
-        <w:t xml:space="preserve">Move:</w:t>
-      </w:r>
-      <w:r>
-        <w:t xml:space="preserve"> Standard step-by-step tile movement.</w:t>
-      </w:r>
-    </w:p>
-    <w:p>
-      <w:pPr>
-        <w:spacing w:after="80"/>
-      </w:pPr>
-      <w:r>
-        <w:rPr>
-          <w:b/>
-          <w:bCs/>
-        </w:rPr>
-        <w:t xml:space="preserve">Teleport:</w:t>
-      </w:r>
-      <w:r>
-        <w:t xml:space="preserve"> Instant repositioning to a target location.</w:t>
-      </w:r>
-    </w:p>
-    <w:p>
-      <w:pPr>
-        <w:spacing w:after="60"/>
-      </w:pPr>
-      <w:r>
-        <w:t xml:space="preserve"/>
-      </w:r>
-    </w:p>
-    <w:p>
-      <w:pPr>
-        <w:pStyle w:val="Heading1"/>
-      </w:pPr>
-      <w:r>
-        <w:t xml:space="preserve">4. The Attack Sequence</w:t>
-      </w:r>
-    </w:p>
-    <w:p>
-      <w:pPr>
-        <w:spacing w:after="80"/>
-      </w:pPr>
-      <w:r>
-        <w:t xml:space="preserve">When a unit uses an attack skill, the following steps resolve in strict order.</w:t>
-      </w:r>
-    </w:p>
-    <w:p>
-      <w:pPr>
-        <w:spacing w:after="60"/>
-      </w:pPr>
-      <w:r>
-        <w:t xml:space="preserve"/>
-      </w:r>
-    </w:p>
-    <w:p>
-      <w:pPr>
-        <w:pStyle w:val="Heading3"/>
-      </w:pPr>
-      <w:r>
-        <w:t xml:space="preserve">Step 1 — Declaration</w:t>
-      </w:r>
-    </w:p>
-    <w:p>
-      <w:pPr>
-        <w:spacing w:after="80"/>
-      </w:pPr>
-      <w:r>
-        <w:t xml:space="preserve">The attacker, defender, skill, and weapon are identified. The active weapon is pulled from the unit's equipment. If the skill requires a specific weapon type, the system automatically swaps the correct weapon into the main hand.</w:t>
-      </w:r>
-    </w:p>
-    <w:p>
-      <w:pPr>
-        <w:spacing w:after="60"/>
-      </w:pPr>
-      <w:r>
-        <w:t xml:space="preserve"/>
-      </w:r>
-    </w:p>
-    <w:p>
-      <w:pPr>
-        <w:pStyle w:val="Heading3"/>
-      </w:pPr>
-      <w:r>
-        <w:t xml:space="preserve">Step 2 — Stat Gathering</w:t>
-      </w:r>
-    </w:p>
-    <w:p>
-      <w:pPr>
-        <w:spacing w:after="80"/>
-      </w:pPr>
-      <w:r>
-        <w:t xml:space="preserve">The system reads the values needed for the roll:</w:t>
-      </w:r>
-    </w:p>
-    <w:p>
-      <w:pPr>
-        <w:pStyle w:val="ListParagraph"/>
-        <w:numPr>
-          <w:ilvl w:val="0"/>
-          <w:numId w:val="2"/>
-        </w:numPr>
-        <w:spacing w:after="60"/>
-      </w:pPr>
-      <w:r>
-        <w:t xml:space="preserve">Attacker's prowess attribute value (usually Martial)</w:t>
-      </w:r>
-    </w:p>
-    <w:p>
-      <w:pPr>
-        <w:pStyle w:val="ListParagraph"/>
-        <w:numPr>
-          <w:ilvl w:val="0"/>
-          <w:numId w:val="2"/>
-        </w:numPr>
-        <w:spacing w:after="60"/>
-      </w:pPr>
-      <w:r>
-        <w:t xml:space="preserve">Defender's defense attribute value (usually Parry)</w:t>
-      </w:r>
-    </w:p>
-    <w:p>
-      <w:pPr>
-        <w:pStyle w:val="ListParagraph"/>
-        <w:numPr>
-          <w:ilvl w:val="0"/>
-          <w:numId w:val="2"/>
-        </w:numPr>
-        <w:spacing w:after="60"/>
-      </w:pPr>
-      <w:r>
-        <w:t xml:space="preserve">Final hit chance: Attacker Accuracy + Skill Base Accuracy + formula bonus − Defender Evade</w:t>
-      </w:r>
-    </w:p>
-    <w:p>
-      <w:pPr>
-        <w:pStyle w:val="ListParagraph"/>
-        <w:numPr>
-          <w:ilvl w:val="0"/>
-          <w:numId w:val="2"/>
-        </w:numPr>
-        <w:spacing w:after="60"/>
-      </w:pPr>
-      <w:r>
-        <w:t xml:space="preserve">Final crit chance: Attacker Critical Chance + Skill Crit Modifier</w:t>
-      </w:r>
-    </w:p>
-    <w:p>
-      <w:pPr>
-        <w:spacing w:after="60"/>
-      </w:pPr>
-      <w:r>
-        <w:t xml:space="preserve"/>
-      </w:r>
-    </w:p>
-    <w:p>
-      <w:pPr>
-        <w:pStyle w:val="Heading3"/>
-      </w:pPr>
-      <w:r>
-        <w:t xml:space="preserve">Step 3 — Pre-Roll Status Hooks</w:t>
-      </w:r>
-    </w:p>
-    <w:p>
-      <w:pPr>
-        <w:spacing w:after="80"/>
-      </w:pPr>
-      <w:r>
-        <w:t xml:space="preserve">Before any dice are rolled, active status effects on either unit may modify the pending input values:</w:t>
-      </w:r>
-    </w:p>
-    <w:p>
-      <w:pPr>
-        <w:pStyle w:val="ListParagraph"/>
-        <w:numPr>
-          <w:ilvl w:val="0"/>
-          <w:numId w:val="2"/>
-        </w:numPr>
-        <w:spacing w:after="60"/>
-      </w:pPr>
-      <w:r>
-        <w:t xml:space="preserve">Pending accuracy (raise or lower the hit chance)</w:t>
-      </w:r>
-    </w:p>
-    <w:p>
-      <w:pPr>
-        <w:pStyle w:val="ListParagraph"/>
-        <w:numPr>
-          <w:ilvl w:val="0"/>
-          <w:numId w:val="2"/>
-        </w:numPr>
-        <w:spacing w:after="60"/>
-      </w:pPr>
-      <w:r>
-        <w:t xml:space="preserve">Pending power percent (raise or lower damage multiplier)</w:t>
-      </w:r>
-    </w:p>
-    <w:p>
-      <w:pPr>
-        <w:pStyle w:val="ListParagraph"/>
-        <w:numPr>
-          <w:ilvl w:val="0"/>
-          <w:numId w:val="2"/>
-        </w:numPr>
-        <w:spacing w:after="60"/>
-      </w:pPr>
-      <w:r>
-        <w:t xml:space="preserve">Pending crit chance (raise or lower crit probability)</w:t>
-      </w:r>
-    </w:p>
-    <w:p>
-      <w:pPr>
-        <w:pStyle w:val="ListParagraph"/>
-        <w:numPr>
-          <w:ilvl w:val="0"/>
-          <w:numId w:val="2"/>
-        </w:numPr>
-        <w:spacing w:after="60"/>
-      </w:pPr>
-      <w:r>
-        <w:t xml:space="preserve">Pending defense value (raise or lower the defender's damage reduction)</w:t>
-      </w:r>
-    </w:p>
-    <w:p>
-      <w:pPr>
-        <w:pStyle w:val="ListParagraph"/>
-        <w:numPr>
-          <w:ilvl w:val="0"/>
-          <w:numId w:val="2"/>
-        </w:numPr>
-        <w:spacing w:after="60"/>
-      </w:pPr>
-      <w:r>
-        <w:t xml:space="preserve">Force-Hit or Force-Miss flags (override dice entirely)</w:t>
-      </w:r>
-    </w:p>
-    <w:p>
-      <w:pPr>
-        <w:spacing w:after="60"/>
-      </w:pPr>
-      <w:r>
-        <w:t xml:space="preserve"/>
-      </w:r>
-    </w:p>
-    <w:p>
-      <w:pPr>
-        <w:pStyle w:val="Heading3"/>
-      </w:pPr>
-      <w:r>
-        <w:t xml:space="preserve">Step 4 — Hit Roll</w:t>
-      </w:r>
-    </w:p>
-    <w:p>
-      <w:pPr>
-        <w:spacing w:after="80"/>
-      </w:pPr>
-      <w:r>
-        <w:t xml:space="preserve">Two separate rolls are made on a 1–100 scale:</w:t>
-      </w:r>
-    </w:p>
-    <w:p>
-      <w:pPr>
-        <w:pStyle w:val="ListParagraph"/>
-        <w:numPr>
-          <w:ilvl w:val="0"/>
-          <w:numId w:val="3"/>
-        </w:numPr>
-        <w:spacing w:after="80"/>
-      </w:pPr>
-      <w:r>
-        <w:t xml:space="preserve">Hit roll: if result is less than or equal to final accuracy, the attack hits.</w:t>
-      </w:r>
-    </w:p>
-    <w:p>
-      <w:pPr>
-        <w:pStyle w:val="ListParagraph"/>
-        <w:numPr>
-          <w:ilvl w:val="0"/>
-          <w:numId w:val="3"/>
-        </w:numPr>
-        <w:spacing w:after="80"/>
-      </w:pPr>
-      <w:r>
-        <w:t xml:space="preserve">Crit roll: if the attack hit and the result is less than or equal to final crit chance, it is a critical hit.</w:t>
-      </w:r>
-    </w:p>
-    <w:p>
-      <w:pPr>
-        <w:spacing w:after="80"/>
-      </w:pPr>
-      <w:r>
-        <w:t xml:space="preserve">Force-Miss and Force-Crit flags set by status effects override the dice.</w:t>
-      </w:r>
-    </w:p>
-    <w:p>
-      <w:pPr>
-        <w:spacing w:after="60"/>
-      </w:pPr>
-      <w:r>
-        <w:t xml:space="preserve"/>
-      </w:r>
-    </w:p>
-    <w:p>
-      <w:pPr>
-        <w:pStyle w:val="Heading3"/>
-      </w:pPr>
-      <w:r>
-        <w:t xml:space="preserve">Step 5 — Damage Calculation</w:t>
-      </w:r>
-    </w:p>
-    <w:p>
-      <w:pPr>
-        <w:spacing w:after="80"/>
-      </w:pPr>
-      <w:r>
-        <w:t xml:space="preserve">Damage is resolved in layers:</w:t>
-      </w:r>
-    </w:p>
-    <w:p>
-      <w:pPr>
-        <w:pStyle w:val="ListParagraph"/>
-        <w:numPr>
-          <w:ilvl w:val="0"/>
-          <w:numId w:val="3"/>
-        </w:numPr>
-        <w:spacing w:after="80"/>
-      </w:pPr>
-      <w:r>
-        <w:t xml:space="preserve">Roll weapon damage: a random value between the weapon's min and max damage.</w:t>
-      </w:r>
-    </w:p>
-    <w:p>
-      <w:pPr>
-        <w:pStyle w:val="ListParagraph"/>
-        <w:numPr>
-          <w:ilvl w:val="0"/>
-          <w:numId w:val="3"/>
-        </w:numPr>
-        <w:spacing w:after="80"/>
-      </w:pPr>
-      <w:r>
-        <w:t xml:space="preserve">Add the attacker's prowess attribute (usually Martial).</w:t>
-      </w:r>
-    </w:p>
-    <w:p>
-      <w:pPr>
-        <w:pStyle w:val="ListParagraph"/>
-        <w:numPr>
-          <w:ilvl w:val="0"/>
-          <w:numId w:val="3"/>
-        </w:numPr>
-        <w:spacing w:after="80"/>
-      </w:pPr>
-      <w:r>
-        <w:t xml:space="preserve">Apply the skill's power multiplier: result × (Base Power ÷ 100). A power of 100 = full damage; 50 = half.</w:t>
-      </w:r>
-    </w:p>
-    <w:p>
-      <w:pPr>
-        <w:pStyle w:val="ListParagraph"/>
-        <w:numPr>
-          <w:ilvl w:val="0"/>
-          <w:numId w:val="3"/>
-        </w:numPr>
-        <w:spacing w:after="80"/>
-      </w:pPr>
-      <w:r>
-        <w:t xml:space="preserve">On a critical hit: use the weapon's maximum damage value multiplied by the crit multiplier instead of a random roll.</w:t>
-      </w:r>
-    </w:p>
-    <w:p>
-      <w:pPr>
-        <w:pStyle w:val="ListParagraph"/>
-        <w:numPr>
-          <w:ilvl w:val="0"/>
-          <w:numId w:val="3"/>
-        </w:numPr>
-        <w:spacing w:after="80"/>
-      </w:pPr>
-      <w:r>
-        <w:t xml:space="preserve">Subtract the defender's defense attribute (usually Parry). Minimum result is 0.</w:t>
-      </w:r>
-    </w:p>
-    <w:p>
-      <w:pPr>
-        <w:pStyle w:val="ListParagraph"/>
-        <w:numPr>
-          <w:ilvl w:val="0"/>
-          <w:numId w:val="3"/>
-        </w:numPr>
-        <w:spacing w:after="80"/>
-      </w:pPr>
-      <w:r>
-        <w:t xml:space="preserve">Post-roll status hooks may apply a damage multiplier at this point (e.g. 200 = double damage, 50 = half damage).</w:t>
-      </w:r>
-    </w:p>
-    <w:p>
-      <w:pPr>
-        <w:spacing w:after="60"/>
-      </w:pPr>
-      <w:r>
-        <w:t xml:space="preserve"/>
-      </w:r>
-    </w:p>
-    <w:p>
-      <w:pPr>
-        <w:pStyle w:val="Heading3"/>
-      </w:pPr>
-      <w:r>
-        <w:t xml:space="preserve">Step 6 — Pre-Hit Passive Skills (BEFORE_HIT_RESOLVES)</w:t>
-      </w:r>
-    </w:p>
-    <w:p>
-      <w:pPr>
-        <w:spacing w:after="80"/>
-      </w:pPr>
-      <w:r>
-        <w:t xml:space="preserve">Immediately after the hit roll and damage are determined — but before any animation begins — passive skills with the BEFORE_HIT_RESOLVES trigger are evaluated. Skills like Dodge fire here and can flip the hit result to a miss. This happens silently, so by the time animations start the outcome is already final.</w:t>
-      </w:r>
-    </w:p>
-    <w:p>
-      <w:pPr>
-        <w:spacing w:after="60"/>
-      </w:pPr>
-      <w:r>
-        <w:t xml:space="preserve"/>
-      </w:r>
-    </w:p>
-    <w:p>
-      <w:pPr>
-        <w:pStyle w:val="Heading3"/>
-      </w:pPr>
-      <w:r>
-        <w:t xml:space="preserve">Step 7 — Reaction Selection</w:t>
-      </w:r>
-    </w:p>
-    <w:p>
-      <w:pPr>
-        <w:spacing w:after="80"/>
-      </w:pPr>
-      <w:r>
-        <w:t xml:space="preserve">The defender's ReactionPack is evaluated to choose their response. Rules are checked in priority order (highest first). Each rule specifies which outcomes it applies to (hit, miss, crit, graze) and any required flags. The first matching rule determines the reaction (Block, Evade, Pass, etc.). If no rule matches, the fallback reaction is used.</w:t>
-      </w:r>
-    </w:p>
-    <w:p>
-      <w:pPr>
-        <w:spacing w:after="60"/>
-      </w:pPr>
-      <w:r>
-        <w:t xml:space="preserve"/>
-      </w:r>
-    </w:p>
-    <w:p>
-      <w:pPr>
-        <w:pStyle w:val="Heading3"/>
-      </w:pPr>
-      <w:r>
-        <w:t xml:space="preserve">Step 8 — Animation &amp; Resolution</w:t>
-      </w:r>
-    </w:p>
-    <w:p>
-      <w:pPr>
-        <w:spacing w:after="80"/>
-      </w:pPr>
-      <w:r>
-        <w:t xml:space="preserve">Attack and reaction animations play simultaneously, synchronized so the hit moment aligns. At the hit moment, the pre-calculated damage is applied to the defender's Posture (or the miss is confirmed). After the skill fully resolves, AFTER_SKILL_USED passive skills may fire.</w:t>
-      </w:r>
-    </w:p>
-    <w:p>
-      <w:pPr>
-        <w:spacing w:after="60"/>
-      </w:pPr>
-      <w:r>
-        <w:t xml:space="preserve"/>
-      </w:r>
-    </w:p>
-    <w:p>
-      <w:pPr>
-        <w:pStyle w:val="Heading1"/>
-      </w:pPr>
-      <w:r>
-        <w:t xml:space="preserve">5. Reactions</w:t>
-      </w:r>
-    </w:p>
-    <w:p>
-      <w:pPr>
-        <w:spacing w:after="80"/>
-      </w:pPr>
-      <w:r>
-        <w:t xml:space="preserve">Reactions are defensive responses that play automatically when a unit is attacked. Every unit has a ReactionPack that defines what reactions it can use and when.</w:t>
-      </w:r>
-    </w:p>
-    <w:p>
-      <w:pPr>
-        <w:spacing w:after="60"/>
-      </w:pPr>
-      <w:r>
-        <w:t xml:space="preserve"/>
-      </w:r>
-    </w:p>
-    <w:p>
-      <w:pPr>
-        <w:pStyle w:val="Heading2"/>
-      </w:pPr>
-      <w:r>
-        <w:t xml:space="preserve">5.1  Reaction Rules</w:t>
-      </w:r>
-    </w:p>
-    <w:p>
-      <w:pPr>
-        <w:spacing w:after="80"/>
-      </w:pPr>
-      <w:r>
-        <w:t xml:space="preserve">Each rule in a ReactionPack defines:</w:t>
-      </w:r>
-    </w:p>
-    <w:p>
-      <w:pPr>
-        <w:pStyle w:val="ListParagraph"/>
-        <w:numPr>
-          <w:ilvl w:val="0"/>
-          <w:numId w:val="2"/>
-        </w:numPr>
-        <w:spacing w:after="60"/>
-      </w:pPr>
-      <w:r>
-        <w:t xml:space="preserve">Which outcomes trigger it (Hit, Miss, Critical, Graze — multiple can be listed)</w:t>
-      </w:r>
-    </w:p>
-    <w:p>
-      <w:pPr>
-        <w:pStyle w:val="ListParagraph"/>
-        <w:numPr>
-          <w:ilvl w:val="0"/>
-          <w:numId w:val="2"/>
-        </w:numPr>
-        <w:spacing w:after="60"/>
-      </w:pPr>
-      <w:r>
-        <w:t xml:space="preserve">Required attack tags or combat flags (e.g. only trigger on 'Melee' attacks)</w:t>
-      </w:r>
-    </w:p>
-    <w:p>
-      <w:pPr>
-        <w:pStyle w:val="ListParagraph"/>
-        <w:numPr>
-          <w:ilvl w:val="0"/>
-          <w:numId w:val="2"/>
-        </w:numPr>
-        <w:spacing w:after="60"/>
-      </w:pPr>
-      <w:r>
-        <w:t xml:space="preserve">Excluded flags (e.g. do not trigger if 'deflected' is set)</w:t>
-      </w:r>
-    </w:p>
-    <w:p>
-      <w:pPr>
-        <w:pStyle w:val="ListParagraph"/>
-        <w:numPr>
-          <w:ilvl w:val="0"/>
-          <w:numId w:val="2"/>
-        </w:numPr>
-        <w:spacing w:after="60"/>
-      </w:pPr>
-      <w:r>
-        <w:t xml:space="preserve">A priority number — higher priority rules are checked first</w:t>
-      </w:r>
-    </w:p>
-    <w:p>
-      <w:pPr>
-        <w:spacing w:after="60"/>
-      </w:pPr>
-      <w:r>
-        <w:t xml:space="preserve"/>
-      </w:r>
-    </w:p>
-    <w:p>
-      <w:pPr>
-        <w:spacing w:after="80"/>
-      </w:pPr>
-      <w:r>
-        <w:t xml:space="preserve">If no rule matches, the pack's fallback reaction is used (typically Pass/do nothing).</w:t>
-      </w:r>
-    </w:p>
-    <w:p>
-      <w:pPr>
-        <w:spacing w:after="60"/>
-      </w:pPr>
-      <w:r>
-        <w:t xml:space="preserve"/>
-      </w:r>
-    </w:p>
-    <w:p>
-      <w:pPr>
-        <w:pStyle w:val="Heading2"/>
-      </w:pPr>
-      <w:r>
-        <w:t xml:space="preserve">5.2  Built-in Reactions</w:t>
-      </w:r>
-    </w:p>
-    <w:tbl>
-      <w:tblPr>
-        <w:tblW w:type="dxa" w:w="9360"/>
-        <w:tblBorders>
-          <w:top w:val="single" w:color="auto" w:sz="4"/>
-          <w:left w:val="single" w:color="auto" w:sz="4"/>
-          <w:bottom w:val="single" w:color="auto" w:sz="4"/>
-          <w:right w:val="single" w:color="auto" w:sz="4"/>
-          <w:insideH w:val="single" w:color="auto" w:sz="4"/>
-          <w:insideV w:val="single" w:color="auto" w:sz="4"/>
-        </w:tblBorders>
-      </w:tblPr>
-      <w:tblGrid>
-        <w:gridCol w:w="2200"/>
-        <w:gridCol w:w="4760"/>
-        <w:gridCol w:w="2400"/>
-      </w:tblGrid>
-      <w:tr>
-        <w:trPr>
-          <w:tblHeader/>
-        </w:trPr>
-        <w:tc>
-          <w:tcPr>
-            <w:tcW w:type="dxa" w:w="2200"/>
-            <w:tcBorders>
-              <w:top w:val="single" w:color="CCCCCC" w:sz="1"/>
-              <w:left w:val="single" w:color="CCCCCC" w:sz="1"/>
-              <w:bottom w:val="single" w:color="CCCCCC" w:sz="1"/>
-              <w:right w:val="single" w:color="CCCCCC" w:sz="1"/>
-            </w:tcBorders>
-            <w:shd w:fill="2E4057" w:val="clear"/>
-            <w:tcMar>
-              <w:top w:type="dxa" w:w="80"/>
-              <w:left w:type="dxa" w:w="120"/>
-              <w:bottom w:type="dxa" w:w="80"/>
-              <w:right w:type="dxa" w:w="120"/>
-            </w:tcMar>
-          </w:tcPr>
-          <w:p>
-            <w:r>
-              <w:rPr>
-                <w:b/>
-                <w:bCs/>
-                <w:color w:val="FFFFFF"/>
-              </w:rPr>
-              <w:t xml:space="preserve">Stat</w:t>
-            </w:r>
-          </w:p>
-        </w:tc>
-        <w:tc>
-          <w:tcPr>
-            <w:tcW w:type="dxa" w:w="4760"/>
-            <w:tcBorders>
-              <w:top w:val="single" w:color="CCCCCC" w:sz="1"/>
-              <w:left w:val="single" w:color="CCCCCC" w:sz="1"/>
-              <w:bottom w:val="single" w:color="CCCCCC" w:sz="1"/>
-              <w:right w:val="single" w:color="CCCCCC" w:sz="1"/>
-            </w:tcBorders>
-            <w:shd w:fill="2E4057" w:val="clear"/>
-            <w:tcMar>
-              <w:top w:type="dxa" w:w="80"/>
-              <w:left w:type="dxa" w:w="120"/>
-              <w:bottom w:type="dxa" w:w="80"/>
-              <w:right w:type="dxa" w:w="120"/>
-            </w:tcMar>
-          </w:tcPr>
-          <w:p>
-            <w:r>
-              <w:rPr>
-                <w:b/>
-                <w:bCs/>
-                <w:color w:val="FFFFFF"/>
-              </w:rPr>
-              <w:t xml:space="preserve">Description</w:t>
-            </w:r>
-          </w:p>
-        </w:tc>
-        <w:tc>
-          <w:tcPr>
-            <w:tcW w:type="dxa" w:w="2400"/>
-            <w:tcBorders>
-              <w:top w:val="single" w:color="CCCCCC" w:sz="1"/>
-              <w:left w:val="single" w:color="CCCCCC" w:sz="1"/>
-              <w:bottom w:val="single" w:color="CCCCCC" w:sz="1"/>
-              <w:right w:val="single" w:color="CCCCCC" w:sz="1"/>
-            </w:tcBorders>
-            <w:shd w:fill="2E4057" w:val="clear"/>
-            <w:tcMar>
-              <w:top w:type="dxa" w:w="80"/>
-              <w:left w:type="dxa" w:w="120"/>
-              <w:bottom w:type="dxa" w:w="80"/>
-              <w:right w:type="dxa" w:w="120"/>
-            </w:tcMar>
-          </w:tcPr>
-          <w:p>
-            <w:r>
-              <w:rPr>
-                <w:b/>
-                <w:bCs/>
-                <w:color w:val="FFFFFF"/>
-              </w:rPr>
-              <w:t xml:space="preserve">Notes / Default</w:t>
-            </w:r>
-          </w:p>
-        </w:tc>
-      </w:tr>
-      <w:tr>
-        <w:tc>
-          <w:tcPr>
-            <w:tcW w:type="dxa" w:w="2200"/>
-            <w:tcBorders>
-              <w:top w:val="single" w:color="CCCCCC" w:sz="1"/>
-              <w:left w:val="single" w:color="CCCCCC" w:sz="1"/>
-              <w:bottom w:val="single" w:color="CCCCCC" w:sz="1"/>
-              <w:right w:val="single" w:color="CCCCCC" w:sz="1"/>
-            </w:tcBorders>
-            <w:shd w:fill="F7F9FC" w:val="clear"/>
-            <w:tcMar>
-              <w:top w:type="dxa" w:w="80"/>
-              <w:left w:type="dxa" w:w="120"/>
-              <w:bottom w:type="dxa" w:w="80"/>
-              <w:right w:type="dxa" w:w="120"/>
-            </w:tcMar>
-          </w:tcPr>
-          <w:p>
-            <w:r>
-              <w:t xml:space="preserve">Block</w:t>
-            </w:r>
-          </w:p>
-        </w:tc>
-        <w:tc>
-          <w:tcPr>
-            <w:tcW w:type="dxa" w:w="4760"/>
-            <w:tcBorders>
-              <w:top w:val="single" w:color="CCCCCC" w:sz="1"/>
-              <w:left w:val="single" w:color="CCCCCC" w:sz="1"/>
-              <w:bottom w:val="single" w:color="CCCCCC" w:sz="1"/>
-              <w:right w:val="single" w:color="CCCCCC" w:sz="1"/>
-            </w:tcBorders>
-            <w:shd w:fill="F7F9FC" w:val="clear"/>
-            <w:tcMar>
-              <w:top w:type="dxa" w:w="80"/>
-              <w:left w:type="dxa" w:w="120"/>
-              <w:bottom w:type="dxa" w:w="80"/>
-              <w:right w:type="dxa" w:w="120"/>
-            </w:tcMar>
-          </w:tcPr>
-          <w:p>
-            <w:r>
-              <w:t xml:space="preserve">The unit performs a blocking animation. Reduces or negates damage when triggered.</w:t>
-            </w:r>
-          </w:p>
-        </w:tc>
-        <w:tc>
-          <w:tcPr>
-            <w:tcW w:type="dxa" w:w="2400"/>
-            <w:tcBorders>
-              <w:top w:val="single" w:color="CCCCCC" w:sz="1"/>
-              <w:left w:val="single" w:color="CCCCCC" w:sz="1"/>
-              <w:bottom w:val="single" w:color="CCCCCC" w:sz="1"/>
-              <w:right w:val="single" w:color="CCCCCC" w:sz="1"/>
-            </w:tcBorders>
-            <w:shd w:fill="F7F9FC" w:val="clear"/>
-            <w:tcMar>
-              <w:top w:type="dxa" w:w="80"/>
-              <w:left w:type="dxa" w:w="120"/>
-              <w:bottom w:type="dxa" w:w="80"/>
-              <w:right w:type="dxa" w:w="120"/>
-            </w:tcMar>
-          </w:tcPr>
-          <w:p>
-            <w:r>
-              <w:t xml:space="preserve">Triggered by specific outcomes/tags</w:t>
-            </w:r>
-          </w:p>
-        </w:tc>
-      </w:tr>
-      <w:tr>
-        <w:tc>
-          <w:tcPr>
-            <w:tcW w:type="dxa" w:w="2200"/>
-            <w:tcBorders>
-              <w:top w:val="single" w:color="CCCCCC" w:sz="1"/>
-              <w:left w:val="single" w:color="CCCCCC" w:sz="1"/>
-              <w:bottom w:val="single" w:color="CCCCCC" w:sz="1"/>
-              <w:right w:val="single" w:color="CCCCCC" w:sz="1"/>
-            </w:tcBorders>
-            <w:shd w:fill="FFFFFF" w:val="clear"/>
-            <w:tcMar>
-              <w:top w:type="dxa" w:w="80"/>
-              <w:left w:type="dxa" w:w="120"/>
-              <w:bottom w:type="dxa" w:w="80"/>
-              <w:right w:type="dxa" w:w="120"/>
-            </w:tcMar>
-          </w:tcPr>
-          <w:p>
-            <w:r>
-              <w:t xml:space="preserve">Evade</w:t>
-            </w:r>
-          </w:p>
-        </w:tc>
-        <w:tc>
-          <w:tcPr>
-            <w:tcW w:type="dxa" w:w="4760"/>
-            <w:tcBorders>
-              <w:top w:val="single" w:color="CCCCCC" w:sz="1"/>
-              <w:left w:val="single" w:color="CCCCCC" w:sz="1"/>
-              <w:bottom w:val="single" w:color="CCCCCC" w:sz="1"/>
-              <w:right w:val="single" w:color="CCCCCC" w:sz="1"/>
-            </w:tcBorders>
-            <w:shd w:fill="FFFFFF" w:val="clear"/>
-            <w:tcMar>
-              <w:top w:type="dxa" w:w="80"/>
-              <w:left w:type="dxa" w:w="120"/>
-              <w:bottom w:type="dxa" w:w="80"/>
-              <w:right w:type="dxa" w:w="120"/>
-            </w:tcMar>
-          </w:tcPr>
-          <w:p>
-            <w:r>
-              <w:t xml:space="preserve">The unit performs a dodge animation. The attack is treated as a miss on success.</w:t>
-            </w:r>
-          </w:p>
-        </w:tc>
-        <w:tc>
-          <w:tcPr>
-            <w:tcW w:type="dxa" w:w="2400"/>
-            <w:tcBorders>
-              <w:top w:val="single" w:color="CCCCCC" w:sz="1"/>
-              <w:left w:val="single" w:color="CCCCCC" w:sz="1"/>
-              <w:bottom w:val="single" w:color="CCCCCC" w:sz="1"/>
-              <w:right w:val="single" w:color="CCCCCC" w:sz="1"/>
-            </w:tcBorders>
-            <w:shd w:fill="FFFFFF" w:val="clear"/>
-            <w:tcMar>
-              <w:top w:type="dxa" w:w="80"/>
-              <w:left w:type="dxa" w:w="120"/>
-              <w:bottom w:type="dxa" w:w="80"/>
-              <w:right w:type="dxa" w:w="120"/>
-            </w:tcMar>
-          </w:tcPr>
-          <w:p>
-            <w:r>
-              <w:t xml:space="preserve">Triggered by specific outcomes</w:t>
-            </w:r>
-          </w:p>
-        </w:tc>
-      </w:tr>
-      <w:tr>
-        <w:tc>
-          <w:tcPr>
-            <w:tcW w:type="dxa" w:w="2200"/>
-            <w:tcBorders>
-              <w:top w:val="single" w:color="CCCCCC" w:sz="1"/>
-              <w:left w:val="single" w:color="CCCCCC" w:sz="1"/>
-              <w:bottom w:val="single" w:color="CCCCCC" w:sz="1"/>
-              <w:right w:val="single" w:color="CCCCCC" w:sz="1"/>
-            </w:tcBorders>
-            <w:shd w:fill="F7F9FC" w:val="clear"/>
-            <w:tcMar>
-              <w:top w:type="dxa" w:w="80"/>
-              <w:left w:type="dxa" w:w="120"/>
-              <w:bottom w:type="dxa" w:w="80"/>
-              <w:right w:type="dxa" w:w="120"/>
-            </w:tcMar>
-          </w:tcPr>
-          <w:p>
-            <w:r>
-              <w:t xml:space="preserve">Pass</w:t>
-            </w:r>
-          </w:p>
-        </w:tc>
-        <w:tc>
-          <w:tcPr>
-            <w:tcW w:type="dxa" w:w="4760"/>
-            <w:tcBorders>
-              <w:top w:val="single" w:color="CCCCCC" w:sz="1"/>
-              <w:left w:val="single" w:color="CCCCCC" w:sz="1"/>
-              <w:bottom w:val="single" w:color="CCCCCC" w:sz="1"/>
-              <w:right w:val="single" w:color="CCCCCC" w:sz="1"/>
-            </w:tcBorders>
-            <w:shd w:fill="F7F9FC" w:val="clear"/>
-            <w:tcMar>
-              <w:top w:type="dxa" w:w="80"/>
-              <w:left w:type="dxa" w:w="120"/>
-              <w:bottom w:type="dxa" w:w="80"/>
-              <w:right w:type="dxa" w:w="120"/>
-            </w:tcMar>
-          </w:tcPr>
-          <w:p>
-            <w:r>
-              <w:t xml:space="preserve">No response. The unit takes the hit without reacting. Default fallback for all ReactionPacks.</w:t>
-            </w:r>
-          </w:p>
-        </w:tc>
-        <w:tc>
-          <w:tcPr>
-            <w:tcW w:type="dxa" w:w="2400"/>
-            <w:tcBorders>
-              <w:top w:val="single" w:color="CCCCCC" w:sz="1"/>
-              <w:left w:val="single" w:color="CCCCCC" w:sz="1"/>
-              <w:bottom w:val="single" w:color="CCCCCC" w:sz="1"/>
-              <w:right w:val="single" w:color="CCCCCC" w:sz="1"/>
-            </w:tcBorders>
-            <w:shd w:fill="F7F9FC" w:val="clear"/>
-            <w:tcMar>
-              <w:top w:type="dxa" w:w="80"/>
-              <w:left w:type="dxa" w:w="120"/>
-              <w:bottom w:type="dxa" w:w="80"/>
-              <w:right w:type="dxa" w:w="120"/>
-            </w:tcMar>
-          </w:tcPr>
-          <w:p>
-            <w:r>
-              <w:t xml:space="preserve">Always available as fallback</w:t>
-            </w:r>
-          </w:p>
-        </w:tc>
-      </w:tr>
-    </w:tbl>
+        <w:t xml:space="preserve">Cause Fear (Dream Mage spell)</w:t>
+      </w:r>
+      <w:r>
+        <w:t xml:space="preserve"> — True Hit, base infliction chance 90%. The target has Fear Resistance 40%. Final infliction chance: 90 − 40 = 50%. A roll of 1–50 applies the fear effect; a roll of 51–100 resists it.</w:t>
+      </w:r>
+    </w:p>
     <w:p>
       <w:pPr>
         <w:spacing w:after="60"/>
@@ -8637,7 +8054,7 @@
         <w:spacing w:after="80"/>
       </w:pPr>
       <w:r>
-        <w:t xml:space="preserve">Each unit is assembled from a BuildProfile composed of stacked BuildSource layers. Each layer contributes attribute bonuses and adds skills to the unit's available pool. The final unit stats are the sum of all active layers.</w:t>
+        <w:t xml:space="preserve">Each unit is assembled from a BuildProfile composed of stacked BuildSource layers. Each layer contributes stat bonuses and adds skills to the unit's available pool. The final unit stats are the sum of all active layers.</w:t>
       </w:r>
     </w:p>
     <w:p>
@@ -8828,7 +8245,7 @@
           </w:tcPr>
           <w:p>
             <w:r>
-              <w:t xml:space="preserve">e.g. Human</w:t>
+              <w:t xml:space="preserve">e.g. Human, Oni</w:t>
             </w:r>
           </w:p>
         </w:tc>
@@ -8947,7 +8364,7 @@
           </w:tcPr>
           <w:p>
             <w:r>
-              <w:t xml:space="preserve">Combat discipline. The primary source of attack skills and martial stat bonuses.</w:t>
+              <w:t xml:space="preserve">Combat discipline. Primary source of weapon skills, martial stat bonuses, and Potential increases for Martial and Parry. Warmages receive this layer for free as part of their archetype.</w:t>
             </w:r>
           </w:p>
         </w:tc>
@@ -9018,7 +8435,7 @@
           </w:tcPr>
           <w:p>
             <w:r>
-              <w:t xml:space="preserve">Spellcasting tradition. Grants spell skills and Channel/Resist bonuses.</w:t>
+              <w:t xml:space="preserve">Spellcasting tradition. Grants spells, affinities, Channel/Resist bonuses, and defines the unit as a Truemage or Warmage.</w:t>
             </w:r>
           </w:p>
         </w:tc>
@@ -9041,7 +8458,7 @@
           </w:tcPr>
           <w:p>
             <w:r>
-              <w:t xml:space="preserve">e.g. Elementalist</w:t>
+              <w:t xml:space="preserve">e.g. Dream Mage</w:t>
             </w:r>
           </w:p>
         </w:tc>
@@ -9089,7 +8506,7 @@
           </w:tcPr>
           <w:p>
             <w:r>
-              <w:t xml:space="preserve">Advancement tier representing character level and growth.</w:t>
+              <w:t xml:space="preserve">Advancement tier. Truemages unlock additional spell and technique slots at each rank. Warmages unlock new weapon techniques, Enforcement spells, and martial upgrades.</w:t>
             </w:r>
           </w:p>
         </w:tc>
@@ -9160,7 +8577,7 @@
           </w:tcPr>
           <w:p>
             <w:r>
-              <w:t xml:space="preserve">Individual talents chosen on level-up. Stack additional bonuses or unique abilities.</w:t>
+              <w:t xml:space="preserve">Individual talents chosen on level-up. Truemages who want a Martial Class must purchase it here — at a lower Potential ceiling than a Warmage's free progression.</w:t>
             </w:r>
           </w:p>
         </w:tc>
@@ -9231,7 +8648,7 @@
           </w:tcPr>
           <w:p>
             <w:r>
-              <w:t xml:space="preserve">Equipment entries that grant attribute bonuses and occasionally passive skills.</w:t>
+              <w:t xml:space="preserve">Equipment entries that grant stat bonuses and occasionally passive skills.</w:t>
             </w:r>
           </w:p>
         </w:tc>
@@ -9273,7 +8690,15 @@
         <w:pStyle w:val="Heading2"/>
       </w:pPr>
       <w:r>
-        <w:t xml:space="preserve">8.2  Current Martial Classes</w:t>
+        <w:t xml:space="preserve">8.2  Mage Archetypes: Truemages and Warmages</w:t>
+      </w:r>
+    </w:p>
+    <w:p>
+      <w:pPr>
+        <w:spacing w:after="80"/>
+      </w:pPr>
+      <w:r>
+        <w:t xml:space="preserve">All characters in this world are mages to some degree — magic is part of the world's nature. However, how a character chooses to develop that magic defines one of the most fundamental distinctions in unit identity: whether they pursued magic as a discipline unto itself, or as a force multiplier for martial combat.</w:t>
       </w:r>
     </w:p>
     <w:p>
@@ -9289,7 +8714,23 @@
         <w:pStyle w:val="Heading3"/>
       </w:pPr>
       <w:r>
-        <w:t xml:space="preserve">Mercenary</w:t>
+        <w:t xml:space="preserve">Truemages</w:t>
+      </w:r>
+    </w:p>
+    <w:p>
+      <w:pPr>
+        <w:spacing w:after="80"/>
+      </w:pPr>
+      <w:r>
+        <w:t xml:space="preserve">A Truemage devoted their formative years to studying magic as a complete discipline — its theory, history, and deeper structures. They have broader affinity access than anyone else, a large Mana pool, and their power scales through the accumulation of spells and techniques as they advance in rank.</w:t>
+      </w:r>
+    </w:p>
+    <w:p>
+      <w:pPr>
+        <w:spacing w:after="60"/>
+      </w:pPr>
+      <w:r>
+        <w:t xml:space="preserve"/>
       </w:r>
     </w:p>
     <w:p>
@@ -9302,7 +8743,7 @@
         <w:spacing w:after="60"/>
       </w:pPr>
       <w:r>
-        <w:t xml:space="preserve">Attribute Bonuses: Martial +1, Parry +1, Posture max +5</w:t>
+        <w:t xml:space="preserve">Affinity Breadth — Truemages can attune to more affinities than Warmages. Where a Warmage is restricted to one or two affinities, a Truemage can develop three to five. Each affinity expands their available spell library.</w:t>
       </w:r>
     </w:p>
     <w:p>
@@ -9315,23 +8756,7 @@
         <w:spacing w:after="60"/>
       </w:pPr>
       <w:r>
-        <w:t xml:space="preserve">Skills Granted: Bash, Long Bash, Passive Critical Blessing, Execution</w:t>
-      </w:r>
-    </w:p>
-    <w:p>
-      <w:pPr>
-        <w:spacing w:after="60"/>
-      </w:pPr>
-      <w:r>
-        <w:t xml:space="preserve"/>
-      </w:r>
-    </w:p>
-    <w:p>
-      <w:pPr>
-        <w:pStyle w:val="Heading3"/>
-      </w:pPr>
-      <w:r>
-        <w:t xml:space="preserve">Duelist</w:t>
+        <w:t xml:space="preserve">Spell Vocabulary Growth — At each rank, a Truemage unlocks additional spell slots and technique options rather than martial upgrades. A rank one Truemage might know six spells; a rank five Truemage may know eighteen across four affinities. This gives Truemages the widest Tactics List vocabulary of any unit type.</w:t>
       </w:r>
     </w:p>
     <w:p>
@@ -9344,23 +8769,7 @@
         <w:spacing w:after="60"/>
       </w:pPr>
       <w:r>
-        <w:t xml:space="preserve">In development.</w:t>
-      </w:r>
-    </w:p>
-    <w:p>
-      <w:pPr>
-        <w:spacing w:after="60"/>
-      </w:pPr>
-      <w:r>
-        <w:t xml:space="preserve"/>
-      </w:r>
-    </w:p>
-    <w:p>
-      <w:pPr>
-        <w:pStyle w:val="Heading3"/>
-      </w:pPr>
-      <w:r>
-        <w:t xml:space="preserve">Archer</w:t>
+        <w:t xml:space="preserve">Mana Depth — Truemages have a significantly larger Mana pool than Warmages and recover it more efficiently between cycles. They sustain magical output across longer battles.</w:t>
       </w:r>
     </w:p>
     <w:p>
@@ -9373,39 +8782,7 @@
         <w:spacing w:after="60"/>
       </w:pPr>
       <w:r>
-        <w:t xml:space="preserve">In development.</w:t>
-      </w:r>
-    </w:p>
-    <w:p>
-      <w:pPr>
-        <w:spacing w:after="60"/>
-      </w:pPr>
-      <w:r>
-        <w:t xml:space="preserve"/>
-      </w:r>
-    </w:p>
-    <w:p>
-      <w:pPr>
-        <w:pStyle w:val="Heading2"/>
-      </w:pPr>
-      <w:r>
-        <w:t xml:space="preserve">8.3  Current Magic Classes</w:t>
-      </w:r>
-    </w:p>
-    <w:p>
-      <w:pPr>
-        <w:spacing w:after="60"/>
-      </w:pPr>
-      <w:r>
-        <w:t xml:space="preserve"/>
-      </w:r>
-    </w:p>
-    <w:p>
-      <w:pPr>
-        <w:pStyle w:val="Heading3"/>
-      </w:pPr>
-      <w:r>
-        <w:t xml:space="preserve">Elementalist</w:t>
+        <w:t xml:space="preserve">No Weapon Dependency — Truemage spells are cast freely using a Spellbinding focus (staff, orb, bound tome) in the Main Weapon slot. All spells fire from the focus at full magical range. Upgrading to a better focus improves all spells simultaneously.</w:t>
       </w:r>
     </w:p>
     <w:p>
@@ -9418,23 +8795,57 @@
         <w:spacing w:after="60"/>
       </w:pPr>
       <w:r>
-        <w:t xml:space="preserve">In development.</w:t>
-      </w:r>
-    </w:p>
-    <w:p>
-      <w:pPr>
+        <w:t xml:space="preserve">Full Magical Range — Truemage spells project at range determined by the spell itself, not by weapon reach. A Truemage with a Lightning affinity can threaten enemies across the battlefield.</w:t>
+      </w:r>
+    </w:p>
+    <w:p>
+      <w:pPr>
+        <w:pStyle w:val="ListParagraph"/>
+        <w:numPr>
+          <w:ilvl w:val="0"/>
+          <w:numId w:val="2"/>
+        </w:numPr>
         <w:spacing w:after="60"/>
       </w:pPr>
       <w:r>
+        <w:t xml:space="preserve">Martial Class as a Cost — A Truemage who wants martial capability must spend feats to unlock a Martial Class. Even then, their Martial Potential ceiling is lower than a Warmage's. A sword-trained Truemage is a competent fighter; a Warmage is a warrior. The gap is intentional and permanent.</w:t>
+      </w:r>
+    </w:p>
+    <w:p>
+      <w:pPr>
+        <w:pStyle w:val="ListParagraph"/>
+        <w:numPr>
+          <w:ilvl w:val="0"/>
+          <w:numId w:val="2"/>
+        </w:numPr>
+        <w:spacing w:after="60"/>
+      </w:pPr>
+      <w:r>
+        <w:t xml:space="preserve">Low Posture / Evade-leaning Defense — Truemages invest in Evade over Parry and have a smaller Posture pool. They are not frontline fighters.</w:t>
+      </w:r>
+    </w:p>
+    <w:p>
+      <w:pPr>
+        <w:spacing w:after="60"/>
+      </w:pPr>
+      <w:r>
         <w:t xml:space="preserve"/>
       </w:r>
     </w:p>
     <w:p>
       <w:pPr>
-        <w:pStyle w:val="Heading2"/>
-      </w:pPr>
-      <w:r>
-        <w:t xml:space="preserve">8.4  Current Feats</w:t>
+        <w:pStyle w:val="Heading3"/>
+      </w:pPr>
+      <w:r>
+        <w:t xml:space="preserve">Warmages</w:t>
+      </w:r>
+    </w:p>
+    <w:p>
+      <w:pPr>
+        <w:spacing w:after="80"/>
+      </w:pPr>
+      <w:r>
+        <w:t xml:space="preserve">A Warmage chose early to fuse magical study with martial discipline. Their magic channels through their weapon rather than projecting outward, and they never stop being dangerous even when Mana runs low — because their weapon is always in hand.</w:t>
       </w:r>
     </w:p>
     <w:p>
@@ -9443,6 +8854,126 @@
       </w:pPr>
       <w:r>
         <w:t xml:space="preserve"/>
+      </w:r>
+    </w:p>
+    <w:p>
+      <w:pPr>
+        <w:pStyle w:val="ListParagraph"/>
+        <w:numPr>
+          <w:ilvl w:val="0"/>
+          <w:numId w:val="2"/>
+        </w:numPr>
+        <w:spacing w:after="60"/>
+      </w:pPr>
+      <w:r>
+        <w:t xml:space="preserve">Free Martial Class — Warmages receive a Martial Class as part of their archetype without spending a BuildProfile layer. Their Martial stat Potential ceiling is also higher than any other unit type, including a Truemage who spends feats to acquire a Martial Class.</w:t>
+      </w:r>
+    </w:p>
+    <w:p>
+      <w:pPr>
+        <w:pStyle w:val="ListParagraph"/>
+        <w:numPr>
+          <w:ilvl w:val="0"/>
+          <w:numId w:val="2"/>
+        </w:numPr>
+        <w:spacing w:after="60"/>
+      </w:pPr>
+      <w:r>
+        <w:t xml:space="preserve">Weapon-Bound Magic — Warmage spells are tied to their equipped weapon. Rather than projecting freestanding effects, they inscribe spells into strikes and weapon techniques. Spell range is limited to weapon range.</w:t>
+      </w:r>
+    </w:p>
+    <w:p>
+      <w:pPr>
+        <w:pStyle w:val="ListParagraph"/>
+        <w:numPr>
+          <w:ilvl w:val="0"/>
+          <w:numId w:val="2"/>
+        </w:numPr>
+        <w:spacing w:after="60"/>
+      </w:pPr>
+      <w:r>
+        <w:t xml:space="preserve">Combined Stat Formula — Warmage weapon-inscribed attacks draw on both Martial and Channel: prowess contribution is typically (Martial + Channel) / 2. A Warmage who neglects either stat falls behind; investing in both is the defining discipline of the archetype.</w:t>
+      </w:r>
+    </w:p>
+    <w:p>
+      <w:pPr>
+        <w:pStyle w:val="ListParagraph"/>
+        <w:numPr>
+          <w:ilvl w:val="0"/>
+          <w:numId w:val="2"/>
+        </w:numPr>
+        <w:spacing w:after="60"/>
+      </w:pPr>
+      <w:r>
+        <w:t xml:space="preserve">Restricted Affinities — Warmages are locked to one or two affinities regardless of rank. Their martial training crowds out the meditative study required to open new affinities. Their spell library is narrow but each spell they know is well-mastered.</w:t>
+      </w:r>
+    </w:p>
+    <w:p>
+      <w:pPr>
+        <w:pStyle w:val="ListParagraph"/>
+        <w:numPr>
+          <w:ilvl w:val="0"/>
+          <w:numId w:val="2"/>
+        </w:numPr>
+        <w:spacing w:after="60"/>
+      </w:pPr>
+      <w:r>
+        <w:t xml:space="preserve">Enforcement Spells — An exclusive spell category available only to Warmages. Enforcement spells turn magic inward — buffing the Warmage's own combat stats for a limited number of cycles rather than damaging enemies or supporting allies. Examples: raising Parry for a cycle, adding a damage rider to the next strike, granting a free movement action. They are preparation moves: cast in one cycle, execute in the next.</w:t>
+      </w:r>
+    </w:p>
+    <w:p>
+      <w:pPr>
+        <w:pStyle w:val="ListParagraph"/>
+        <w:numPr>
+          <w:ilvl w:val="0"/>
+          <w:numId w:val="2"/>
+        </w:numPr>
+        <w:spacing w:after="60"/>
+      </w:pPr>
+      <w:r>
+        <w:t xml:space="preserve">Manifestation Spells — A second exclusive category. A Manifestation spell conjures a physical magical construct (an ice spear, a stone projectile, condensed lightning) which the Warmage then delivers using a martial skill. The magic provides the ammunition; the martial training provides the throw. This is the Warmage's primary workaround for the range limitation — rather than projecting magic outward, they hand-deliver it. Damage draws on both Channel (magical potency) and Martial (delivery force).</w:t>
+      </w:r>
+    </w:p>
+    <w:p>
+      <w:pPr>
+        <w:pStyle w:val="ListParagraph"/>
+        <w:numPr>
+          <w:ilvl w:val="0"/>
+          <w:numId w:val="2"/>
+        </w:numPr>
+        <w:spacing w:after="60"/>
+      </w:pPr>
+      <w:r>
+        <w:t xml:space="preserve">Low Mana, High Sustainability — Warmages have a smaller Mana pool than Truemages. When Mana runs out, weapon attacks continue at full physical damage — they simply lose the magical rider. In a multi-cycle round the Warmage shifts naturally from magical hybrid to physical aggressor as Mana depletes.</w:t>
+      </w:r>
+    </w:p>
+    <w:p>
+      <w:pPr>
+        <w:pStyle w:val="ListParagraph"/>
+        <w:numPr>
+          <w:ilvl w:val="0"/>
+          <w:numId w:val="2"/>
+        </w:numPr>
+        <w:spacing w:after="60"/>
+      </w:pPr>
+      <w:r>
+        <w:t xml:space="preserve">Medium-High Posture / Parry-leaning Defense — Warmages wear armor, invest in Parry, and can take a hit. Their Posture pool is larger than Truemages and their physical defenses are competitive with dedicated martial units.</w:t>
+      </w:r>
+    </w:p>
+    <w:p>
+      <w:pPr>
+        <w:spacing w:after="60"/>
+      </w:pPr>
+      <w:r>
+        <w:t xml:space="preserve"/>
+      </w:r>
+    </w:p>
+    <w:p>
+      <w:pPr>
+        <w:pStyle w:val="Heading3"/>
+      </w:pPr>
+      <w:r>
+        <w:t xml:space="preserve">Comparison at a Glance</w:t>
       </w:r>
     </w:p>
     <w:tbl>
@@ -9571,7 +9102,7 @@
           </w:tcPr>
           <w:p>
             <w:r>
-              <w:t xml:space="preserve">Tough</w:t>
+              <w:t xml:space="preserve"/>
             </w:r>
           </w:p>
         </w:tc>
@@ -9594,7 +9125,7 @@
           </w:tcPr>
           <w:p>
             <w:r>
-              <w:t xml:space="preserve">Grants bonus maximum Posture.</w:t>
+              <w:t xml:space="preserve">Truemage</w:t>
             </w:r>
           </w:p>
         </w:tc>
@@ -9617,7 +9148,788 @@
           </w:tcPr>
           <w:p>
             <w:r>
-              <w:t xml:space="preserve">Posture max +3</w:t>
+              <w:t xml:space="preserve">Warmage</w:t>
+            </w:r>
+          </w:p>
+        </w:tc>
+      </w:tr>
+      <w:tr>
+        <w:tc>
+          <w:tcPr>
+            <w:tcW w:type="dxa" w:w="2200"/>
+            <w:tcBorders>
+              <w:top w:val="single" w:color="CCCCCC" w:sz="1"/>
+              <w:left w:val="single" w:color="CCCCCC" w:sz="1"/>
+              <w:bottom w:val="single" w:color="CCCCCC" w:sz="1"/>
+              <w:right w:val="single" w:color="CCCCCC" w:sz="1"/>
+            </w:tcBorders>
+            <w:shd w:fill="FFFFFF" w:val="clear"/>
+            <w:tcMar>
+              <w:top w:type="dxa" w:w="80"/>
+              <w:left w:type="dxa" w:w="120"/>
+              <w:bottom w:type="dxa" w:w="80"/>
+              <w:right w:type="dxa" w:w="120"/>
+            </w:tcMar>
+          </w:tcPr>
+          <w:p>
+            <w:r>
+              <w:t xml:space="preserve">Martial Class</w:t>
+            </w:r>
+          </w:p>
+        </w:tc>
+        <w:tc>
+          <w:tcPr>
+            <w:tcW w:type="dxa" w:w="4760"/>
+            <w:tcBorders>
+              <w:top w:val="single" w:color="CCCCCC" w:sz="1"/>
+              <w:left w:val="single" w:color="CCCCCC" w:sz="1"/>
+              <w:bottom w:val="single" w:color="CCCCCC" w:sz="1"/>
+              <w:right w:val="single" w:color="CCCCCC" w:sz="1"/>
+            </w:tcBorders>
+            <w:shd w:fill="FFFFFF" w:val="clear"/>
+            <w:tcMar>
+              <w:top w:type="dxa" w:w="80"/>
+              <w:left w:type="dxa" w:w="120"/>
+              <w:bottom w:type="dxa" w:w="80"/>
+              <w:right w:type="dxa" w:w="120"/>
+            </w:tcMar>
+          </w:tcPr>
+          <w:p>
+            <w:r>
+              <w:t xml:space="preserve">Costs feats; lower Potential ceiling</w:t>
+            </w:r>
+          </w:p>
+        </w:tc>
+        <w:tc>
+          <w:tcPr>
+            <w:tcW w:type="dxa" w:w="2400"/>
+            <w:tcBorders>
+              <w:top w:val="single" w:color="CCCCCC" w:sz="1"/>
+              <w:left w:val="single" w:color="CCCCCC" w:sz="1"/>
+              <w:bottom w:val="single" w:color="CCCCCC" w:sz="1"/>
+              <w:right w:val="single" w:color="CCCCCC" w:sz="1"/>
+            </w:tcBorders>
+            <w:shd w:fill="FFFFFF" w:val="clear"/>
+            <w:tcMar>
+              <w:top w:type="dxa" w:w="80"/>
+              <w:left w:type="dxa" w:w="120"/>
+              <w:bottom w:type="dxa" w:w="80"/>
+              <w:right w:type="dxa" w:w="120"/>
+            </w:tcMar>
+          </w:tcPr>
+          <w:p>
+            <w:r>
+              <w:t xml:space="preserve">Free; highest Potential ceiling in game</w:t>
+            </w:r>
+          </w:p>
+        </w:tc>
+      </w:tr>
+      <w:tr>
+        <w:tc>
+          <w:tcPr>
+            <w:tcW w:type="dxa" w:w="2200"/>
+            <w:tcBorders>
+              <w:top w:val="single" w:color="CCCCCC" w:sz="1"/>
+              <w:left w:val="single" w:color="CCCCCC" w:sz="1"/>
+              <w:bottom w:val="single" w:color="CCCCCC" w:sz="1"/>
+              <w:right w:val="single" w:color="CCCCCC" w:sz="1"/>
+            </w:tcBorders>
+            <w:shd w:fill="F7F9FC" w:val="clear"/>
+            <w:tcMar>
+              <w:top w:type="dxa" w:w="80"/>
+              <w:left w:type="dxa" w:w="120"/>
+              <w:bottom w:type="dxa" w:w="80"/>
+              <w:right w:type="dxa" w:w="120"/>
+            </w:tcMar>
+          </w:tcPr>
+          <w:p>
+            <w:r>
+              <w:t xml:space="preserve">Affinities</w:t>
+            </w:r>
+          </w:p>
+        </w:tc>
+        <w:tc>
+          <w:tcPr>
+            <w:tcW w:type="dxa" w:w="4760"/>
+            <w:tcBorders>
+              <w:top w:val="single" w:color="CCCCCC" w:sz="1"/>
+              <w:left w:val="single" w:color="CCCCCC" w:sz="1"/>
+              <w:bottom w:val="single" w:color="CCCCCC" w:sz="1"/>
+              <w:right w:val="single" w:color="CCCCCC" w:sz="1"/>
+            </w:tcBorders>
+            <w:shd w:fill="F7F9FC" w:val="clear"/>
+            <w:tcMar>
+              <w:top w:type="dxa" w:w="80"/>
+              <w:left w:type="dxa" w:w="120"/>
+              <w:bottom w:type="dxa" w:w="80"/>
+              <w:right w:type="dxa" w:w="120"/>
+            </w:tcMar>
+          </w:tcPr>
+          <w:p>
+            <w:r>
+              <w:t xml:space="preserve">3–5</w:t>
+            </w:r>
+          </w:p>
+        </w:tc>
+        <w:tc>
+          <w:tcPr>
+            <w:tcW w:type="dxa" w:w="2400"/>
+            <w:tcBorders>
+              <w:top w:val="single" w:color="CCCCCC" w:sz="1"/>
+              <w:left w:val="single" w:color="CCCCCC" w:sz="1"/>
+              <w:bottom w:val="single" w:color="CCCCCC" w:sz="1"/>
+              <w:right w:val="single" w:color="CCCCCC" w:sz="1"/>
+            </w:tcBorders>
+            <w:shd w:fill="F7F9FC" w:val="clear"/>
+            <w:tcMar>
+              <w:top w:type="dxa" w:w="80"/>
+              <w:left w:type="dxa" w:w="120"/>
+              <w:bottom w:type="dxa" w:w="80"/>
+              <w:right w:type="dxa" w:w="120"/>
+            </w:tcMar>
+          </w:tcPr>
+          <w:p>
+            <w:r>
+              <w:t xml:space="preserve">1–2</w:t>
+            </w:r>
+          </w:p>
+        </w:tc>
+      </w:tr>
+      <w:tr>
+        <w:tc>
+          <w:tcPr>
+            <w:tcW w:type="dxa" w:w="2200"/>
+            <w:tcBorders>
+              <w:top w:val="single" w:color="CCCCCC" w:sz="1"/>
+              <w:left w:val="single" w:color="CCCCCC" w:sz="1"/>
+              <w:bottom w:val="single" w:color="CCCCCC" w:sz="1"/>
+              <w:right w:val="single" w:color="CCCCCC" w:sz="1"/>
+            </w:tcBorders>
+            <w:shd w:fill="FFFFFF" w:val="clear"/>
+            <w:tcMar>
+              <w:top w:type="dxa" w:w="80"/>
+              <w:left w:type="dxa" w:w="120"/>
+              <w:bottom w:type="dxa" w:w="80"/>
+              <w:right w:type="dxa" w:w="120"/>
+            </w:tcMar>
+          </w:tcPr>
+          <w:p>
+            <w:r>
+              <w:t xml:space="preserve">Spell Range</w:t>
+            </w:r>
+          </w:p>
+        </w:tc>
+        <w:tc>
+          <w:tcPr>
+            <w:tcW w:type="dxa" w:w="4760"/>
+            <w:tcBorders>
+              <w:top w:val="single" w:color="CCCCCC" w:sz="1"/>
+              <w:left w:val="single" w:color="CCCCCC" w:sz="1"/>
+              <w:bottom w:val="single" w:color="CCCCCC" w:sz="1"/>
+              <w:right w:val="single" w:color="CCCCCC" w:sz="1"/>
+            </w:tcBorders>
+            <w:shd w:fill="FFFFFF" w:val="clear"/>
+            <w:tcMar>
+              <w:top w:type="dxa" w:w="80"/>
+              <w:left w:type="dxa" w:w="120"/>
+              <w:bottom w:type="dxa" w:w="80"/>
+              <w:right w:type="dxa" w:w="120"/>
+            </w:tcMar>
+          </w:tcPr>
+          <w:p>
+            <w:r>
+              <w:t xml:space="preserve">Full magical range</w:t>
+            </w:r>
+          </w:p>
+        </w:tc>
+        <w:tc>
+          <w:tcPr>
+            <w:tcW w:type="dxa" w:w="2400"/>
+            <w:tcBorders>
+              <w:top w:val="single" w:color="CCCCCC" w:sz="1"/>
+              <w:left w:val="single" w:color="CCCCCC" w:sz="1"/>
+              <w:bottom w:val="single" w:color="CCCCCC" w:sz="1"/>
+              <w:right w:val="single" w:color="CCCCCC" w:sz="1"/>
+            </w:tcBorders>
+            <w:shd w:fill="FFFFFF" w:val="clear"/>
+            <w:tcMar>
+              <w:top w:type="dxa" w:w="80"/>
+              <w:left w:type="dxa" w:w="120"/>
+              <w:bottom w:type="dxa" w:w="80"/>
+              <w:right w:type="dxa" w:w="120"/>
+            </w:tcMar>
+          </w:tcPr>
+          <w:p>
+            <w:r>
+              <w:t xml:space="preserve">Weapon range only</w:t>
+            </w:r>
+          </w:p>
+        </w:tc>
+      </w:tr>
+      <w:tr>
+        <w:tc>
+          <w:tcPr>
+            <w:tcW w:type="dxa" w:w="2200"/>
+            <w:tcBorders>
+              <w:top w:val="single" w:color="CCCCCC" w:sz="1"/>
+              <w:left w:val="single" w:color="CCCCCC" w:sz="1"/>
+              <w:bottom w:val="single" w:color="CCCCCC" w:sz="1"/>
+              <w:right w:val="single" w:color="CCCCCC" w:sz="1"/>
+            </w:tcBorders>
+            <w:shd w:fill="F7F9FC" w:val="clear"/>
+            <w:tcMar>
+              <w:top w:type="dxa" w:w="80"/>
+              <w:left w:type="dxa" w:w="120"/>
+              <w:bottom w:type="dxa" w:w="80"/>
+              <w:right w:type="dxa" w:w="120"/>
+            </w:tcMar>
+          </w:tcPr>
+          <w:p>
+            <w:r>
+              <w:t xml:space="preserve">Range Workaround</w:t>
+            </w:r>
+          </w:p>
+        </w:tc>
+        <w:tc>
+          <w:tcPr>
+            <w:tcW w:type="dxa" w:w="4760"/>
+            <w:tcBorders>
+              <w:top w:val="single" w:color="CCCCCC" w:sz="1"/>
+              <w:left w:val="single" w:color="CCCCCC" w:sz="1"/>
+              <w:bottom w:val="single" w:color="CCCCCC" w:sz="1"/>
+              <w:right w:val="single" w:color="CCCCCC" w:sz="1"/>
+            </w:tcBorders>
+            <w:shd w:fill="F7F9FC" w:val="clear"/>
+            <w:tcMar>
+              <w:top w:type="dxa" w:w="80"/>
+              <w:left w:type="dxa" w:w="120"/>
+              <w:bottom w:type="dxa" w:w="80"/>
+              <w:right w:type="dxa" w:w="120"/>
+            </w:tcMar>
+          </w:tcPr>
+          <w:p>
+            <w:r>
+              <w:t xml:space="preserve">None needed</w:t>
+            </w:r>
+          </w:p>
+        </w:tc>
+        <w:tc>
+          <w:tcPr>
+            <w:tcW w:type="dxa" w:w="2400"/>
+            <w:tcBorders>
+              <w:top w:val="single" w:color="CCCCCC" w:sz="1"/>
+              <w:left w:val="single" w:color="CCCCCC" w:sz="1"/>
+              <w:bottom w:val="single" w:color="CCCCCC" w:sz="1"/>
+              <w:right w:val="single" w:color="CCCCCC" w:sz="1"/>
+            </w:tcBorders>
+            <w:shd w:fill="F7F9FC" w:val="clear"/>
+            <w:tcMar>
+              <w:top w:type="dxa" w:w="80"/>
+              <w:left w:type="dxa" w:w="120"/>
+              <w:bottom w:type="dxa" w:w="80"/>
+              <w:right w:type="dxa" w:w="120"/>
+            </w:tcMar>
+          </w:tcPr>
+          <w:p>
+            <w:r>
+              <w:t xml:space="preserve">Manifestation spells</w:t>
+            </w:r>
+          </w:p>
+        </w:tc>
+      </w:tr>
+      <w:tr>
+        <w:tc>
+          <w:tcPr>
+            <w:tcW w:type="dxa" w:w="2200"/>
+            <w:tcBorders>
+              <w:top w:val="single" w:color="CCCCCC" w:sz="1"/>
+              <w:left w:val="single" w:color="CCCCCC" w:sz="1"/>
+              <w:bottom w:val="single" w:color="CCCCCC" w:sz="1"/>
+              <w:right w:val="single" w:color="CCCCCC" w:sz="1"/>
+            </w:tcBorders>
+            <w:shd w:fill="FFFFFF" w:val="clear"/>
+            <w:tcMar>
+              <w:top w:type="dxa" w:w="80"/>
+              <w:left w:type="dxa" w:w="120"/>
+              <w:bottom w:type="dxa" w:w="80"/>
+              <w:right w:type="dxa" w:w="120"/>
+            </w:tcMar>
+          </w:tcPr>
+          <w:p>
+            <w:r>
+              <w:t xml:space="preserve">Exclusive Spells</w:t>
+            </w:r>
+          </w:p>
+        </w:tc>
+        <w:tc>
+          <w:tcPr>
+            <w:tcW w:type="dxa" w:w="4760"/>
+            <w:tcBorders>
+              <w:top w:val="single" w:color="CCCCCC" w:sz="1"/>
+              <w:left w:val="single" w:color="CCCCCC" w:sz="1"/>
+              <w:bottom w:val="single" w:color="CCCCCC" w:sz="1"/>
+              <w:right w:val="single" w:color="CCCCCC" w:sz="1"/>
+            </w:tcBorders>
+            <w:shd w:fill="FFFFFF" w:val="clear"/>
+            <w:tcMar>
+              <w:top w:type="dxa" w:w="80"/>
+              <w:left w:type="dxa" w:w="120"/>
+              <w:bottom w:type="dxa" w:w="80"/>
+              <w:right w:type="dxa" w:w="120"/>
+            </w:tcMar>
+          </w:tcPr>
+          <w:p>
+            <w:r>
+              <w:t xml:space="preserve">Broader spell vocabulary per rank</w:t>
+            </w:r>
+          </w:p>
+        </w:tc>
+        <w:tc>
+          <w:tcPr>
+            <w:tcW w:type="dxa" w:w="2400"/>
+            <w:tcBorders>
+              <w:top w:val="single" w:color="CCCCCC" w:sz="1"/>
+              <w:left w:val="single" w:color="CCCCCC" w:sz="1"/>
+              <w:bottom w:val="single" w:color="CCCCCC" w:sz="1"/>
+              <w:right w:val="single" w:color="CCCCCC" w:sz="1"/>
+            </w:tcBorders>
+            <w:shd w:fill="FFFFFF" w:val="clear"/>
+            <w:tcMar>
+              <w:top w:type="dxa" w:w="80"/>
+              <w:left w:type="dxa" w:w="120"/>
+              <w:bottom w:type="dxa" w:w="80"/>
+              <w:right w:type="dxa" w:w="120"/>
+            </w:tcMar>
+          </w:tcPr>
+          <w:p>
+            <w:r>
+              <w:t xml:space="preserve">Enforcement + Manifestation spells</w:t>
+            </w:r>
+          </w:p>
+        </w:tc>
+      </w:tr>
+      <w:tr>
+        <w:tc>
+          <w:tcPr>
+            <w:tcW w:type="dxa" w:w="2200"/>
+            <w:tcBorders>
+              <w:top w:val="single" w:color="CCCCCC" w:sz="1"/>
+              <w:left w:val="single" w:color="CCCCCC" w:sz="1"/>
+              <w:bottom w:val="single" w:color="CCCCCC" w:sz="1"/>
+              <w:right w:val="single" w:color="CCCCCC" w:sz="1"/>
+            </w:tcBorders>
+            <w:shd w:fill="F7F9FC" w:val="clear"/>
+            <w:tcMar>
+              <w:top w:type="dxa" w:w="80"/>
+              <w:left w:type="dxa" w:w="120"/>
+              <w:bottom w:type="dxa" w:w="80"/>
+              <w:right w:type="dxa" w:w="120"/>
+            </w:tcMar>
+          </w:tcPr>
+          <w:p>
+            <w:r>
+              <w:t xml:space="preserve">Mana Pool</w:t>
+            </w:r>
+          </w:p>
+        </w:tc>
+        <w:tc>
+          <w:tcPr>
+            <w:tcW w:type="dxa" w:w="4760"/>
+            <w:tcBorders>
+              <w:top w:val="single" w:color="CCCCCC" w:sz="1"/>
+              <w:left w:val="single" w:color="CCCCCC" w:sz="1"/>
+              <w:bottom w:val="single" w:color="CCCCCC" w:sz="1"/>
+              <w:right w:val="single" w:color="CCCCCC" w:sz="1"/>
+            </w:tcBorders>
+            <w:shd w:fill="F7F9FC" w:val="clear"/>
+            <w:tcMar>
+              <w:top w:type="dxa" w:w="80"/>
+              <w:left w:type="dxa" w:w="120"/>
+              <w:bottom w:type="dxa" w:w="80"/>
+              <w:right w:type="dxa" w:w="120"/>
+            </w:tcMar>
+          </w:tcPr>
+          <w:p>
+            <w:r>
+              <w:t xml:space="preserve">Large</w:t>
+            </w:r>
+          </w:p>
+        </w:tc>
+        <w:tc>
+          <w:tcPr>
+            <w:tcW w:type="dxa" w:w="2400"/>
+            <w:tcBorders>
+              <w:top w:val="single" w:color="CCCCCC" w:sz="1"/>
+              <w:left w:val="single" w:color="CCCCCC" w:sz="1"/>
+              <w:bottom w:val="single" w:color="CCCCCC" w:sz="1"/>
+              <w:right w:val="single" w:color="CCCCCC" w:sz="1"/>
+            </w:tcBorders>
+            <w:shd w:fill="F7F9FC" w:val="clear"/>
+            <w:tcMar>
+              <w:top w:type="dxa" w:w="80"/>
+              <w:left w:type="dxa" w:w="120"/>
+              <w:bottom w:type="dxa" w:w="80"/>
+              <w:right w:type="dxa" w:w="120"/>
+            </w:tcMar>
+          </w:tcPr>
+          <w:p>
+            <w:r>
+              <w:t xml:space="preserve">Small–medium</w:t>
+            </w:r>
+          </w:p>
+        </w:tc>
+      </w:tr>
+      <w:tr>
+        <w:tc>
+          <w:tcPr>
+            <w:tcW w:type="dxa" w:w="2200"/>
+            <w:tcBorders>
+              <w:top w:val="single" w:color="CCCCCC" w:sz="1"/>
+              <w:left w:val="single" w:color="CCCCCC" w:sz="1"/>
+              <w:bottom w:val="single" w:color="CCCCCC" w:sz="1"/>
+              <w:right w:val="single" w:color="CCCCCC" w:sz="1"/>
+            </w:tcBorders>
+            <w:shd w:fill="FFFFFF" w:val="clear"/>
+            <w:tcMar>
+              <w:top w:type="dxa" w:w="80"/>
+              <w:left w:type="dxa" w:w="120"/>
+              <w:bottom w:type="dxa" w:w="80"/>
+              <w:right w:type="dxa" w:w="120"/>
+            </w:tcMar>
+          </w:tcPr>
+          <w:p>
+            <w:r>
+              <w:t xml:space="preserve">Focus / Weapon</w:t>
+            </w:r>
+          </w:p>
+        </w:tc>
+        <w:tc>
+          <w:tcPr>
+            <w:tcW w:type="dxa" w:w="4760"/>
+            <w:tcBorders>
+              <w:top w:val="single" w:color="CCCCCC" w:sz="1"/>
+              <w:left w:val="single" w:color="CCCCCC" w:sz="1"/>
+              <w:bottom w:val="single" w:color="CCCCCC" w:sz="1"/>
+              <w:right w:val="single" w:color="CCCCCC" w:sz="1"/>
+            </w:tcBorders>
+            <w:shd w:fill="FFFFFF" w:val="clear"/>
+            <w:tcMar>
+              <w:top w:type="dxa" w:w="80"/>
+              <w:left w:type="dxa" w:w="120"/>
+              <w:bottom w:type="dxa" w:w="80"/>
+              <w:right w:type="dxa" w:w="120"/>
+            </w:tcMar>
+          </w:tcPr>
+          <w:p>
+            <w:r>
+              <w:t xml:space="preserve">Spellbinding focus</w:t>
+            </w:r>
+          </w:p>
+        </w:tc>
+        <w:tc>
+          <w:tcPr>
+            <w:tcW w:type="dxa" w:w="2400"/>
+            <w:tcBorders>
+              <w:top w:val="single" w:color="CCCCCC" w:sz="1"/>
+              <w:left w:val="single" w:color="CCCCCC" w:sz="1"/>
+              <w:bottom w:val="single" w:color="CCCCCC" w:sz="1"/>
+              <w:right w:val="single" w:color="CCCCCC" w:sz="1"/>
+            </w:tcBorders>
+            <w:shd w:fill="FFFFFF" w:val="clear"/>
+            <w:tcMar>
+              <w:top w:type="dxa" w:w="80"/>
+              <w:left w:type="dxa" w:w="120"/>
+              <w:bottom w:type="dxa" w:w="80"/>
+              <w:right w:type="dxa" w:w="120"/>
+            </w:tcMar>
+          </w:tcPr>
+          <w:p>
+            <w:r>
+              <w:t xml:space="preserve">Spellarm (martial + magical)</w:t>
+            </w:r>
+          </w:p>
+        </w:tc>
+      </w:tr>
+      <w:tr>
+        <w:tc>
+          <w:tcPr>
+            <w:tcW w:type="dxa" w:w="2200"/>
+            <w:tcBorders>
+              <w:top w:val="single" w:color="CCCCCC" w:sz="1"/>
+              <w:left w:val="single" w:color="CCCCCC" w:sz="1"/>
+              <w:bottom w:val="single" w:color="CCCCCC" w:sz="1"/>
+              <w:right w:val="single" w:color="CCCCCC" w:sz="1"/>
+            </w:tcBorders>
+            <w:shd w:fill="F7F9FC" w:val="clear"/>
+            <w:tcMar>
+              <w:top w:type="dxa" w:w="80"/>
+              <w:left w:type="dxa" w:w="120"/>
+              <w:bottom w:type="dxa" w:w="80"/>
+              <w:right w:type="dxa" w:w="120"/>
+            </w:tcMar>
+          </w:tcPr>
+          <w:p>
+            <w:r>
+              <w:t xml:space="preserve">Damage Formula</w:t>
+            </w:r>
+          </w:p>
+        </w:tc>
+        <w:tc>
+          <w:tcPr>
+            <w:tcW w:type="dxa" w:w="4760"/>
+            <w:tcBorders>
+              <w:top w:val="single" w:color="CCCCCC" w:sz="1"/>
+              <w:left w:val="single" w:color="CCCCCC" w:sz="1"/>
+              <w:bottom w:val="single" w:color="CCCCCC" w:sz="1"/>
+              <w:right w:val="single" w:color="CCCCCC" w:sz="1"/>
+            </w:tcBorders>
+            <w:shd w:fill="F7F9FC" w:val="clear"/>
+            <w:tcMar>
+              <w:top w:type="dxa" w:w="80"/>
+              <w:left w:type="dxa" w:w="120"/>
+              <w:bottom w:type="dxa" w:w="80"/>
+              <w:right w:type="dxa" w:w="120"/>
+            </w:tcMar>
+          </w:tcPr>
+          <w:p>
+            <w:r>
+              <w:t xml:space="preserve">Channel vs. Resist or Parry</w:t>
+            </w:r>
+          </w:p>
+        </w:tc>
+        <w:tc>
+          <w:tcPr>
+            <w:tcW w:type="dxa" w:w="2400"/>
+            <w:tcBorders>
+              <w:top w:val="single" w:color="CCCCCC" w:sz="1"/>
+              <w:left w:val="single" w:color="CCCCCC" w:sz="1"/>
+              <w:bottom w:val="single" w:color="CCCCCC" w:sz="1"/>
+              <w:right w:val="single" w:color="CCCCCC" w:sz="1"/>
+            </w:tcBorders>
+            <w:shd w:fill="F7F9FC" w:val="clear"/>
+            <w:tcMar>
+              <w:top w:type="dxa" w:w="80"/>
+              <w:left w:type="dxa" w:w="120"/>
+              <w:bottom w:type="dxa" w:w="80"/>
+              <w:right w:type="dxa" w:w="120"/>
+            </w:tcMar>
+          </w:tcPr>
+          <w:p>
+            <w:r>
+              <w:t xml:space="preserve">(Martial + Channel) / 2 vs. situational</w:t>
+            </w:r>
+          </w:p>
+        </w:tc>
+      </w:tr>
+      <w:tr>
+        <w:tc>
+          <w:tcPr>
+            <w:tcW w:type="dxa" w:w="2200"/>
+            <w:tcBorders>
+              <w:top w:val="single" w:color="CCCCCC" w:sz="1"/>
+              <w:left w:val="single" w:color="CCCCCC" w:sz="1"/>
+              <w:bottom w:val="single" w:color="CCCCCC" w:sz="1"/>
+              <w:right w:val="single" w:color="CCCCCC" w:sz="1"/>
+            </w:tcBorders>
+            <w:shd w:fill="FFFFFF" w:val="clear"/>
+            <w:tcMar>
+              <w:top w:type="dxa" w:w="80"/>
+              <w:left w:type="dxa" w:w="120"/>
+              <w:bottom w:type="dxa" w:w="80"/>
+              <w:right w:type="dxa" w:w="120"/>
+            </w:tcMar>
+          </w:tcPr>
+          <w:p>
+            <w:r>
+              <w:t xml:space="preserve">Posture</w:t>
+            </w:r>
+          </w:p>
+        </w:tc>
+        <w:tc>
+          <w:tcPr>
+            <w:tcW w:type="dxa" w:w="4760"/>
+            <w:tcBorders>
+              <w:top w:val="single" w:color="CCCCCC" w:sz="1"/>
+              <w:left w:val="single" w:color="CCCCCC" w:sz="1"/>
+              <w:bottom w:val="single" w:color="CCCCCC" w:sz="1"/>
+              <w:right w:val="single" w:color="CCCCCC" w:sz="1"/>
+            </w:tcBorders>
+            <w:shd w:fill="FFFFFF" w:val="clear"/>
+            <w:tcMar>
+              <w:top w:type="dxa" w:w="80"/>
+              <w:left w:type="dxa" w:w="120"/>
+              <w:bottom w:type="dxa" w:w="80"/>
+              <w:right w:type="dxa" w:w="120"/>
+            </w:tcMar>
+          </w:tcPr>
+          <w:p>
+            <w:r>
+              <w:t xml:space="preserve">Low</w:t>
+            </w:r>
+          </w:p>
+        </w:tc>
+        <w:tc>
+          <w:tcPr>
+            <w:tcW w:type="dxa" w:w="2400"/>
+            <w:tcBorders>
+              <w:top w:val="single" w:color="CCCCCC" w:sz="1"/>
+              <w:left w:val="single" w:color="CCCCCC" w:sz="1"/>
+              <w:bottom w:val="single" w:color="CCCCCC" w:sz="1"/>
+              <w:right w:val="single" w:color="CCCCCC" w:sz="1"/>
+            </w:tcBorders>
+            <w:shd w:fill="FFFFFF" w:val="clear"/>
+            <w:tcMar>
+              <w:top w:type="dxa" w:w="80"/>
+              <w:left w:type="dxa" w:w="120"/>
+              <w:bottom w:type="dxa" w:w="80"/>
+              <w:right w:type="dxa" w:w="120"/>
+            </w:tcMar>
+          </w:tcPr>
+          <w:p>
+            <w:r>
+              <w:t xml:space="preserve">Medium–high</w:t>
+            </w:r>
+          </w:p>
+        </w:tc>
+      </w:tr>
+      <w:tr>
+        <w:tc>
+          <w:tcPr>
+            <w:tcW w:type="dxa" w:w="2200"/>
+            <w:tcBorders>
+              <w:top w:val="single" w:color="CCCCCC" w:sz="1"/>
+              <w:left w:val="single" w:color="CCCCCC" w:sz="1"/>
+              <w:bottom w:val="single" w:color="CCCCCC" w:sz="1"/>
+              <w:right w:val="single" w:color="CCCCCC" w:sz="1"/>
+            </w:tcBorders>
+            <w:shd w:fill="F7F9FC" w:val="clear"/>
+            <w:tcMar>
+              <w:top w:type="dxa" w:w="80"/>
+              <w:left w:type="dxa" w:w="120"/>
+              <w:bottom w:type="dxa" w:w="80"/>
+              <w:right w:type="dxa" w:w="120"/>
+            </w:tcMar>
+          </w:tcPr>
+          <w:p>
+            <w:r>
+              <w:t xml:space="preserve">Defense Lean</w:t>
+            </w:r>
+          </w:p>
+        </w:tc>
+        <w:tc>
+          <w:tcPr>
+            <w:tcW w:type="dxa" w:w="4760"/>
+            <w:tcBorders>
+              <w:top w:val="single" w:color="CCCCCC" w:sz="1"/>
+              <w:left w:val="single" w:color="CCCCCC" w:sz="1"/>
+              <w:bottom w:val="single" w:color="CCCCCC" w:sz="1"/>
+              <w:right w:val="single" w:color="CCCCCC" w:sz="1"/>
+            </w:tcBorders>
+            <w:shd w:fill="F7F9FC" w:val="clear"/>
+            <w:tcMar>
+              <w:top w:type="dxa" w:w="80"/>
+              <w:left w:type="dxa" w:w="120"/>
+              <w:bottom w:type="dxa" w:w="80"/>
+              <w:right w:type="dxa" w:w="120"/>
+            </w:tcMar>
+          </w:tcPr>
+          <w:p>
+            <w:r>
+              <w:t xml:space="preserve">Evade</w:t>
+            </w:r>
+          </w:p>
+        </w:tc>
+        <w:tc>
+          <w:tcPr>
+            <w:tcW w:type="dxa" w:w="2400"/>
+            <w:tcBorders>
+              <w:top w:val="single" w:color="CCCCCC" w:sz="1"/>
+              <w:left w:val="single" w:color="CCCCCC" w:sz="1"/>
+              <w:bottom w:val="single" w:color="CCCCCC" w:sz="1"/>
+              <w:right w:val="single" w:color="CCCCCC" w:sz="1"/>
+            </w:tcBorders>
+            <w:shd w:fill="F7F9FC" w:val="clear"/>
+            <w:tcMar>
+              <w:top w:type="dxa" w:w="80"/>
+              <w:left w:type="dxa" w:w="120"/>
+              <w:bottom w:type="dxa" w:w="80"/>
+              <w:right w:type="dxa" w:w="120"/>
+            </w:tcMar>
+          </w:tcPr>
+          <w:p>
+            <w:r>
+              <w:t xml:space="preserve">Parry</w:t>
+            </w:r>
+          </w:p>
+        </w:tc>
+      </w:tr>
+      <w:tr>
+        <w:tc>
+          <w:tcPr>
+            <w:tcW w:type="dxa" w:w="2200"/>
+            <w:tcBorders>
+              <w:top w:val="single" w:color="CCCCCC" w:sz="1"/>
+              <w:left w:val="single" w:color="CCCCCC" w:sz="1"/>
+              <w:bottom w:val="single" w:color="CCCCCC" w:sz="1"/>
+              <w:right w:val="single" w:color="CCCCCC" w:sz="1"/>
+            </w:tcBorders>
+            <w:shd w:fill="FFFFFF" w:val="clear"/>
+            <w:tcMar>
+              <w:top w:type="dxa" w:w="80"/>
+              <w:left w:type="dxa" w:w="120"/>
+              <w:bottom w:type="dxa" w:w="80"/>
+              <w:right w:type="dxa" w:w="120"/>
+            </w:tcMar>
+          </w:tcPr>
+          <w:p>
+            <w:r>
+              <w:t xml:space="preserve">Tactics List Feel</w:t>
+            </w:r>
+          </w:p>
+        </w:tc>
+        <w:tc>
+          <w:tcPr>
+            <w:tcW w:type="dxa" w:w="4760"/>
+            <w:tcBorders>
+              <w:top w:val="single" w:color="CCCCCC" w:sz="1"/>
+              <w:left w:val="single" w:color="CCCCCC" w:sz="1"/>
+              <w:bottom w:val="single" w:color="CCCCCC" w:sz="1"/>
+              <w:right w:val="single" w:color="CCCCCC" w:sz="1"/>
+            </w:tcBorders>
+            <w:shd w:fill="FFFFFF" w:val="clear"/>
+            <w:tcMar>
+              <w:top w:type="dxa" w:w="80"/>
+              <w:left w:type="dxa" w:w="120"/>
+              <w:bottom w:type="dxa" w:w="80"/>
+              <w:right w:type="dxa" w:w="120"/>
+            </w:tcMar>
+          </w:tcPr>
+          <w:p>
+            <w:r>
+              <w:t xml:space="preserve">Wide vocabulary, complex config</w:t>
+            </w:r>
+          </w:p>
+        </w:tc>
+        <w:tc>
+          <w:tcPr>
+            <w:tcW w:type="dxa" w:w="2400"/>
+            <w:tcBorders>
+              <w:top w:val="single" w:color="CCCCCC" w:sz="1"/>
+              <w:left w:val="single" w:color="CCCCCC" w:sz="1"/>
+              <w:bottom w:val="single" w:color="CCCCCC" w:sz="1"/>
+              <w:right w:val="single" w:color="CCCCCC" w:sz="1"/>
+            </w:tcBorders>
+            <w:shd w:fill="FFFFFF" w:val="clear"/>
+            <w:tcMar>
+              <w:top w:type="dxa" w:w="80"/>
+              <w:left w:type="dxa" w:w="120"/>
+              <w:bottom w:type="dxa" w:w="80"/>
+              <w:right w:type="dxa" w:w="120"/>
+            </w:tcMar>
+          </w:tcPr>
+          <w:p>
+            <w:r>
+              <w:t xml:space="preserve">Linear pressure, self-buffing rhythm</w:t>
             </w:r>
           </w:p>
         </w:tc>
@@ -9636,7 +9948,15 @@
         <w:pStyle w:val="Heading2"/>
       </w:pPr>
       <w:r>
-        <w:t xml:space="preserve">8.5  Current Gear Sources</w:t>
+        <w:t xml:space="preserve">8.3  Affinities and Defense Attribute Interactions</w:t>
+      </w:r>
+    </w:p>
+    <w:p>
+      <w:pPr>
+        <w:spacing w:after="80"/>
+      </w:pPr>
+      <w:r>
+        <w:t xml:space="preserve">Every spell belongs to an affinity — a category of magical expression tied to an element or force. The affinity determines which defense attribute the spell contests, because what a defender can do about the incoming magic depends entirely on what form that magic takes.</w:t>
       </w:r>
     </w:p>
     <w:p>
@@ -9773,7 +10093,7 @@
           </w:tcPr>
           <w:p>
             <w:r>
-              <w:t xml:space="preserve">Bracers</w:t>
+              <w:t xml:space="preserve">Kinetic / Solid Affinities</w:t>
             </w:r>
           </w:p>
         </w:tc>
@@ -9796,7 +10116,7 @@
           </w:tcPr>
           <w:p>
             <w:r>
-              <w:t xml:space="preserve">Wrist guards that improve blocking capability.</w:t>
+              <w:t xml:space="preserve">Stone, Earth, Metal, Ice constructs</w:t>
             </w:r>
           </w:p>
         </w:tc>
@@ -9819,7 +10139,7 @@
           </w:tcPr>
           <w:p>
             <w:r>
-              <w:t xml:space="preserve">Parry +1</w:t>
+              <w:t xml:space="preserve">Parry — solid objects can be deflected, blocked, or knocked away physically</w:t>
             </w:r>
           </w:p>
         </w:tc>
@@ -9844,7 +10164,7 @@
           </w:tcPr>
           <w:p>
             <w:r>
-              <w:t xml:space="preserve">Headband</w:t>
+              <w:t xml:space="preserve">Energetic Affinities</w:t>
             </w:r>
           </w:p>
         </w:tc>
@@ -9867,7 +10187,7 @@
           </w:tcPr>
           <w:p>
             <w:r>
-              <w:t xml:space="preserve">Head wrap. Details in development.</w:t>
+              <w:t xml:space="preserve">Fire, Lightning, Acid, Wind</w:t>
             </w:r>
           </w:p>
         </w:tc>
@@ -9890,7 +10210,149 @@
           </w:tcPr>
           <w:p>
             <w:r>
-              <w:t xml:space="preserve">TBD</w:t>
+              <w:t xml:space="preserve">Resist — energy cannot be physically intercepted; defense is internal aura control</w:t>
+            </w:r>
+          </w:p>
+        </w:tc>
+      </w:tr>
+      <w:tr>
+        <w:tc>
+          <w:tcPr>
+            <w:tcW w:type="dxa" w:w="2200"/>
+            <w:tcBorders>
+              <w:top w:val="single" w:color="CCCCCC" w:sz="1"/>
+              <w:left w:val="single" w:color="CCCCCC" w:sz="1"/>
+              <w:bottom w:val="single" w:color="CCCCCC" w:sz="1"/>
+              <w:right w:val="single" w:color="CCCCCC" w:sz="1"/>
+            </w:tcBorders>
+            <w:shd w:fill="F7F9FC" w:val="clear"/>
+            <w:tcMar>
+              <w:top w:type="dxa" w:w="80"/>
+              <w:left w:type="dxa" w:w="120"/>
+              <w:bottom w:type="dxa" w:w="80"/>
+              <w:right w:type="dxa" w:w="120"/>
+            </w:tcMar>
+          </w:tcPr>
+          <w:p>
+            <w:r>
+              <w:t xml:space="preserve">Hybrid Affinities</w:t>
+            </w:r>
+          </w:p>
+        </w:tc>
+        <w:tc>
+          <w:tcPr>
+            <w:tcW w:type="dxa" w:w="4760"/>
+            <w:tcBorders>
+              <w:top w:val="single" w:color="CCCCCC" w:sz="1"/>
+              <w:left w:val="single" w:color="CCCCCC" w:sz="1"/>
+              <w:bottom w:val="single" w:color="CCCCCC" w:sz="1"/>
+              <w:right w:val="single" w:color="CCCCCC" w:sz="1"/>
+            </w:tcBorders>
+            <w:shd w:fill="F7F9FC" w:val="clear"/>
+            <w:tcMar>
+              <w:top w:type="dxa" w:w="80"/>
+              <w:left w:type="dxa" w:w="120"/>
+              <w:bottom w:type="dxa" w:w="80"/>
+              <w:right w:type="dxa" w:w="120"/>
+            </w:tcMar>
+          </w:tcPr>
+          <w:p>
+            <w:r>
+              <w:t xml:space="preserve">Water, Shadow, mixed expressions</w:t>
+            </w:r>
+          </w:p>
+        </w:tc>
+        <w:tc>
+          <w:tcPr>
+            <w:tcW w:type="dxa" w:w="2400"/>
+            <w:tcBorders>
+              <w:top w:val="single" w:color="CCCCCC" w:sz="1"/>
+              <w:left w:val="single" w:color="CCCCCC" w:sz="1"/>
+              <w:bottom w:val="single" w:color="CCCCCC" w:sz="1"/>
+              <w:right w:val="single" w:color="CCCCCC" w:sz="1"/>
+            </w:tcBorders>
+            <w:shd w:fill="F7F9FC" w:val="clear"/>
+            <w:tcMar>
+              <w:top w:type="dxa" w:w="80"/>
+              <w:left w:type="dxa" w:w="120"/>
+              <w:bottom w:type="dxa" w:w="80"/>
+              <w:right w:type="dxa" w:w="120"/>
+            </w:tcMar>
+          </w:tcPr>
+          <w:p>
+            <w:r>
+              <w:t xml:space="preserve">Per spell — some spells in the affinity may contest Parry, others Resist</w:t>
+            </w:r>
+          </w:p>
+        </w:tc>
+      </w:tr>
+      <w:tr>
+        <w:tc>
+          <w:tcPr>
+            <w:tcW w:type="dxa" w:w="2200"/>
+            <w:tcBorders>
+              <w:top w:val="single" w:color="CCCCCC" w:sz="1"/>
+              <w:left w:val="single" w:color="CCCCCC" w:sz="1"/>
+              <w:bottom w:val="single" w:color="CCCCCC" w:sz="1"/>
+              <w:right w:val="single" w:color="CCCCCC" w:sz="1"/>
+            </w:tcBorders>
+            <w:shd w:fill="FFFFFF" w:val="clear"/>
+            <w:tcMar>
+              <w:top w:type="dxa" w:w="80"/>
+              <w:left w:type="dxa" w:w="120"/>
+              <w:bottom w:type="dxa" w:w="80"/>
+              <w:right w:type="dxa" w:w="120"/>
+            </w:tcMar>
+          </w:tcPr>
+          <w:p>
+            <w:r>
+              <w:t xml:space="preserve">Biological Affinities</w:t>
+            </w:r>
+          </w:p>
+        </w:tc>
+        <w:tc>
+          <w:tcPr>
+            <w:tcW w:type="dxa" w:w="4760"/>
+            <w:tcBorders>
+              <w:top w:val="single" w:color="CCCCCC" w:sz="1"/>
+              <w:left w:val="single" w:color="CCCCCC" w:sz="1"/>
+              <w:bottom w:val="single" w:color="CCCCCC" w:sz="1"/>
+              <w:right w:val="single" w:color="CCCCCC" w:sz="1"/>
+            </w:tcBorders>
+            <w:shd w:fill="FFFFFF" w:val="clear"/>
+            <w:tcMar>
+              <w:top w:type="dxa" w:w="80"/>
+              <w:left w:type="dxa" w:w="120"/>
+              <w:bottom w:type="dxa" w:w="80"/>
+              <w:right w:type="dxa" w:w="120"/>
+            </w:tcMar>
+          </w:tcPr>
+          <w:p>
+            <w:r>
+              <w:t xml:space="preserve">Poison, Blight</w:t>
+            </w:r>
+          </w:p>
+        </w:tc>
+        <w:tc>
+          <w:tcPr>
+            <w:tcW w:type="dxa" w:w="2400"/>
+            <w:tcBorders>
+              <w:top w:val="single" w:color="CCCCCC" w:sz="1"/>
+              <w:left w:val="single" w:color="CCCCCC" w:sz="1"/>
+              <w:bottom w:val="single" w:color="CCCCCC" w:sz="1"/>
+              <w:right w:val="single" w:color="CCCCCC" w:sz="1"/>
+            </w:tcBorders>
+            <w:shd w:fill="FFFFFF" w:val="clear"/>
+            <w:tcMar>
+              <w:top w:type="dxa" w:w="80"/>
+              <w:left w:type="dxa" w:w="120"/>
+              <w:bottom w:type="dxa" w:w="80"/>
+              <w:right w:type="dxa" w:w="120"/>
+            </w:tcMar>
+          </w:tcPr>
+          <w:p>
+            <w:r>
+              <w:t xml:space="preserve">Fortitude (future system) — neither physical block nor aura control cleanly applies</w:t>
             </w:r>
           </w:p>
         </w:tc>
@@ -9906,18 +10368,58 @@
     </w:p>
     <w:p>
       <w:pPr>
-        <w:pStyle w:val="Heading1"/>
-      </w:pPr>
-      <w:r>
-        <w:t xml:space="preserve">9. Equipment</w:t>
-      </w:r>
-    </w:p>
-    <w:p>
-      <w:pPr>
         <w:spacing w:after="80"/>
       </w:pPr>
       <w:r>
-        <w:t xml:space="preserve">Units have an EquipmentContainer with five slots:</w:t>
+        <w:t xml:space="preserve">This creates meaningful asymmetries in unit composition. A heavily armored fighter with high Parry is naturally resistant to Stone magic but wide open to Fire. A unit built around Resist folds to Kinetic spells. Choosing an affinity is therefore also a choice about which enemy defense types you threaten and which ones shut you down.</w:t>
+      </w:r>
+    </w:p>
+    <w:p>
+      <w:pPr>
+        <w:spacing w:after="60"/>
+      </w:pPr>
+      <w:r>
+        <w:t xml:space="preserve"/>
+      </w:r>
+    </w:p>
+    <w:p>
+      <w:pPr>
+        <w:spacing w:after="80"/>
+      </w:pPr>
+      <w:r>
+        <w:t xml:space="preserve">For Warmages, this becomes especially pointed: a Warmage with a Stone affinity delivers Manifestation spells that contest Parry — the same layer their weapon already attacks. A lightly armored enemy with high Evade and low Parry is doubly threatened. A heavily armored enemy may be their hard counter entirely.</w:t>
+      </w:r>
+    </w:p>
+    <w:p>
+      <w:pPr>
+        <w:spacing w:after="60"/>
+      </w:pPr>
+      <w:r>
+        <w:t xml:space="preserve"/>
+      </w:r>
+    </w:p>
+    <w:p>
+      <w:pPr>
+        <w:pStyle w:val="Heading2"/>
+      </w:pPr>
+      <w:r>
+        <w:t xml:space="preserve">8.4  Current Martial Classes</w:t>
+      </w:r>
+    </w:p>
+    <w:p>
+      <w:pPr>
+        <w:spacing w:after="60"/>
+      </w:pPr>
+      <w:r>
+        <w:t xml:space="preserve"/>
+      </w:r>
+    </w:p>
+    <w:p>
+      <w:pPr>
+        <w:pStyle w:val="Heading3"/>
+      </w:pPr>
+      <w:r>
+        <w:t xml:space="preserve">Mercenary</w:t>
       </w:r>
     </w:p>
     <w:p>
@@ -9930,7 +10432,7 @@
         <w:spacing w:after="60"/>
       </w:pPr>
       <w:r>
-        <w:t xml:space="preserve">Main Weapon</w:t>
+        <w:t xml:space="preserve">Stat Bonuses: Martial +1, Parry +1, Posture max +5</w:t>
       </w:r>
     </w:p>
     <w:p>
@@ -9943,7 +10445,23 @@
         <w:spacing w:after="60"/>
       </w:pPr>
       <w:r>
-        <w:t xml:space="preserve">Sub Weapon (off-hand / secondary)</w:t>
+        <w:t xml:space="preserve">Skills Granted: Bash, Long Bash, Passive Critical Blessing, Execution</w:t>
+      </w:r>
+    </w:p>
+    <w:p>
+      <w:pPr>
+        <w:spacing w:after="60"/>
+      </w:pPr>
+      <w:r>
+        <w:t xml:space="preserve"/>
+      </w:r>
+    </w:p>
+    <w:p>
+      <w:pPr>
+        <w:pStyle w:val="Heading3"/>
+      </w:pPr>
+      <w:r>
+        <w:t xml:space="preserve">Duelist</w:t>
       </w:r>
     </w:p>
     <w:p>
@@ -9956,7 +10474,23 @@
         <w:spacing w:after="60"/>
       </w:pPr>
       <w:r>
-        <w:t xml:space="preserve">Armor</w:t>
+        <w:t xml:space="preserve">In development.</w:t>
+      </w:r>
+    </w:p>
+    <w:p>
+      <w:pPr>
+        <w:spacing w:after="60"/>
+      </w:pPr>
+      <w:r>
+        <w:t xml:space="preserve"/>
+      </w:r>
+    </w:p>
+    <w:p>
+      <w:pPr>
+        <w:pStyle w:val="Heading3"/>
+      </w:pPr>
+      <w:r>
+        <w:t xml:space="preserve">Archer</w:t>
       </w:r>
     </w:p>
     <w:p>
@@ -9969,7 +10503,39 @@
         <w:spacing w:after="60"/>
       </w:pPr>
       <w:r>
-        <w:t xml:space="preserve">Accessory 1</w:t>
+        <w:t xml:space="preserve">In development.</w:t>
+      </w:r>
+    </w:p>
+    <w:p>
+      <w:pPr>
+        <w:spacing w:after="60"/>
+      </w:pPr>
+      <w:r>
+        <w:t xml:space="preserve"/>
+      </w:r>
+    </w:p>
+    <w:p>
+      <w:pPr>
+        <w:pStyle w:val="Heading2"/>
+      </w:pPr>
+      <w:r>
+        <w:t xml:space="preserve">8.5  Current Magic Classes</w:t>
+      </w:r>
+    </w:p>
+    <w:p>
+      <w:pPr>
+        <w:spacing w:after="60"/>
+      </w:pPr>
+      <w:r>
+        <w:t xml:space="preserve"/>
+      </w:r>
+    </w:p>
+    <w:p>
+      <w:pPr>
+        <w:pStyle w:val="Heading3"/>
+      </w:pPr>
+      <w:r>
+        <w:t xml:space="preserve">Elementalist (Truemage)</w:t>
       </w:r>
     </w:p>
     <w:p>
@@ -9982,7 +10548,7 @@
         <w:spacing w:after="60"/>
       </w:pPr>
       <w:r>
-        <w:t xml:space="preserve">Accessory 2</w:t>
+        <w:t xml:space="preserve">In development.</w:t>
       </w:r>
     </w:p>
     <w:p>
@@ -9995,189 +10561,10 @@
     </w:p>
     <w:p>
       <w:pPr>
-        <w:spacing w:after="80"/>
-      </w:pPr>
-      <w:r>
-        <w:t xml:space="preserve">Weapons define a damage range (min and max values) and a WeaponType tag. When a skill is associated with a specific weapon type, the system automatically places that weapon into the main hand slot before the attack resolves. Weapons can also carry inherent on-hit effects that apply automatically whenever an attack with that weapon lands.</w:t>
-      </w:r>
-    </w:p>
-    <w:p>
-      <w:pPr>
-        <w:spacing w:after="60"/>
-      </w:pPr>
-      <w:r>
-        <w:t xml:space="preserve"/>
-      </w:r>
-    </w:p>
-    <w:p>
-      <w:pPr>
-        <w:spacing w:after="80"/>
-      </w:pPr>
-      <w:r>
-        <w:rPr>
-          <w:b/>
-          <w:bCs/>
-        </w:rPr>
-        <w:t xml:space="preserve">Currently implemented test weapons: </w:t>
-      </w:r>
-      <w:r>
-        <w:t xml:space="preserve">Test Sword, Test Axe, Test Shield.</w:t>
-      </w:r>
-    </w:p>
-    <w:p>
-      <w:pPr>
-        <w:spacing w:after="60"/>
-      </w:pPr>
-      <w:r>
-        <w:t xml:space="preserve"/>
-      </w:r>
-    </w:p>
-    <w:p>
-      <w:pPr>
-        <w:spacing w:after="80"/>
-      </w:pPr>
-      <w:r>
-        <w:t xml:space="preserve">Items also belong to a unit's carried gear pool. Only items in the carried pool can be equipped into slots. The gear UI allows equipping from this pool (left-click a slot to open the picker) and unequipping (right-click a slot).</w:t>
-      </w:r>
-    </w:p>
-    <w:p>
-      <w:pPr>
-        <w:spacing w:after="60"/>
-      </w:pPr>
-      <w:r>
-        <w:t xml:space="preserve"/>
-      </w:r>
-    </w:p>
-    <w:p>
-      <w:pPr>
-        <w:pStyle w:val="Heading1"/>
-      </w:pPr>
-      <w:r>
-        <w:t xml:space="preserve">10. Round Structure</w:t>
-      </w:r>
-    </w:p>
-    <w:p>
-      <w:pPr>
-        <w:spacing w:after="60"/>
-      </w:pPr>
-      <w:r>
-        <w:t xml:space="preserve"/>
-      </w:r>
-    </w:p>
-    <w:p>
-      <w:pPr>
-        <w:pStyle w:val="ListParagraph"/>
-        <w:numPr>
-          <w:ilvl w:val="0"/>
-          <w:numId w:val="3"/>
-        </w:numPr>
-        <w:spacing w:after="80"/>
-      </w:pPr>
-      <w:r>
-        <w:t xml:space="preserve">Planning Phase: Player assigns skill priorities/tactics to their units. AI plans actions for enemy units.</w:t>
-      </w:r>
-    </w:p>
-    <w:p>
-      <w:pPr>
-        <w:pStyle w:val="ListParagraph"/>
-        <w:numPr>
-          <w:ilvl w:val="0"/>
-          <w:numId w:val="3"/>
-        </w:numPr>
-        <w:spacing w:after="80"/>
-      </w:pPr>
-      <w:r>
-        <w:t xml:space="preserve">Resolution Phase: Units act in descending initiative order. On each unit's turn their AP refreshes, they execute their first valid active skill, and passive skills from any unit may fire during execution depending on their trigger phase.</w:t>
-      </w:r>
-    </w:p>
-    <w:p>
-      <w:pPr>
-        <w:pStyle w:val="ListParagraph"/>
-        <w:numPr>
-          <w:ilvl w:val="0"/>
-          <w:numId w:val="3"/>
-        </w:numPr>
-        <w:spacing w:after="80"/>
-      </w:pPr>
-      <w:r>
-        <w:t xml:space="preserve">Cleanup Phase: End-of-round passive skills fire (ON_ROUND_END). Status effect durations tick.</w:t>
-      </w:r>
-    </w:p>
-    <w:p>
-      <w:pPr>
-        <w:pStyle w:val="ListParagraph"/>
-        <w:numPr>
-          <w:ilvl w:val="0"/>
-          <w:numId w:val="3"/>
-        </w:numPr>
-        <w:spacing w:after="80"/>
-      </w:pPr>
-      <w:r>
-        <w:t xml:space="preserve">New Round: Initiative is re-rolled (or retained), a new planning phase begins.</w:t>
-      </w:r>
-    </w:p>
-    <w:p>
-      <w:pPr>
-        <w:spacing w:after="60"/>
-      </w:pPr>
-      <w:r>
-        <w:t xml:space="preserve"/>
-      </w:r>
-    </w:p>
-    <w:p>
-      <w:pPr>
-        <w:spacing w:after="80"/>
-      </w:pPr>
-      <w:r>
-        <w:t xml:space="preserve">The initiative queue is visible in the UI as a list of unit portraits. Units that are Downed are removed from the queue until revived.</w:t>
-      </w:r>
-    </w:p>
-    <w:p>
-      <w:pPr>
-        <w:spacing w:after="60"/>
-      </w:pPr>
-      <w:r>
-        <w:t xml:space="preserve"/>
-      </w:r>
-    </w:p>
-    <w:p>
-      <w:pPr>
-        <w:pStyle w:val="Heading1"/>
-      </w:pPr>
-      <w:r>
-        <w:t xml:space="preserve">11. Status Effects</w:t>
-      </w:r>
-    </w:p>
-    <w:p>
-      <w:pPr>
-        <w:spacing w:after="80"/>
-      </w:pPr>
-      <w:r>
-        <w:t xml:space="preserve">Status effects are temporary modifiers applied by skills. They hook into the combat math at specific points.</w:t>
-      </w:r>
-    </w:p>
-    <w:p>
-      <w:pPr>
-        <w:spacing w:after="60"/>
-      </w:pPr>
-      <w:r>
-        <w:t xml:space="preserve"/>
-      </w:r>
-    </w:p>
-    <w:p>
-      <w:pPr>
-        <w:pStyle w:val="Heading2"/>
-      </w:pPr>
-      <w:r>
-        <w:t xml:space="preserve">11.1  Pre-Roll Hooks</w:t>
-      </w:r>
-    </w:p>
-    <w:p>
-      <w:pPr>
-        <w:spacing w:after="80"/>
-      </w:pPr>
-      <w:r>
-        <w:t xml:space="preserve">Status effects running before the dice are rolled can modify:</w:t>
+        <w:pStyle w:val="Heading3"/>
+      </w:pPr>
+      <w:r>
+        <w:t xml:space="preserve">Dream Mage (Truemage)</w:t>
       </w:r>
     </w:p>
     <w:p>
@@ -10190,112 +10577,31 @@
         <w:spacing w:after="60"/>
       </w:pPr>
       <w:r>
-        <w:t xml:space="preserve">Accuracy (raise or lower the attacker's hit chance)</w:t>
-      </w:r>
-    </w:p>
-    <w:p>
-      <w:pPr>
-        <w:pStyle w:val="ListParagraph"/>
-        <w:numPr>
-          <w:ilvl w:val="0"/>
-          <w:numId w:val="2"/>
-        </w:numPr>
+        <w:t xml:space="preserve">In development.</w:t>
+      </w:r>
+    </w:p>
+    <w:p>
+      <w:pPr>
         <w:spacing w:after="60"/>
       </w:pPr>
       <w:r>
-        <w:t xml:space="preserve">Crit chance (raise or lower critical probability)</w:t>
-      </w:r>
-    </w:p>
-    <w:p>
-      <w:pPr>
-        <w:pStyle w:val="ListParagraph"/>
-        <w:numPr>
-          <w:ilvl w:val="0"/>
-          <w:numId w:val="2"/>
-        </w:numPr>
+        <w:t xml:space="preserve"/>
+      </w:r>
+    </w:p>
+    <w:p>
+      <w:pPr>
+        <w:pStyle w:val="Heading2"/>
+      </w:pPr>
+      <w:r>
+        <w:t xml:space="preserve">8.6  Current Feats</w:t>
+      </w:r>
+    </w:p>
+    <w:p>
+      <w:pPr>
         <w:spacing w:after="60"/>
       </w:pPr>
       <w:r>
-        <w:t xml:space="preserve">Defense value (raise or lower the defender's damage reduction)</w:t>
-      </w:r>
-    </w:p>
-    <w:p>
-      <w:pPr>
-        <w:pStyle w:val="ListParagraph"/>
-        <w:numPr>
-          <w:ilvl w:val="0"/>
-          <w:numId w:val="2"/>
-        </w:numPr>
-        <w:spacing w:after="60"/>
-      </w:pPr>
-      <w:r>
-        <w:t xml:space="preserve">Power percent (raise or lower the damage multiplier)</w:t>
-      </w:r>
-    </w:p>
-    <w:p>
-      <w:pPr>
-        <w:pStyle w:val="ListParagraph"/>
-        <w:numPr>
-          <w:ilvl w:val="0"/>
-          <w:numId w:val="2"/>
-        </w:numPr>
-        <w:spacing w:after="60"/>
-      </w:pPr>
-      <w:r>
-        <w:t xml:space="preserve">Force-Hit flag (attack automatically hits regardless of accuracy)</w:t>
-      </w:r>
-    </w:p>
-    <w:p>
-      <w:pPr>
-        <w:pStyle w:val="ListParagraph"/>
-        <w:numPr>
-          <w:ilvl w:val="0"/>
-          <w:numId w:val="2"/>
-        </w:numPr>
-        <w:spacing w:after="60"/>
-      </w:pPr>
-      <w:r>
-        <w:t xml:space="preserve">Force-Miss flag (attack automatically misses regardless of accuracy)</w:t>
-      </w:r>
-    </w:p>
-    <w:p>
-      <w:pPr>
-        <w:spacing w:after="60"/>
-      </w:pPr>
-      <w:r>
         <w:t xml:space="preserve"/>
-      </w:r>
-    </w:p>
-    <w:p>
-      <w:pPr>
-        <w:pStyle w:val="Heading2"/>
-      </w:pPr>
-      <w:r>
-        <w:t xml:space="preserve">11.2  Post-Roll Hooks</w:t>
-      </w:r>
-    </w:p>
-    <w:p>
-      <w:pPr>
-        <w:spacing w:after="80"/>
-      </w:pPr>
-      <w:r>
-        <w:t xml:space="preserve">Status effects running after the hit is confirmed but before damage is finalized can modify the damage multiplier. This is expressed as a percentage integer: 100 = 1.0x, 50 = 0.5x (half damage), 200 = 2.0x (double damage). Multiple statuses stack multiplicatively.</w:t>
-      </w:r>
-    </w:p>
-    <w:p>
-      <w:pPr>
-        <w:spacing w:after="60"/>
-      </w:pPr>
-      <w:r>
-        <w:t xml:space="preserve"/>
-      </w:r>
-    </w:p>
-    <w:p>
-      <w:pPr>
-        <w:pStyle w:val="Heading2"/>
-      </w:pPr>
-      <w:r>
-        <w:t xml:space="preserve">11.3  Status Categories</w:t>
       </w:r>
     </w:p>
     <w:tbl>
@@ -10424,7 +10730,7 @@
           </w:tcPr>
           <w:p>
             <w:r>
-              <w:t xml:space="preserve">Blessing</w:t>
+              <w:t xml:space="preserve">Tough</w:t>
             </w:r>
           </w:p>
         </w:tc>
@@ -10447,7 +10753,7 @@
           </w:tcPr>
           <w:p>
             <w:r>
-              <w:t xml:space="preserve">A positive effect benefiting the unit.</w:t>
+              <w:t xml:space="preserve">Grants bonus maximum Posture.</w:t>
             </w:r>
           </w:p>
         </w:tc>
@@ -10470,7 +10776,7 @@
           </w:tcPr>
           <w:p>
             <w:r>
-              <w:t xml:space="preserve">Displayed in green</w:t>
+              <w:t xml:space="preserve">Posture max +3</w:t>
             </w:r>
           </w:p>
         </w:tc>
@@ -10495,7 +10801,7 @@
           </w:tcPr>
           <w:p>
             <w:r>
-              <w:t xml:space="preserve">Affliction</w:t>
+              <w:t xml:space="preserve">Martial Study</w:t>
             </w:r>
           </w:p>
         </w:tc>
@@ -10518,7 +10824,7 @@
           </w:tcPr>
           <w:p>
             <w:r>
-              <w:t xml:space="preserve">A negative effect harming or hindering the unit.</w:t>
+              <w:t xml:space="preserve">Truemage feat: unlocks a Martial Class at reduced Potential.</w:t>
             </w:r>
           </w:p>
         </w:tc>
@@ -10541,78 +10847,7 @@
           </w:tcPr>
           <w:p>
             <w:r>
-              <w:t xml:space="preserve">Displayed in purple</w:t>
-            </w:r>
-          </w:p>
-        </w:tc>
-      </w:tr>
-      <w:tr>
-        <w:tc>
-          <w:tcPr>
-            <w:tcW w:type="dxa" w:w="2200"/>
-            <w:tcBorders>
-              <w:top w:val="single" w:color="CCCCCC" w:sz="1"/>
-              <w:left w:val="single" w:color="CCCCCC" w:sz="1"/>
-              <w:bottom w:val="single" w:color="CCCCCC" w:sz="1"/>
-              <w:right w:val="single" w:color="CCCCCC" w:sz="1"/>
-            </w:tcBorders>
-            <w:shd w:fill="F7F9FC" w:val="clear"/>
-            <w:tcMar>
-              <w:top w:type="dxa" w:w="80"/>
-              <w:left w:type="dxa" w:w="120"/>
-              <w:bottom w:type="dxa" w:w="80"/>
-              <w:right w:type="dxa" w:w="120"/>
-            </w:tcMar>
-          </w:tcPr>
-          <w:p>
-            <w:r>
-              <w:t xml:space="preserve">Special</w:t>
-            </w:r>
-          </w:p>
-        </w:tc>
-        <w:tc>
-          <w:tcPr>
-            <w:tcW w:type="dxa" w:w="4760"/>
-            <w:tcBorders>
-              <w:top w:val="single" w:color="CCCCCC" w:sz="1"/>
-              <w:left w:val="single" w:color="CCCCCC" w:sz="1"/>
-              <w:bottom w:val="single" w:color="CCCCCC" w:sz="1"/>
-              <w:right w:val="single" w:color="CCCCCC" w:sz="1"/>
-            </w:tcBorders>
-            <w:shd w:fill="F7F9FC" w:val="clear"/>
-            <w:tcMar>
-              <w:top w:type="dxa" w:w="80"/>
-              <w:left w:type="dxa" w:w="120"/>
-              <w:bottom w:type="dxa" w:w="80"/>
-              <w:right w:type="dxa" w:w="120"/>
-            </w:tcMar>
-          </w:tcPr>
-          <w:p>
-            <w:r>
-              <w:t xml:space="preserve">A neutral or unique effect that does not fit the above categories.</w:t>
-            </w:r>
-          </w:p>
-        </w:tc>
-        <w:tc>
-          <w:tcPr>
-            <w:tcW w:type="dxa" w:w="2400"/>
-            <w:tcBorders>
-              <w:top w:val="single" w:color="CCCCCC" w:sz="1"/>
-              <w:left w:val="single" w:color="CCCCCC" w:sz="1"/>
-              <w:bottom w:val="single" w:color="CCCCCC" w:sz="1"/>
-              <w:right w:val="single" w:color="CCCCCC" w:sz="1"/>
-            </w:tcBorders>
-            <w:shd w:fill="F7F9FC" w:val="clear"/>
-            <w:tcMar>
-              <w:top w:type="dxa" w:w="80"/>
-              <w:left w:type="dxa" w:w="120"/>
-              <w:bottom w:type="dxa" w:w="80"/>
-              <w:right w:type="dxa" w:w="120"/>
-            </w:tcMar>
-          </w:tcPr>
-          <w:p>
-            <w:r>
-              <w:t xml:space="preserve">Displayed in blue</w:t>
+              <w:t xml:space="preserve">Enables martial skill access; lower ceiling than native Warmage progression</w:t>
             </w:r>
           </w:p>
         </w:tc>
@@ -10628,74 +10863,10 @@
     </w:p>
     <w:p>
       <w:pPr>
-        <w:pStyle w:val="Heading1"/>
-      </w:pPr>
-      <w:r>
-        <w:t xml:space="preserve">12. Damage &amp; Death</w:t>
-      </w:r>
-    </w:p>
-    <w:p>
-      <w:pPr>
-        <w:spacing w:after="80"/>
-      </w:pPr>
-      <w:r>
-        <w:t xml:space="preserve">All damage is subtracted from a unit's Posture. When Posture reaches 0 the unit enters the Downed state and is removed from the initiative queue. While Downed, the unit cannot act.</w:t>
-      </w:r>
-    </w:p>
-    <w:p>
-      <w:pPr>
-        <w:spacing w:after="60"/>
-      </w:pPr>
-      <w:r>
-        <w:t xml:space="preserve"/>
-      </w:r>
-    </w:p>
-    <w:p>
-      <w:pPr>
-        <w:spacing w:after="80"/>
-      </w:pPr>
-      <w:r>
-        <w:t xml:space="preserve">A Downed unit can be revived by an ally skill or item effect. Reviving re-inserts the unit into the current round's initiative queue at an appropriate position.</w:t>
-      </w:r>
-    </w:p>
-    <w:p>
-      <w:pPr>
-        <w:spacing w:after="60"/>
-      </w:pPr>
-      <w:r>
-        <w:t xml:space="preserve"/>
-      </w:r>
-    </w:p>
-    <w:p>
-      <w:pPr>
-        <w:spacing w:after="80"/>
-      </w:pPr>
-      <w:r>
-        <w:t xml:space="preserve">Permanent death (full removal from the battle) is a global toggle and is disabled by default during testing. When enabled, a Downed unit that is not revived before the round ends is permanently removed from the encounter.</w:t>
-      </w:r>
-    </w:p>
-    <w:p>
-      <w:pPr>
-        <w:spacing w:after="60"/>
-      </w:pPr>
-      <w:r>
-        <w:t xml:space="preserve"/>
-      </w:r>
-    </w:p>
-    <w:p>
-      <w:pPr>
-        <w:pStyle w:val="Heading1"/>
-      </w:pPr>
-      <w:r>
-        <w:t xml:space="preserve">13. Key Formulas</w:t>
-      </w:r>
-    </w:p>
-    <w:p>
-      <w:pPr>
-        <w:spacing w:after="80"/>
-      </w:pPr>
-      <w:r>
-        <w:t xml:space="preserve">Summary of the core mathematical rules for quick reference.</w:t>
+        <w:pStyle w:val="Heading2"/>
+      </w:pPr>
+      <w:r>
+        <w:t xml:space="preserve">8.7  Current Gear Sources</w:t>
       </w:r>
     </w:p>
     <w:p>
@@ -10832,7 +11003,7 @@
           </w:tcPr>
           <w:p>
             <w:r>
-              <w:t xml:space="preserve">Final Hit Chance</w:t>
+              <w:t xml:space="preserve">Bracers</w:t>
             </w:r>
           </w:p>
         </w:tc>
@@ -10855,7 +11026,7 @@
           </w:tcPr>
           <w:p>
             <w:r>
-              <w:t xml:space="preserve">Attacker Accuracy + Skill Base Accuracy + Formula Bonus − Defender Evade</w:t>
+              <w:t xml:space="preserve">Wrist guards that improve blocking capability.</w:t>
             </w:r>
           </w:p>
         </w:tc>
@@ -10878,7 +11049,7 @@
           </w:tcPr>
           <w:p>
             <w:r>
-              <w:t xml:space="preserve">Clamped 0–100</w:t>
+              <w:t xml:space="preserve">Parry +1</w:t>
             </w:r>
           </w:p>
         </w:tc>
@@ -10903,7 +11074,7 @@
           </w:tcPr>
           <w:p>
             <w:r>
-              <w:t xml:space="preserve">Final Crit Chance</w:t>
+              <w:t xml:space="preserve">Spellbinding Focus</w:t>
             </w:r>
           </w:p>
         </w:tc>
@@ -10926,7 +11097,7 @@
           </w:tcPr>
           <w:p>
             <w:r>
-              <w:t xml:space="preserve">Attacker Critical Chance + Skill Crit Modifier</w:t>
+              <w:t xml:space="preserve">A staff, orb, or tome that powers Truemage spells. Damage range contributes to Channel-based attacks.</w:t>
             </w:r>
           </w:p>
         </w:tc>
@@ -10949,7 +11120,7 @@
           </w:tcPr>
           <w:p>
             <w:r>
-              <w:t xml:space="preserve">Clamped 0–100</w:t>
+              <w:t xml:space="preserve">Main Weapon slot</w:t>
             </w:r>
           </w:p>
         </w:tc>
@@ -10974,7 +11145,7 @@
           </w:tcPr>
           <w:p>
             <w:r>
-              <w:t xml:space="preserve">Base Damage</w:t>
+              <w:t xml:space="preserve">Spellarm</w:t>
             </w:r>
           </w:p>
         </w:tc>
@@ -10997,7 +11168,7 @@
           </w:tcPr>
           <w:p>
             <w:r>
-              <w:t xml:space="preserve">Random value in weapon damage range + Attacker Prowess Attribute</w:t>
+              <w:t xml:space="preserve">A weapon enchanted to serve as both martial instrument and magical conduit. Powers Warmage inscribed spells. Upgrading improves both physical and magical output.</w:t>
             </w:r>
           </w:p>
         </w:tc>
@@ -11020,7 +11191,7 @@
           </w:tcPr>
           <w:p>
             <w:r>
-              <w:t xml:space="preserve">Before modifiers</w:t>
+              <w:t xml:space="preserve">Main Weapon slot</w:t>
             </w:r>
           </w:p>
         </w:tc>
@@ -11045,7 +11216,7 @@
           </w:tcPr>
           <w:p>
             <w:r>
-              <w:t xml:space="preserve">Skill Power Scaling</w:t>
+              <w:t xml:space="preserve">Headband</w:t>
             </w:r>
           </w:p>
         </w:tc>
@@ -11068,7 +11239,7 @@
           </w:tcPr>
           <w:p>
             <w:r>
-              <w:t xml:space="preserve">Base Damage × (Skill Base Power ÷ 100)</w:t>
+              <w:t xml:space="preserve">Head wrap. Details in development.</w:t>
             </w:r>
           </w:p>
         </w:tc>
@@ -11091,7 +11262,646 @@
           </w:tcPr>
           <w:p>
             <w:r>
-              <w:t xml:space="preserve">100 = no change</w:t>
+              <w:t xml:space="preserve">TBD</w:t>
+            </w:r>
+          </w:p>
+        </w:tc>
+      </w:tr>
+    </w:tbl>
+    <w:p>
+      <w:pPr>
+        <w:spacing w:after="60"/>
+      </w:pPr>
+      <w:r>
+        <w:t xml:space="preserve"/>
+      </w:r>
+    </w:p>
+    <w:p>
+      <w:pPr>
+        <w:pStyle w:val="Heading1"/>
+      </w:pPr>
+      <w:r>
+        <w:t xml:space="preserve">9. Equipment</w:t>
+      </w:r>
+    </w:p>
+    <w:p>
+      <w:pPr>
+        <w:spacing w:after="80"/>
+      </w:pPr>
+      <w:r>
+        <w:t xml:space="preserve">Units have an EquipmentContainer with five slots:</w:t>
+      </w:r>
+    </w:p>
+    <w:p>
+      <w:pPr>
+        <w:pStyle w:val="ListParagraph"/>
+        <w:numPr>
+          <w:ilvl w:val="0"/>
+          <w:numId w:val="2"/>
+        </w:numPr>
+        <w:spacing w:after="60"/>
+      </w:pPr>
+      <w:r>
+        <w:t xml:space="preserve">Main Weapon</w:t>
+      </w:r>
+    </w:p>
+    <w:p>
+      <w:pPr>
+        <w:pStyle w:val="ListParagraph"/>
+        <w:numPr>
+          <w:ilvl w:val="0"/>
+          <w:numId w:val="2"/>
+        </w:numPr>
+        <w:spacing w:after="60"/>
+      </w:pPr>
+      <w:r>
+        <w:t xml:space="preserve">Sub Weapon (off-hand / secondary)</w:t>
+      </w:r>
+    </w:p>
+    <w:p>
+      <w:pPr>
+        <w:pStyle w:val="ListParagraph"/>
+        <w:numPr>
+          <w:ilvl w:val="0"/>
+          <w:numId w:val="2"/>
+        </w:numPr>
+        <w:spacing w:after="60"/>
+      </w:pPr>
+      <w:r>
+        <w:t xml:space="preserve">Armor</w:t>
+      </w:r>
+    </w:p>
+    <w:p>
+      <w:pPr>
+        <w:pStyle w:val="ListParagraph"/>
+        <w:numPr>
+          <w:ilvl w:val="0"/>
+          <w:numId w:val="2"/>
+        </w:numPr>
+        <w:spacing w:after="60"/>
+      </w:pPr>
+      <w:r>
+        <w:t xml:space="preserve">Accessory 1</w:t>
+      </w:r>
+    </w:p>
+    <w:p>
+      <w:pPr>
+        <w:pStyle w:val="ListParagraph"/>
+        <w:numPr>
+          <w:ilvl w:val="0"/>
+          <w:numId w:val="2"/>
+        </w:numPr>
+        <w:spacing w:after="60"/>
+      </w:pPr>
+      <w:r>
+        <w:t xml:space="preserve">Accessory 2</w:t>
+      </w:r>
+    </w:p>
+    <w:p>
+      <w:pPr>
+        <w:spacing w:after="60"/>
+      </w:pPr>
+      <w:r>
+        <w:t xml:space="preserve"/>
+      </w:r>
+    </w:p>
+    <w:p>
+      <w:pPr>
+        <w:spacing w:after="80"/>
+      </w:pPr>
+      <w:r>
+        <w:t xml:space="preserve">Weapons define a damage range (min and max values) and a WeaponType tag. When a skill is associated with a specific weapon type, the system automatically places that weapon into the main hand slot before the attack resolves. Weapons can also carry inherent on-hit effects that apply automatically whenever an attack with that weapon lands.</w:t>
+      </w:r>
+    </w:p>
+    <w:p>
+      <w:pPr>
+        <w:spacing w:after="60"/>
+      </w:pPr>
+      <w:r>
+        <w:t xml:space="preserve"/>
+      </w:r>
+    </w:p>
+    <w:p>
+      <w:pPr>
+        <w:spacing w:after="80"/>
+      </w:pPr>
+      <w:r>
+        <w:rPr>
+          <w:b/>
+          <w:bCs/>
+        </w:rPr>
+        <w:t xml:space="preserve">Currently implemented test weapons: </w:t>
+      </w:r>
+      <w:r>
+        <w:t xml:space="preserve">Test Sword, Test Axe, Test Shield.</w:t>
+      </w:r>
+    </w:p>
+    <w:p>
+      <w:pPr>
+        <w:spacing w:after="60"/>
+      </w:pPr>
+      <w:r>
+        <w:t xml:space="preserve"/>
+      </w:r>
+    </w:p>
+    <w:p>
+      <w:pPr>
+        <w:spacing w:after="80"/>
+      </w:pPr>
+      <w:r>
+        <w:t xml:space="preserve">Items also belong to a unit's carried gear pool. Only items in the carried pool can be equipped into slots. The gear UI allows equipping from this pool (left-click a slot to open the picker) and unequipping (right-click a slot).</w:t>
+      </w:r>
+    </w:p>
+    <w:p>
+      <w:pPr>
+        <w:spacing w:after="60"/>
+      </w:pPr>
+      <w:r>
+        <w:t xml:space="preserve"/>
+      </w:r>
+    </w:p>
+    <w:p>
+      <w:pPr>
+        <w:pStyle w:val="Heading1"/>
+      </w:pPr>
+      <w:r>
+        <w:t xml:space="preserve">10. Round Structure &amp; The Tactics System</w:t>
+      </w:r>
+    </w:p>
+    <w:p>
+      <w:pPr>
+        <w:spacing w:after="80"/>
+      </w:pPr>
+      <w:r>
+        <w:t xml:space="preserve">Combat in Deepmage Overlord is heavily inspired by Unicorn Overlord's approach to tactical automation. The player does not issue direct commands during battle. Instead, they prepare each unit ahead of time by programming a personal tactics list — a ranked set of rules that governs what the unit will do and when. Once the round begins, units act according to their programming without further player input. The player's skill lies in how well they read the situation, configure their units, and manage the composition and positioning of their forces before the action starts.</w:t>
+      </w:r>
+    </w:p>
+    <w:p>
+      <w:pPr>
+        <w:spacing w:after="60"/>
+      </w:pPr>
+      <w:r>
+        <w:t xml:space="preserve"/>
+      </w:r>
+    </w:p>
+    <w:p>
+      <w:pPr>
+        <w:pStyle w:val="Heading2"/>
+      </w:pPr>
+      <w:r>
+        <w:t xml:space="preserve">10.1  The Tactics List</w:t>
+      </w:r>
+    </w:p>
+    <w:p>
+      <w:pPr>
+        <w:spacing w:after="80"/>
+      </w:pPr>
+      <w:r>
+        <w:t xml:space="preserve">Every unit has a tactics list made up of ordered rules. Each rule is a pairing of:</w:t>
+      </w:r>
+    </w:p>
+    <w:p>
+      <w:pPr>
+        <w:pStyle w:val="ListParagraph"/>
+        <w:numPr>
+          <w:ilvl w:val="0"/>
+          <w:numId w:val="2"/>
+        </w:numPr>
+        <w:spacing w:after="60"/>
+      </w:pPr>
+      <w:r>
+        <w:t xml:space="preserve">A skill to use</w:t>
+      </w:r>
+    </w:p>
+    <w:p>
+      <w:pPr>
+        <w:pStyle w:val="ListParagraph"/>
+        <w:numPr>
+          <w:ilvl w:val="0"/>
+          <w:numId w:val="2"/>
+        </w:numPr>
+        <w:spacing w:after="60"/>
+      </w:pPr>
+      <w:r>
+        <w:t xml:space="preserve">A set of conditions that must be true for that rule to activate (target faction, HP threshold, range, status present, etc.)</w:t>
+      </w:r>
+    </w:p>
+    <w:p>
+      <w:pPr>
+        <w:spacing w:after="60"/>
+      </w:pPr>
+      <w:r>
+        <w:t xml:space="preserve"/>
+      </w:r>
+    </w:p>
+    <w:p>
+      <w:pPr>
+        <w:spacing w:after="80"/>
+      </w:pPr>
+      <w:r>
+        <w:t xml:space="preserve">When it is a unit's turn to act, the system evaluates the tactics list from top to bottom and executes the first rule whose conditions are all met. Lower-priority rules act as fallbacks for when higher ones cannot fire. If no rule can be satisfied, the unit does nothing on that turn.</w:t>
+      </w:r>
+    </w:p>
+    <w:p>
+      <w:pPr>
+        <w:spacing w:after="60"/>
+      </w:pPr>
+      <w:r>
+        <w:t xml:space="preserve"/>
+      </w:r>
+    </w:p>
+    <w:p>
+      <w:pPr>
+        <w:spacing w:after="80"/>
+      </w:pPr>
+      <w:r>
+        <w:t xml:space="preserve">The order of the list is entirely player-controlled. A well-ordered tactics list handles multiple situations gracefully; a poorly ordered one may cause a unit to waste AP on a low-value action when a more important one was also available.</w:t>
+      </w:r>
+    </w:p>
+    <w:p>
+      <w:pPr>
+        <w:spacing w:after="60"/>
+      </w:pPr>
+      <w:r>
+        <w:t xml:space="preserve"/>
+      </w:r>
+    </w:p>
+    <w:p>
+      <w:pPr>
+        <w:pStyle w:val="Heading2"/>
+      </w:pPr>
+      <w:r>
+        <w:t xml:space="preserve">10.2  Passive Skills and Tactics</w:t>
+      </w:r>
+    </w:p>
+    <w:p>
+      <w:pPr>
+        <w:spacing w:after="80"/>
+      </w:pPr>
+      <w:r>
+        <w:t xml:space="preserve">Passive skills are not part of the tactics list. They trigger automatically whenever their conditions are met during any point in the round — regardless of whose turn it is. The player assigns passive skills to a unit's passive skill slots, and the system handles the rest. Passive skills cost Passive Points (PP) when they fire, so a unit with many valid passive triggers may exhaust its PP before the round ends.</w:t>
+      </w:r>
+    </w:p>
+    <w:p>
+      <w:pPr>
+        <w:spacing w:after="60"/>
+      </w:pPr>
+      <w:r>
+        <w:t xml:space="preserve"/>
+      </w:r>
+    </w:p>
+    <w:p>
+      <w:pPr>
+        <w:pStyle w:val="Heading2"/>
+      </w:pPr>
+      <w:r>
+        <w:t xml:space="preserve">10.3  Round Flow</w:t>
+      </w:r>
+    </w:p>
+    <w:p>
+      <w:pPr>
+        <w:spacing w:after="60"/>
+      </w:pPr>
+      <w:r>
+        <w:t xml:space="preserve"/>
+      </w:r>
+    </w:p>
+    <w:p>
+      <w:pPr>
+        <w:pStyle w:val="ListParagraph"/>
+        <w:numPr>
+          <w:ilvl w:val="0"/>
+          <w:numId w:val="3"/>
+        </w:numPr>
+        <w:spacing w:after="80"/>
+      </w:pPr>
+      <w:r>
+        <w:t xml:space="preserve">Tactics Setup (before the round): The player reviews and adjusts the tactics lists for each of their units. This is the primary moment of player agency. Enemy units follow AI-controlled tactics lists.</w:t>
+      </w:r>
+    </w:p>
+    <w:p>
+      <w:pPr>
+        <w:pStyle w:val="ListParagraph"/>
+        <w:numPr>
+          <w:ilvl w:val="0"/>
+          <w:numId w:val="3"/>
+        </w:numPr>
+        <w:spacing w:after="80"/>
+      </w:pPr>
+      <w:r>
+        <w:t xml:space="preserve">Active Phase — Initiative-Ordered Cycles: Units act one at a time in descending initiative order. On each unit's turn, the system runs down their tactics list and executes the first valid skill, spending the appropriate AP. After the last unit in the queue acts, the queue wraps back to the top and a new cycle begins. This continues — multiple cycles can occur within a single round — until a full cycle completes where no unit attempted to activate an active skill. This happens when every unit has either exhausted their AP or has no valid tactic available. Passive skills may fire at any point during this phase whenever their trigger conditions are met.</w:t>
+      </w:r>
+    </w:p>
+    <w:p>
+      <w:pPr>
+        <w:pStyle w:val="ListParagraph"/>
+        <w:numPr>
+          <w:ilvl w:val="0"/>
+          <w:numId w:val="3"/>
+        </w:numPr>
+        <w:spacing w:after="80"/>
+      </w:pPr>
+      <w:r>
+        <w:t xml:space="preserve">Cleanup Phase: Once the Active Phase ends, ON_ROUND_END passive skills fire and all status effect durations tick down by one.</w:t>
+      </w:r>
+    </w:p>
+    <w:p>
+      <w:pPr>
+        <w:pStyle w:val="ListParagraph"/>
+        <w:numPr>
+          <w:ilvl w:val="0"/>
+          <w:numId w:val="3"/>
+        </w:numPr>
+        <w:spacing w:after="80"/>
+      </w:pPr>
+      <w:r>
+        <w:t xml:space="preserve">New Round: Initiative is re-rolled (or retained depending on settings) and Tactics Setup begins again.</w:t>
+      </w:r>
+    </w:p>
+    <w:p>
+      <w:pPr>
+        <w:spacing w:after="60"/>
+      </w:pPr>
+      <w:r>
+        <w:t xml:space="preserve"/>
+      </w:r>
+    </w:p>
+    <w:p>
+      <w:pPr>
+        <w:spacing w:after="80"/>
+      </w:pPr>
+      <w:r>
+        <w:t xml:space="preserve">The current initiative queue is always visible in the UI as an ordered list of unit portraits. Downed units are removed from the queue until revived.</w:t>
+      </w:r>
+    </w:p>
+    <w:p>
+      <w:pPr>
+        <w:spacing w:after="60"/>
+      </w:pPr>
+      <w:r>
+        <w:t xml:space="preserve"/>
+      </w:r>
+    </w:p>
+    <w:p>
+      <w:pPr>
+        <w:pStyle w:val="Heading1"/>
+      </w:pPr>
+      <w:r>
+        <w:t xml:space="preserve">11. Status Effects</w:t>
+      </w:r>
+    </w:p>
+    <w:p>
+      <w:pPr>
+        <w:spacing w:after="80"/>
+      </w:pPr>
+      <w:r>
+        <w:t xml:space="preserve">Status effects are temporary modifiers applied by skills. They hook into the combat math at specific points.</w:t>
+      </w:r>
+    </w:p>
+    <w:p>
+      <w:pPr>
+        <w:spacing w:after="60"/>
+      </w:pPr>
+      <w:r>
+        <w:t xml:space="preserve"/>
+      </w:r>
+    </w:p>
+    <w:p>
+      <w:pPr>
+        <w:pStyle w:val="Heading2"/>
+      </w:pPr>
+      <w:r>
+        <w:t xml:space="preserve">11.1  Pre-Roll Hooks</w:t>
+      </w:r>
+    </w:p>
+    <w:p>
+      <w:pPr>
+        <w:spacing w:after="80"/>
+      </w:pPr>
+      <w:r>
+        <w:t xml:space="preserve">Status effects running before the dice are rolled can modify:</w:t>
+      </w:r>
+    </w:p>
+    <w:p>
+      <w:pPr>
+        <w:pStyle w:val="ListParagraph"/>
+        <w:numPr>
+          <w:ilvl w:val="0"/>
+          <w:numId w:val="2"/>
+        </w:numPr>
+        <w:spacing w:after="60"/>
+      </w:pPr>
+      <w:r>
+        <w:t xml:space="preserve">Accuracy (raise or lower the attacker's hit chance)</w:t>
+      </w:r>
+    </w:p>
+    <w:p>
+      <w:pPr>
+        <w:pStyle w:val="ListParagraph"/>
+        <w:numPr>
+          <w:ilvl w:val="0"/>
+          <w:numId w:val="2"/>
+        </w:numPr>
+        <w:spacing w:after="60"/>
+      </w:pPr>
+      <w:r>
+        <w:t xml:space="preserve">Crit chance (raise or lower critical probability)</w:t>
+      </w:r>
+    </w:p>
+    <w:p>
+      <w:pPr>
+        <w:pStyle w:val="ListParagraph"/>
+        <w:numPr>
+          <w:ilvl w:val="0"/>
+          <w:numId w:val="2"/>
+        </w:numPr>
+        <w:spacing w:after="60"/>
+      </w:pPr>
+      <w:r>
+        <w:t xml:space="preserve">Defense value (raise or lower the defender's damage reduction)</w:t>
+      </w:r>
+    </w:p>
+    <w:p>
+      <w:pPr>
+        <w:pStyle w:val="ListParagraph"/>
+        <w:numPr>
+          <w:ilvl w:val="0"/>
+          <w:numId w:val="2"/>
+        </w:numPr>
+        <w:spacing w:after="60"/>
+      </w:pPr>
+      <w:r>
+        <w:t xml:space="preserve">Power percent (raise or lower the damage multiplier)</w:t>
+      </w:r>
+    </w:p>
+    <w:p>
+      <w:pPr>
+        <w:pStyle w:val="ListParagraph"/>
+        <w:numPr>
+          <w:ilvl w:val="0"/>
+          <w:numId w:val="2"/>
+        </w:numPr>
+        <w:spacing w:after="60"/>
+      </w:pPr>
+      <w:r>
+        <w:t xml:space="preserve">Force-Hit flag (attack automatically hits regardless of accuracy)</w:t>
+      </w:r>
+    </w:p>
+    <w:p>
+      <w:pPr>
+        <w:pStyle w:val="ListParagraph"/>
+        <w:numPr>
+          <w:ilvl w:val="0"/>
+          <w:numId w:val="2"/>
+        </w:numPr>
+        <w:spacing w:after="60"/>
+      </w:pPr>
+      <w:r>
+        <w:t xml:space="preserve">Force-Miss flag (attack automatically misses regardless of accuracy)</w:t>
+      </w:r>
+    </w:p>
+    <w:p>
+      <w:pPr>
+        <w:spacing w:after="60"/>
+      </w:pPr>
+      <w:r>
+        <w:t xml:space="preserve"/>
+      </w:r>
+    </w:p>
+    <w:p>
+      <w:pPr>
+        <w:pStyle w:val="Heading2"/>
+      </w:pPr>
+      <w:r>
+        <w:t xml:space="preserve">11.2  Post-Roll Hooks</w:t>
+      </w:r>
+    </w:p>
+    <w:p>
+      <w:pPr>
+        <w:spacing w:after="80"/>
+      </w:pPr>
+      <w:r>
+        <w:t xml:space="preserve">Status effects running after the hit is confirmed but before damage is finalized can modify the damage multiplier. This is expressed as a percentage integer: 100 = 1.0x, 50 = 0.5x (half damage), 200 = 2.0x (double damage). Multiple statuses stack multiplicatively.</w:t>
+      </w:r>
+    </w:p>
+    <w:p>
+      <w:pPr>
+        <w:spacing w:after="60"/>
+      </w:pPr>
+      <w:r>
+        <w:t xml:space="preserve"/>
+      </w:r>
+    </w:p>
+    <w:p>
+      <w:pPr>
+        <w:pStyle w:val="Heading2"/>
+      </w:pPr>
+      <w:r>
+        <w:t xml:space="preserve">11.3  Status Categories</w:t>
+      </w:r>
+    </w:p>
+    <w:tbl>
+      <w:tblPr>
+        <w:tblW w:type="dxa" w:w="9360"/>
+        <w:tblBorders>
+          <w:top w:val="single" w:color="auto" w:sz="4"/>
+          <w:left w:val="single" w:color="auto" w:sz="4"/>
+          <w:bottom w:val="single" w:color="auto" w:sz="4"/>
+          <w:right w:val="single" w:color="auto" w:sz="4"/>
+          <w:insideH w:val="single" w:color="auto" w:sz="4"/>
+          <w:insideV w:val="single" w:color="auto" w:sz="4"/>
+        </w:tblBorders>
+      </w:tblPr>
+      <w:tblGrid>
+        <w:gridCol w:w="2200"/>
+        <w:gridCol w:w="4760"/>
+        <w:gridCol w:w="2400"/>
+      </w:tblGrid>
+      <w:tr>
+        <w:trPr>
+          <w:tblHeader/>
+        </w:trPr>
+        <w:tc>
+          <w:tcPr>
+            <w:tcW w:type="dxa" w:w="2200"/>
+            <w:tcBorders>
+              <w:top w:val="single" w:color="CCCCCC" w:sz="1"/>
+              <w:left w:val="single" w:color="CCCCCC" w:sz="1"/>
+              <w:bottom w:val="single" w:color="CCCCCC" w:sz="1"/>
+              <w:right w:val="single" w:color="CCCCCC" w:sz="1"/>
+            </w:tcBorders>
+            <w:shd w:fill="2E4057" w:val="clear"/>
+            <w:tcMar>
+              <w:top w:type="dxa" w:w="80"/>
+              <w:left w:type="dxa" w:w="120"/>
+              <w:bottom w:type="dxa" w:w="80"/>
+              <w:right w:type="dxa" w:w="120"/>
+            </w:tcMar>
+          </w:tcPr>
+          <w:p>
+            <w:r>
+              <w:rPr>
+                <w:b/>
+                <w:bCs/>
+                <w:color w:val="FFFFFF"/>
+              </w:rPr>
+              <w:t xml:space="preserve">Stat</w:t>
+            </w:r>
+          </w:p>
+        </w:tc>
+        <w:tc>
+          <w:tcPr>
+            <w:tcW w:type="dxa" w:w="4760"/>
+            <w:tcBorders>
+              <w:top w:val="single" w:color="CCCCCC" w:sz="1"/>
+              <w:left w:val="single" w:color="CCCCCC" w:sz="1"/>
+              <w:bottom w:val="single" w:color="CCCCCC" w:sz="1"/>
+              <w:right w:val="single" w:color="CCCCCC" w:sz="1"/>
+            </w:tcBorders>
+            <w:shd w:fill="2E4057" w:val="clear"/>
+            <w:tcMar>
+              <w:top w:type="dxa" w:w="80"/>
+              <w:left w:type="dxa" w:w="120"/>
+              <w:bottom w:type="dxa" w:w="80"/>
+              <w:right w:type="dxa" w:w="120"/>
+            </w:tcMar>
+          </w:tcPr>
+          <w:p>
+            <w:r>
+              <w:rPr>
+                <w:b/>
+                <w:bCs/>
+                <w:color w:val="FFFFFF"/>
+              </w:rPr>
+              <w:t xml:space="preserve">Description</w:t>
+            </w:r>
+          </w:p>
+        </w:tc>
+        <w:tc>
+          <w:tcPr>
+            <w:tcW w:type="dxa" w:w="2400"/>
+            <w:tcBorders>
+              <w:top w:val="single" w:color="CCCCCC" w:sz="1"/>
+              <w:left w:val="single" w:color="CCCCCC" w:sz="1"/>
+              <w:bottom w:val="single" w:color="CCCCCC" w:sz="1"/>
+              <w:right w:val="single" w:color="CCCCCC" w:sz="1"/>
+            </w:tcBorders>
+            <w:shd w:fill="2E4057" w:val="clear"/>
+            <w:tcMar>
+              <w:top w:type="dxa" w:w="80"/>
+              <w:left w:type="dxa" w:w="120"/>
+              <w:bottom w:type="dxa" w:w="80"/>
+              <w:right w:type="dxa" w:w="120"/>
+            </w:tcMar>
+          </w:tcPr>
+          <w:p>
+            <w:r>
+              <w:rPr>
+                <w:b/>
+                <w:bCs/>
+                <w:color w:val="FFFFFF"/>
+              </w:rPr>
+              <w:t xml:space="preserve">Notes / Default</w:t>
             </w:r>
           </w:p>
         </w:tc>
@@ -11116,7 +11926,7 @@
           </w:tcPr>
           <w:p>
             <w:r>
-              <w:t xml:space="preserve">Critical Damage</w:t>
+              <w:t xml:space="preserve">Blessing</w:t>
             </w:r>
           </w:p>
         </w:tc>
@@ -11139,7 +11949,7 @@
           </w:tcPr>
           <w:p>
             <w:r>
-              <w:t xml:space="preserve">Weapon Max Damage × Crit Multiplier</w:t>
+              <w:t xml:space="preserve">A positive effect benefiting the unit.</w:t>
             </w:r>
           </w:p>
         </w:tc>
@@ -11162,7 +11972,7 @@
           </w:tcPr>
           <w:p>
             <w:r>
-              <w:t xml:space="preserve">Replaces random roll</w:t>
+              <w:t xml:space="preserve">Displayed in green</w:t>
             </w:r>
           </w:p>
         </w:tc>
@@ -11187,7 +11997,7 @@
           </w:tcPr>
           <w:p>
             <w:r>
-              <w:t xml:space="preserve">After Defense</w:t>
+              <w:t xml:space="preserve">Affliction</w:t>
             </w:r>
           </w:p>
         </w:tc>
@@ -11210,7 +12020,7 @@
           </w:tcPr>
           <w:p>
             <w:r>
-              <w:t xml:space="preserve">Scaled Damage − Defender Defense Attribute  (minimum 0)</w:t>
+              <w:t xml:space="preserve">A negative effect harming or hindering the unit.</w:t>
             </w:r>
           </w:p>
         </w:tc>
@@ -11233,7 +12043,7 @@
           </w:tcPr>
           <w:p>
             <w:r>
-              <w:t xml:space="preserve">Can never go below 0</w:t>
+              <w:t xml:space="preserve">Displayed in purple</w:t>
             </w:r>
           </w:p>
         </w:tc>
@@ -11258,6 +12068,769 @@
           </w:tcPr>
           <w:p>
             <w:r>
+              <w:t xml:space="preserve">Special</w:t>
+            </w:r>
+          </w:p>
+        </w:tc>
+        <w:tc>
+          <w:tcPr>
+            <w:tcW w:type="dxa" w:w="4760"/>
+            <w:tcBorders>
+              <w:top w:val="single" w:color="CCCCCC" w:sz="1"/>
+              <w:left w:val="single" w:color="CCCCCC" w:sz="1"/>
+              <w:bottom w:val="single" w:color="CCCCCC" w:sz="1"/>
+              <w:right w:val="single" w:color="CCCCCC" w:sz="1"/>
+            </w:tcBorders>
+            <w:shd w:fill="F7F9FC" w:val="clear"/>
+            <w:tcMar>
+              <w:top w:type="dxa" w:w="80"/>
+              <w:left w:type="dxa" w:w="120"/>
+              <w:bottom w:type="dxa" w:w="80"/>
+              <w:right w:type="dxa" w:w="120"/>
+            </w:tcMar>
+          </w:tcPr>
+          <w:p>
+            <w:r>
+              <w:t xml:space="preserve">A neutral or unique effect that does not fit the above categories.</w:t>
+            </w:r>
+          </w:p>
+        </w:tc>
+        <w:tc>
+          <w:tcPr>
+            <w:tcW w:type="dxa" w:w="2400"/>
+            <w:tcBorders>
+              <w:top w:val="single" w:color="CCCCCC" w:sz="1"/>
+              <w:left w:val="single" w:color="CCCCCC" w:sz="1"/>
+              <w:bottom w:val="single" w:color="CCCCCC" w:sz="1"/>
+              <w:right w:val="single" w:color="CCCCCC" w:sz="1"/>
+            </w:tcBorders>
+            <w:shd w:fill="F7F9FC" w:val="clear"/>
+            <w:tcMar>
+              <w:top w:type="dxa" w:w="80"/>
+              <w:left w:type="dxa" w:w="120"/>
+              <w:bottom w:type="dxa" w:w="80"/>
+              <w:right w:type="dxa" w:w="120"/>
+            </w:tcMar>
+          </w:tcPr>
+          <w:p>
+            <w:r>
+              <w:t xml:space="preserve">Displayed in blue</w:t>
+            </w:r>
+          </w:p>
+        </w:tc>
+      </w:tr>
+    </w:tbl>
+    <w:p>
+      <w:pPr>
+        <w:spacing w:after="60"/>
+      </w:pPr>
+      <w:r>
+        <w:t xml:space="preserve"/>
+      </w:r>
+    </w:p>
+    <w:p>
+      <w:pPr>
+        <w:pStyle w:val="Heading1"/>
+      </w:pPr>
+      <w:r>
+        <w:t xml:space="preserve">12. Damage &amp; Death</w:t>
+      </w:r>
+    </w:p>
+    <w:p>
+      <w:pPr>
+        <w:spacing w:after="80"/>
+      </w:pPr>
+      <w:r>
+        <w:t xml:space="preserve">All damage is subtracted from a unit's Posture. When Posture reaches 0 the unit enters the Downed state and is removed from the initiative queue. While Downed, the unit cannot act.</w:t>
+      </w:r>
+    </w:p>
+    <w:p>
+      <w:pPr>
+        <w:spacing w:after="60"/>
+      </w:pPr>
+      <w:r>
+        <w:t xml:space="preserve"/>
+      </w:r>
+    </w:p>
+    <w:p>
+      <w:pPr>
+        <w:spacing w:after="80"/>
+      </w:pPr>
+      <w:r>
+        <w:t xml:space="preserve">A Downed unit can be revived by an ally skill or item effect. Reviving re-inserts the unit into the current round's initiative queue at an appropriate position.</w:t>
+      </w:r>
+    </w:p>
+    <w:p>
+      <w:pPr>
+        <w:spacing w:after="60"/>
+      </w:pPr>
+      <w:r>
+        <w:t xml:space="preserve"/>
+      </w:r>
+    </w:p>
+    <w:p>
+      <w:pPr>
+        <w:spacing w:after="80"/>
+      </w:pPr>
+      <w:r>
+        <w:t xml:space="preserve">Permanent death (full removal from the battle) is a global toggle and is disabled by default during testing. When enabled, a Downed unit that is not revived before the round ends is permanently removed from the encounter.</w:t>
+      </w:r>
+    </w:p>
+    <w:p>
+      <w:pPr>
+        <w:spacing w:after="60"/>
+      </w:pPr>
+      <w:r>
+        <w:t xml:space="preserve"/>
+      </w:r>
+    </w:p>
+    <w:p>
+      <w:pPr>
+        <w:pStyle w:val="Heading1"/>
+      </w:pPr>
+      <w:r>
+        <w:t xml:space="preserve">13. Key Formulas</w:t>
+      </w:r>
+    </w:p>
+    <w:p>
+      <w:pPr>
+        <w:spacing w:after="80"/>
+      </w:pPr>
+      <w:r>
+        <w:t xml:space="preserve">Summary of the core mathematical rules for quick reference.</w:t>
+      </w:r>
+    </w:p>
+    <w:p>
+      <w:pPr>
+        <w:spacing w:after="60"/>
+      </w:pPr>
+      <w:r>
+        <w:t xml:space="preserve"/>
+      </w:r>
+    </w:p>
+    <w:tbl>
+      <w:tblPr>
+        <w:tblW w:type="dxa" w:w="9360"/>
+        <w:tblBorders>
+          <w:top w:val="single" w:color="auto" w:sz="4"/>
+          <w:left w:val="single" w:color="auto" w:sz="4"/>
+          <w:bottom w:val="single" w:color="auto" w:sz="4"/>
+          <w:right w:val="single" w:color="auto" w:sz="4"/>
+          <w:insideH w:val="single" w:color="auto" w:sz="4"/>
+          <w:insideV w:val="single" w:color="auto" w:sz="4"/>
+        </w:tblBorders>
+      </w:tblPr>
+      <w:tblGrid>
+        <w:gridCol w:w="2200"/>
+        <w:gridCol w:w="4760"/>
+        <w:gridCol w:w="2400"/>
+      </w:tblGrid>
+      <w:tr>
+        <w:trPr>
+          <w:tblHeader/>
+        </w:trPr>
+        <w:tc>
+          <w:tcPr>
+            <w:tcW w:type="dxa" w:w="2200"/>
+            <w:tcBorders>
+              <w:top w:val="single" w:color="CCCCCC" w:sz="1"/>
+              <w:left w:val="single" w:color="CCCCCC" w:sz="1"/>
+              <w:bottom w:val="single" w:color="CCCCCC" w:sz="1"/>
+              <w:right w:val="single" w:color="CCCCCC" w:sz="1"/>
+            </w:tcBorders>
+            <w:shd w:fill="2E4057" w:val="clear"/>
+            <w:tcMar>
+              <w:top w:type="dxa" w:w="80"/>
+              <w:left w:type="dxa" w:w="120"/>
+              <w:bottom w:type="dxa" w:w="80"/>
+              <w:right w:type="dxa" w:w="120"/>
+            </w:tcMar>
+          </w:tcPr>
+          <w:p>
+            <w:r>
+              <w:rPr>
+                <w:b/>
+                <w:bCs/>
+                <w:color w:val="FFFFFF"/>
+              </w:rPr>
+              <w:t xml:space="preserve">Stat</w:t>
+            </w:r>
+          </w:p>
+        </w:tc>
+        <w:tc>
+          <w:tcPr>
+            <w:tcW w:type="dxa" w:w="4760"/>
+            <w:tcBorders>
+              <w:top w:val="single" w:color="CCCCCC" w:sz="1"/>
+              <w:left w:val="single" w:color="CCCCCC" w:sz="1"/>
+              <w:bottom w:val="single" w:color="CCCCCC" w:sz="1"/>
+              <w:right w:val="single" w:color="CCCCCC" w:sz="1"/>
+            </w:tcBorders>
+            <w:shd w:fill="2E4057" w:val="clear"/>
+            <w:tcMar>
+              <w:top w:type="dxa" w:w="80"/>
+              <w:left w:type="dxa" w:w="120"/>
+              <w:bottom w:type="dxa" w:w="80"/>
+              <w:right w:type="dxa" w:w="120"/>
+            </w:tcMar>
+          </w:tcPr>
+          <w:p>
+            <w:r>
+              <w:rPr>
+                <w:b/>
+                <w:bCs/>
+                <w:color w:val="FFFFFF"/>
+              </w:rPr>
+              <w:t xml:space="preserve">Description</w:t>
+            </w:r>
+          </w:p>
+        </w:tc>
+        <w:tc>
+          <w:tcPr>
+            <w:tcW w:type="dxa" w:w="2400"/>
+            <w:tcBorders>
+              <w:top w:val="single" w:color="CCCCCC" w:sz="1"/>
+              <w:left w:val="single" w:color="CCCCCC" w:sz="1"/>
+              <w:bottom w:val="single" w:color="CCCCCC" w:sz="1"/>
+              <w:right w:val="single" w:color="CCCCCC" w:sz="1"/>
+            </w:tcBorders>
+            <w:shd w:fill="2E4057" w:val="clear"/>
+            <w:tcMar>
+              <w:top w:type="dxa" w:w="80"/>
+              <w:left w:type="dxa" w:w="120"/>
+              <w:bottom w:type="dxa" w:w="80"/>
+              <w:right w:type="dxa" w:w="120"/>
+            </w:tcMar>
+          </w:tcPr>
+          <w:p>
+            <w:r>
+              <w:rPr>
+                <w:b/>
+                <w:bCs/>
+                <w:color w:val="FFFFFF"/>
+              </w:rPr>
+              <w:t xml:space="preserve">Notes / Default</w:t>
+            </w:r>
+          </w:p>
+        </w:tc>
+      </w:tr>
+      <w:tr>
+        <w:tc>
+          <w:tcPr>
+            <w:tcW w:type="dxa" w:w="2200"/>
+            <w:tcBorders>
+              <w:top w:val="single" w:color="CCCCCC" w:sz="1"/>
+              <w:left w:val="single" w:color="CCCCCC" w:sz="1"/>
+              <w:bottom w:val="single" w:color="CCCCCC" w:sz="1"/>
+              <w:right w:val="single" w:color="CCCCCC" w:sz="1"/>
+            </w:tcBorders>
+            <w:shd w:fill="F7F9FC" w:val="clear"/>
+            <w:tcMar>
+              <w:top w:type="dxa" w:w="80"/>
+              <w:left w:type="dxa" w:w="120"/>
+              <w:bottom w:type="dxa" w:w="80"/>
+              <w:right w:type="dxa" w:w="120"/>
+            </w:tcMar>
+          </w:tcPr>
+          <w:p>
+            <w:r>
+              <w:t xml:space="preserve">Final Hit Chance</w:t>
+            </w:r>
+          </w:p>
+        </w:tc>
+        <w:tc>
+          <w:tcPr>
+            <w:tcW w:type="dxa" w:w="4760"/>
+            <w:tcBorders>
+              <w:top w:val="single" w:color="CCCCCC" w:sz="1"/>
+              <w:left w:val="single" w:color="CCCCCC" w:sz="1"/>
+              <w:bottom w:val="single" w:color="CCCCCC" w:sz="1"/>
+              <w:right w:val="single" w:color="CCCCCC" w:sz="1"/>
+            </w:tcBorders>
+            <w:shd w:fill="F7F9FC" w:val="clear"/>
+            <w:tcMar>
+              <w:top w:type="dxa" w:w="80"/>
+              <w:left w:type="dxa" w:w="120"/>
+              <w:bottom w:type="dxa" w:w="80"/>
+              <w:right w:type="dxa" w:w="120"/>
+            </w:tcMar>
+          </w:tcPr>
+          <w:p>
+            <w:r>
+              <w:t xml:space="preserve">Attacker Accuracy + Skill Base Accuracy + Formula Bonus − Defender Evade</w:t>
+            </w:r>
+          </w:p>
+        </w:tc>
+        <w:tc>
+          <w:tcPr>
+            <w:tcW w:type="dxa" w:w="2400"/>
+            <w:tcBorders>
+              <w:top w:val="single" w:color="CCCCCC" w:sz="1"/>
+              <w:left w:val="single" w:color="CCCCCC" w:sz="1"/>
+              <w:bottom w:val="single" w:color="CCCCCC" w:sz="1"/>
+              <w:right w:val="single" w:color="CCCCCC" w:sz="1"/>
+            </w:tcBorders>
+            <w:shd w:fill="F7F9FC" w:val="clear"/>
+            <w:tcMar>
+              <w:top w:type="dxa" w:w="80"/>
+              <w:left w:type="dxa" w:w="120"/>
+              <w:bottom w:type="dxa" w:w="80"/>
+              <w:right w:type="dxa" w:w="120"/>
+            </w:tcMar>
+          </w:tcPr>
+          <w:p>
+            <w:r>
+              <w:t xml:space="preserve">Clamped 0–100</w:t>
+            </w:r>
+          </w:p>
+        </w:tc>
+      </w:tr>
+      <w:tr>
+        <w:tc>
+          <w:tcPr>
+            <w:tcW w:type="dxa" w:w="2200"/>
+            <w:tcBorders>
+              <w:top w:val="single" w:color="CCCCCC" w:sz="1"/>
+              <w:left w:val="single" w:color="CCCCCC" w:sz="1"/>
+              <w:bottom w:val="single" w:color="CCCCCC" w:sz="1"/>
+              <w:right w:val="single" w:color="CCCCCC" w:sz="1"/>
+            </w:tcBorders>
+            <w:shd w:fill="FFFFFF" w:val="clear"/>
+            <w:tcMar>
+              <w:top w:type="dxa" w:w="80"/>
+              <w:left w:type="dxa" w:w="120"/>
+              <w:bottom w:type="dxa" w:w="80"/>
+              <w:right w:type="dxa" w:w="120"/>
+            </w:tcMar>
+          </w:tcPr>
+          <w:p>
+            <w:r>
+              <w:t xml:space="preserve">Final Crit Chance</w:t>
+            </w:r>
+          </w:p>
+        </w:tc>
+        <w:tc>
+          <w:tcPr>
+            <w:tcW w:type="dxa" w:w="4760"/>
+            <w:tcBorders>
+              <w:top w:val="single" w:color="CCCCCC" w:sz="1"/>
+              <w:left w:val="single" w:color="CCCCCC" w:sz="1"/>
+              <w:bottom w:val="single" w:color="CCCCCC" w:sz="1"/>
+              <w:right w:val="single" w:color="CCCCCC" w:sz="1"/>
+            </w:tcBorders>
+            <w:shd w:fill="FFFFFF" w:val="clear"/>
+            <w:tcMar>
+              <w:top w:type="dxa" w:w="80"/>
+              <w:left w:type="dxa" w:w="120"/>
+              <w:bottom w:type="dxa" w:w="80"/>
+              <w:right w:type="dxa" w:w="120"/>
+            </w:tcMar>
+          </w:tcPr>
+          <w:p>
+            <w:r>
+              <w:t xml:space="preserve">Attacker Critical Chance + Skill Crit Modifier</w:t>
+            </w:r>
+          </w:p>
+        </w:tc>
+        <w:tc>
+          <w:tcPr>
+            <w:tcW w:type="dxa" w:w="2400"/>
+            <w:tcBorders>
+              <w:top w:val="single" w:color="CCCCCC" w:sz="1"/>
+              <w:left w:val="single" w:color="CCCCCC" w:sz="1"/>
+              <w:bottom w:val="single" w:color="CCCCCC" w:sz="1"/>
+              <w:right w:val="single" w:color="CCCCCC" w:sz="1"/>
+            </w:tcBorders>
+            <w:shd w:fill="FFFFFF" w:val="clear"/>
+            <w:tcMar>
+              <w:top w:type="dxa" w:w="80"/>
+              <w:left w:type="dxa" w:w="120"/>
+              <w:bottom w:type="dxa" w:w="80"/>
+              <w:right w:type="dxa" w:w="120"/>
+            </w:tcMar>
+          </w:tcPr>
+          <w:p>
+            <w:r>
+              <w:t xml:space="preserve">Clamped 0–100</w:t>
+            </w:r>
+          </w:p>
+        </w:tc>
+      </w:tr>
+      <w:tr>
+        <w:tc>
+          <w:tcPr>
+            <w:tcW w:type="dxa" w:w="2200"/>
+            <w:tcBorders>
+              <w:top w:val="single" w:color="CCCCCC" w:sz="1"/>
+              <w:left w:val="single" w:color="CCCCCC" w:sz="1"/>
+              <w:bottom w:val="single" w:color="CCCCCC" w:sz="1"/>
+              <w:right w:val="single" w:color="CCCCCC" w:sz="1"/>
+            </w:tcBorders>
+            <w:shd w:fill="F7F9FC" w:val="clear"/>
+            <w:tcMar>
+              <w:top w:type="dxa" w:w="80"/>
+              <w:left w:type="dxa" w:w="120"/>
+              <w:bottom w:type="dxa" w:w="80"/>
+              <w:right w:type="dxa" w:w="120"/>
+            </w:tcMar>
+          </w:tcPr>
+          <w:p>
+            <w:r>
+              <w:t xml:space="preserve">Base Damage (Standard)</w:t>
+            </w:r>
+          </w:p>
+        </w:tc>
+        <w:tc>
+          <w:tcPr>
+            <w:tcW w:type="dxa" w:w="4760"/>
+            <w:tcBorders>
+              <w:top w:val="single" w:color="CCCCCC" w:sz="1"/>
+              <w:left w:val="single" w:color="CCCCCC" w:sz="1"/>
+              <w:bottom w:val="single" w:color="CCCCCC" w:sz="1"/>
+              <w:right w:val="single" w:color="CCCCCC" w:sz="1"/>
+            </w:tcBorders>
+            <w:shd w:fill="F7F9FC" w:val="clear"/>
+            <w:tcMar>
+              <w:top w:type="dxa" w:w="80"/>
+              <w:left w:type="dxa" w:w="120"/>
+              <w:bottom w:type="dxa" w:w="80"/>
+              <w:right w:type="dxa" w:w="120"/>
+            </w:tcMar>
+          </w:tcPr>
+          <w:p>
+            <w:r>
+              <w:t xml:space="preserve">Random value in weapon damage range + Prowess Attribute</w:t>
+            </w:r>
+          </w:p>
+        </w:tc>
+        <w:tc>
+          <w:tcPr>
+            <w:tcW w:type="dxa" w:w="2400"/>
+            <w:tcBorders>
+              <w:top w:val="single" w:color="CCCCCC" w:sz="1"/>
+              <w:left w:val="single" w:color="CCCCCC" w:sz="1"/>
+              <w:bottom w:val="single" w:color="CCCCCC" w:sz="1"/>
+              <w:right w:val="single" w:color="CCCCCC" w:sz="1"/>
+            </w:tcBorders>
+            <w:shd w:fill="F7F9FC" w:val="clear"/>
+            <w:tcMar>
+              <w:top w:type="dxa" w:w="80"/>
+              <w:left w:type="dxa" w:w="120"/>
+              <w:bottom w:type="dxa" w:w="80"/>
+              <w:right w:type="dxa" w:w="120"/>
+            </w:tcMar>
+          </w:tcPr>
+          <w:p>
+            <w:r>
+              <w:t xml:space="preserve">Prowess = Martial for physical, Channel for spells</w:t>
+            </w:r>
+          </w:p>
+        </w:tc>
+      </w:tr>
+      <w:tr>
+        <w:tc>
+          <w:tcPr>
+            <w:tcW w:type="dxa" w:w="2200"/>
+            <w:tcBorders>
+              <w:top w:val="single" w:color="CCCCCC" w:sz="1"/>
+              <w:left w:val="single" w:color="CCCCCC" w:sz="1"/>
+              <w:bottom w:val="single" w:color="CCCCCC" w:sz="1"/>
+              <w:right w:val="single" w:color="CCCCCC" w:sz="1"/>
+            </w:tcBorders>
+            <w:shd w:fill="FFFFFF" w:val="clear"/>
+            <w:tcMar>
+              <w:top w:type="dxa" w:w="80"/>
+              <w:left w:type="dxa" w:w="120"/>
+              <w:bottom w:type="dxa" w:w="80"/>
+              <w:right w:type="dxa" w:w="120"/>
+            </w:tcMar>
+          </w:tcPr>
+          <w:p>
+            <w:r>
+              <w:t xml:space="preserve">Base Damage (Warmage)</w:t>
+            </w:r>
+          </w:p>
+        </w:tc>
+        <w:tc>
+          <w:tcPr>
+            <w:tcW w:type="dxa" w:w="4760"/>
+            <w:tcBorders>
+              <w:top w:val="single" w:color="CCCCCC" w:sz="1"/>
+              <w:left w:val="single" w:color="CCCCCC" w:sz="1"/>
+              <w:bottom w:val="single" w:color="CCCCCC" w:sz="1"/>
+              <w:right w:val="single" w:color="CCCCCC" w:sz="1"/>
+            </w:tcBorders>
+            <w:shd w:fill="FFFFFF" w:val="clear"/>
+            <w:tcMar>
+              <w:top w:type="dxa" w:w="80"/>
+              <w:left w:type="dxa" w:w="120"/>
+              <w:bottom w:type="dxa" w:w="80"/>
+              <w:right w:type="dxa" w:w="120"/>
+            </w:tcMar>
+          </w:tcPr>
+          <w:p>
+            <w:r>
+              <w:t xml:space="preserve">Random value in weapon damage range + (Martial + Channel) / 2</w:t>
+            </w:r>
+          </w:p>
+        </w:tc>
+        <w:tc>
+          <w:tcPr>
+            <w:tcW w:type="dxa" w:w="2400"/>
+            <w:tcBorders>
+              <w:top w:val="single" w:color="CCCCCC" w:sz="1"/>
+              <w:left w:val="single" w:color="CCCCCC" w:sz="1"/>
+              <w:bottom w:val="single" w:color="CCCCCC" w:sz="1"/>
+              <w:right w:val="single" w:color="CCCCCC" w:sz="1"/>
+            </w:tcBorders>
+            <w:shd w:fill="FFFFFF" w:val="clear"/>
+            <w:tcMar>
+              <w:top w:type="dxa" w:w="80"/>
+              <w:left w:type="dxa" w:w="120"/>
+              <w:bottom w:type="dxa" w:w="80"/>
+              <w:right w:type="dxa" w:w="120"/>
+            </w:tcMar>
+          </w:tcPr>
+          <w:p>
+            <w:r>
+              <w:t xml:space="preserve">Inscribed weapon strikes only</w:t>
+            </w:r>
+          </w:p>
+        </w:tc>
+      </w:tr>
+      <w:tr>
+        <w:tc>
+          <w:tcPr>
+            <w:tcW w:type="dxa" w:w="2200"/>
+            <w:tcBorders>
+              <w:top w:val="single" w:color="CCCCCC" w:sz="1"/>
+              <w:left w:val="single" w:color="CCCCCC" w:sz="1"/>
+              <w:bottom w:val="single" w:color="CCCCCC" w:sz="1"/>
+              <w:right w:val="single" w:color="CCCCCC" w:sz="1"/>
+            </w:tcBorders>
+            <w:shd w:fill="F7F9FC" w:val="clear"/>
+            <w:tcMar>
+              <w:top w:type="dxa" w:w="80"/>
+              <w:left w:type="dxa" w:w="120"/>
+              <w:bottom w:type="dxa" w:w="80"/>
+              <w:right w:type="dxa" w:w="120"/>
+            </w:tcMar>
+          </w:tcPr>
+          <w:p>
+            <w:r>
+              <w:t xml:space="preserve">Skill Power Scaling</w:t>
+            </w:r>
+          </w:p>
+        </w:tc>
+        <w:tc>
+          <w:tcPr>
+            <w:tcW w:type="dxa" w:w="4760"/>
+            <w:tcBorders>
+              <w:top w:val="single" w:color="CCCCCC" w:sz="1"/>
+              <w:left w:val="single" w:color="CCCCCC" w:sz="1"/>
+              <w:bottom w:val="single" w:color="CCCCCC" w:sz="1"/>
+              <w:right w:val="single" w:color="CCCCCC" w:sz="1"/>
+            </w:tcBorders>
+            <w:shd w:fill="F7F9FC" w:val="clear"/>
+            <w:tcMar>
+              <w:top w:type="dxa" w:w="80"/>
+              <w:left w:type="dxa" w:w="120"/>
+              <w:bottom w:type="dxa" w:w="80"/>
+              <w:right w:type="dxa" w:w="120"/>
+            </w:tcMar>
+          </w:tcPr>
+          <w:p>
+            <w:r>
+              <w:t xml:space="preserve">Base Damage × (Skill Base Power ÷ 100)</w:t>
+            </w:r>
+          </w:p>
+        </w:tc>
+        <w:tc>
+          <w:tcPr>
+            <w:tcW w:type="dxa" w:w="2400"/>
+            <w:tcBorders>
+              <w:top w:val="single" w:color="CCCCCC" w:sz="1"/>
+              <w:left w:val="single" w:color="CCCCCC" w:sz="1"/>
+              <w:bottom w:val="single" w:color="CCCCCC" w:sz="1"/>
+              <w:right w:val="single" w:color="CCCCCC" w:sz="1"/>
+            </w:tcBorders>
+            <w:shd w:fill="F7F9FC" w:val="clear"/>
+            <w:tcMar>
+              <w:top w:type="dxa" w:w="80"/>
+              <w:left w:type="dxa" w:w="120"/>
+              <w:bottom w:type="dxa" w:w="80"/>
+              <w:right w:type="dxa" w:w="120"/>
+            </w:tcMar>
+          </w:tcPr>
+          <w:p>
+            <w:r>
+              <w:t xml:space="preserve">100 = no change</w:t>
+            </w:r>
+          </w:p>
+        </w:tc>
+      </w:tr>
+      <w:tr>
+        <w:tc>
+          <w:tcPr>
+            <w:tcW w:type="dxa" w:w="2200"/>
+            <w:tcBorders>
+              <w:top w:val="single" w:color="CCCCCC" w:sz="1"/>
+              <w:left w:val="single" w:color="CCCCCC" w:sz="1"/>
+              <w:bottom w:val="single" w:color="CCCCCC" w:sz="1"/>
+              <w:right w:val="single" w:color="CCCCCC" w:sz="1"/>
+            </w:tcBorders>
+            <w:shd w:fill="FFFFFF" w:val="clear"/>
+            <w:tcMar>
+              <w:top w:type="dxa" w:w="80"/>
+              <w:left w:type="dxa" w:w="120"/>
+              <w:bottom w:type="dxa" w:w="80"/>
+              <w:right w:type="dxa" w:w="120"/>
+            </w:tcMar>
+          </w:tcPr>
+          <w:p>
+            <w:r>
+              <w:t xml:space="preserve">Critical Damage</w:t>
+            </w:r>
+          </w:p>
+        </w:tc>
+        <w:tc>
+          <w:tcPr>
+            <w:tcW w:type="dxa" w:w="4760"/>
+            <w:tcBorders>
+              <w:top w:val="single" w:color="CCCCCC" w:sz="1"/>
+              <w:left w:val="single" w:color="CCCCCC" w:sz="1"/>
+              <w:bottom w:val="single" w:color="CCCCCC" w:sz="1"/>
+              <w:right w:val="single" w:color="CCCCCC" w:sz="1"/>
+            </w:tcBorders>
+            <w:shd w:fill="FFFFFF" w:val="clear"/>
+            <w:tcMar>
+              <w:top w:type="dxa" w:w="80"/>
+              <w:left w:type="dxa" w:w="120"/>
+              <w:bottom w:type="dxa" w:w="80"/>
+              <w:right w:type="dxa" w:w="120"/>
+            </w:tcMar>
+          </w:tcPr>
+          <w:p>
+            <w:r>
+              <w:t xml:space="preserve">Weapon Max Damage × Crit Multiplier</w:t>
+            </w:r>
+          </w:p>
+        </w:tc>
+        <w:tc>
+          <w:tcPr>
+            <w:tcW w:type="dxa" w:w="2400"/>
+            <w:tcBorders>
+              <w:top w:val="single" w:color="CCCCCC" w:sz="1"/>
+              <w:left w:val="single" w:color="CCCCCC" w:sz="1"/>
+              <w:bottom w:val="single" w:color="CCCCCC" w:sz="1"/>
+              <w:right w:val="single" w:color="CCCCCC" w:sz="1"/>
+            </w:tcBorders>
+            <w:shd w:fill="FFFFFF" w:val="clear"/>
+            <w:tcMar>
+              <w:top w:type="dxa" w:w="80"/>
+              <w:left w:type="dxa" w:w="120"/>
+              <w:bottom w:type="dxa" w:w="80"/>
+              <w:right w:type="dxa" w:w="120"/>
+            </w:tcMar>
+          </w:tcPr>
+          <w:p>
+            <w:r>
+              <w:t xml:space="preserve">Replaces random roll on crit</w:t>
+            </w:r>
+          </w:p>
+        </w:tc>
+      </w:tr>
+      <w:tr>
+        <w:tc>
+          <w:tcPr>
+            <w:tcW w:type="dxa" w:w="2200"/>
+            <w:tcBorders>
+              <w:top w:val="single" w:color="CCCCCC" w:sz="1"/>
+              <w:left w:val="single" w:color="CCCCCC" w:sz="1"/>
+              <w:bottom w:val="single" w:color="CCCCCC" w:sz="1"/>
+              <w:right w:val="single" w:color="CCCCCC" w:sz="1"/>
+            </w:tcBorders>
+            <w:shd w:fill="F7F9FC" w:val="clear"/>
+            <w:tcMar>
+              <w:top w:type="dxa" w:w="80"/>
+              <w:left w:type="dxa" w:w="120"/>
+              <w:bottom w:type="dxa" w:w="80"/>
+              <w:right w:type="dxa" w:w="120"/>
+            </w:tcMar>
+          </w:tcPr>
+          <w:p>
+            <w:r>
+              <w:t xml:space="preserve">After Defense</w:t>
+            </w:r>
+          </w:p>
+        </w:tc>
+        <w:tc>
+          <w:tcPr>
+            <w:tcW w:type="dxa" w:w="4760"/>
+            <w:tcBorders>
+              <w:top w:val="single" w:color="CCCCCC" w:sz="1"/>
+              <w:left w:val="single" w:color="CCCCCC" w:sz="1"/>
+              <w:bottom w:val="single" w:color="CCCCCC" w:sz="1"/>
+              <w:right w:val="single" w:color="CCCCCC" w:sz="1"/>
+            </w:tcBorders>
+            <w:shd w:fill="F7F9FC" w:val="clear"/>
+            <w:tcMar>
+              <w:top w:type="dxa" w:w="80"/>
+              <w:left w:type="dxa" w:w="120"/>
+              <w:bottom w:type="dxa" w:w="80"/>
+              <w:right w:type="dxa" w:w="120"/>
+            </w:tcMar>
+          </w:tcPr>
+          <w:p>
+            <w:r>
+              <w:t xml:space="preserve">Scaled Damage − Defender Defense Attribute  (minimum 0)</w:t>
+            </w:r>
+          </w:p>
+        </w:tc>
+        <w:tc>
+          <w:tcPr>
+            <w:tcW w:type="dxa" w:w="2400"/>
+            <w:tcBorders>
+              <w:top w:val="single" w:color="CCCCCC" w:sz="1"/>
+              <w:left w:val="single" w:color="CCCCCC" w:sz="1"/>
+              <w:bottom w:val="single" w:color="CCCCCC" w:sz="1"/>
+              <w:right w:val="single" w:color="CCCCCC" w:sz="1"/>
+            </w:tcBorders>
+            <w:shd w:fill="F7F9FC" w:val="clear"/>
+            <w:tcMar>
+              <w:top w:type="dxa" w:w="80"/>
+              <w:left w:type="dxa" w:w="120"/>
+              <w:bottom w:type="dxa" w:w="80"/>
+              <w:right w:type="dxa" w:w="120"/>
+            </w:tcMar>
+          </w:tcPr>
+          <w:p>
+            <w:r>
+              <w:t xml:space="preserve">Defense = Parry (physical/kinetic) or Resist (energetic)</w:t>
+            </w:r>
+          </w:p>
+        </w:tc>
+      </w:tr>
+      <w:tr>
+        <w:tc>
+          <w:tcPr>
+            <w:tcW w:type="dxa" w:w="2200"/>
+            <w:tcBorders>
+              <w:top w:val="single" w:color="CCCCCC" w:sz="1"/>
+              <w:left w:val="single" w:color="CCCCCC" w:sz="1"/>
+              <w:bottom w:val="single" w:color="CCCCCC" w:sz="1"/>
+              <w:right w:val="single" w:color="CCCCCC" w:sz="1"/>
+            </w:tcBorders>
+            <w:shd w:fill="FFFFFF" w:val="clear"/>
+            <w:tcMar>
+              <w:top w:type="dxa" w:w="80"/>
+              <w:left w:type="dxa" w:w="120"/>
+              <w:bottom w:type="dxa" w:w="80"/>
+              <w:right w:type="dxa" w:w="120"/>
+            </w:tcMar>
+          </w:tcPr>
+          <w:p>
+            <w:r>
               <w:t xml:space="preserve">Status Multiplier</w:t>
             </w:r>
           </w:p>
@@ -11271,7 +12844,7 @@
               <w:bottom w:val="single" w:color="CCCCCC" w:sz="1"/>
               <w:right w:val="single" w:color="CCCCCC" w:sz="1"/>
             </w:tcBorders>
-            <w:shd w:fill="F7F9FC" w:val="clear"/>
+            <w:shd w:fill="FFFFFF" w:val="clear"/>
             <w:tcMar>
               <w:top w:type="dxa" w:w="80"/>
               <w:left w:type="dxa" w:w="120"/>
@@ -11294,7 +12867,7 @@
               <w:bottom w:val="single" w:color="CCCCCC" w:sz="1"/>
               <w:right w:val="single" w:color="CCCCCC" w:sz="1"/>
             </w:tcBorders>
-            <w:shd w:fill="F7F9FC" w:val="clear"/>
+            <w:shd w:fill="FFFFFF" w:val="clear"/>
             <w:tcMar>
               <w:top w:type="dxa" w:w="80"/>
               <w:left w:type="dxa" w:w="120"/>
@@ -11305,6 +12878,77 @@
           <w:p>
             <w:r>
               <w:t xml:space="preserve">Default multiplier: 100</w:t>
+            </w:r>
+          </w:p>
+        </w:tc>
+      </w:tr>
+      <w:tr>
+        <w:tc>
+          <w:tcPr>
+            <w:tcW w:type="dxa" w:w="2200"/>
+            <w:tcBorders>
+              <w:top w:val="single" w:color="CCCCCC" w:sz="1"/>
+              <w:left w:val="single" w:color="CCCCCC" w:sz="1"/>
+              <w:bottom w:val="single" w:color="CCCCCC" w:sz="1"/>
+              <w:right w:val="single" w:color="CCCCCC" w:sz="1"/>
+            </w:tcBorders>
+            <w:shd w:fill="F7F9FC" w:val="clear"/>
+            <w:tcMar>
+              <w:top w:type="dxa" w:w="80"/>
+              <w:left w:type="dxa" w:w="120"/>
+              <w:bottom w:type="dxa" w:w="80"/>
+              <w:right w:type="dxa" w:w="120"/>
+            </w:tcMar>
+          </w:tcPr>
+          <w:p>
+            <w:r>
+              <w:t xml:space="preserve">Effect Infliction Chance</w:t>
+            </w:r>
+          </w:p>
+        </w:tc>
+        <w:tc>
+          <w:tcPr>
+            <w:tcW w:type="dxa" w:w="4760"/>
+            <w:tcBorders>
+              <w:top w:val="single" w:color="CCCCCC" w:sz="1"/>
+              <w:left w:val="single" w:color="CCCCCC" w:sz="1"/>
+              <w:bottom w:val="single" w:color="CCCCCC" w:sz="1"/>
+              <w:right w:val="single" w:color="CCCCCC" w:sz="1"/>
+            </w:tcBorders>
+            <w:shd w:fill="F7F9FC" w:val="clear"/>
+            <w:tcMar>
+              <w:top w:type="dxa" w:w="80"/>
+              <w:left w:type="dxa" w:w="120"/>
+              <w:bottom w:type="dxa" w:w="80"/>
+              <w:right w:type="dxa" w:w="120"/>
+            </w:tcMar>
+          </w:tcPr>
+          <w:p>
+            <w:r>
+              <w:t xml:space="preserve">Skill Base Infliction Chance − Defender Resistance (relevant category)</w:t>
+            </w:r>
+          </w:p>
+        </w:tc>
+        <w:tc>
+          <w:tcPr>
+            <w:tcW w:type="dxa" w:w="2400"/>
+            <w:tcBorders>
+              <w:top w:val="single" w:color="CCCCCC" w:sz="1"/>
+              <w:left w:val="single" w:color="CCCCCC" w:sz="1"/>
+              <w:bottom w:val="single" w:color="CCCCCC" w:sz="1"/>
+              <w:right w:val="single" w:color="CCCCCC" w:sz="1"/>
+            </w:tcBorders>
+            <w:shd w:fill="F7F9FC" w:val="clear"/>
+            <w:tcMar>
+              <w:top w:type="dxa" w:w="80"/>
+              <w:left w:type="dxa" w:w="120"/>
+              <w:bottom w:type="dxa" w:w="80"/>
+              <w:right w:type="dxa" w:w="120"/>
+            </w:tcMar>
+          </w:tcPr>
+          <w:p>
+            <w:r>
+              <w:t xml:space="preserve">Clamped 0–100; roll ≤ result to land</w:t>
             </w:r>
           </w:p>
         </w:tc>
